--- a/Vizsgaremek_2027.docx
+++ b/Vizsgaremek_2027.docx
@@ -1,35 +1,25 @@
 
 <file path=word/document.xml><?xml version="1.0" encoding="utf-8"?>
-<w:document xmlns:wpc="http://schemas.microsoft.com/office/word/2010/wordprocessingCanvas" xmlns:mc="http://schemas.openxmlformats.org/markup-compatibility/2006" xmlns:o="urn:schemas-microsoft-com:office:office" xmlns:r="http://schemas.openxmlformats.org/officeDocument/2006/relationships" xmlns:m="http://schemas.openxmlformats.org/officeDocument/2006/math" xmlns:v="urn:schemas-microsoft-com:vml" xmlns:wp14="http://schemas.microsoft.com/office/word/2010/wordprocessingDrawing" xmlns:wp="http://schemas.openxmlformats.org/drawingml/2006/wordprocessingDrawing" xmlns:w10="urn:schemas-microsoft-com:office:word" xmlns:w="http://schemas.openxmlformats.org/wordprocessingml/2006/main" xmlns:w14="http://schemas.microsoft.com/office/word/2010/wordml" xmlns:w15="http://schemas.microsoft.com/office/word/2012/wordml" xmlns:wpg="http://schemas.microsoft.com/office/word/2010/wordprocessingGroup" xmlns:wpi="http://schemas.microsoft.com/office/word/2010/wordprocessingInk" xmlns:wne="http://schemas.microsoft.com/office/word/2006/wordml" xmlns:wps="http://schemas.microsoft.com/office/word/2010/wordprocessingShape" xmlns:w16se="http://schemas.microsoft.com/office/word/2015/wordml/symex" xmlns:w16cid="http://schemas.microsoft.com/office/word/2016/wordml/cid" xmlns:w16="http://schemas.microsoft.com/office/word/2018/wordml" xmlns:w16cex="http://schemas.microsoft.com/office/word/2018/wordml/cex" xmlns:w16sdtdh="http://schemas.microsoft.com/office/word/2020/wordml/sdtdatahash" xmlns:w16sdtfl="http://schemas.microsoft.com/office/word/2024/wordml/sdtformatlock" mc:Ignorable="w14 w15 wp14 w16se w16cid w16 w16cex w16sdtdh w16sdtfl">
+<w:document xmlns:wpc="http://schemas.microsoft.com/office/word/2010/wordprocessingCanvas" xmlns:cx="http://schemas.microsoft.com/office/drawing/2014/chartex" xmlns:cx1="http://schemas.microsoft.com/office/drawing/2015/9/8/chartex" xmlns:cx2="http://schemas.microsoft.com/office/drawing/2015/10/21/chartex" xmlns:cx3="http://schemas.microsoft.com/office/drawing/2016/5/9/chartex" xmlns:cx4="http://schemas.microsoft.com/office/drawing/2016/5/10/chartex" xmlns:cx5="http://schemas.microsoft.com/office/drawing/2016/5/11/chartex" xmlns:cx6="http://schemas.microsoft.com/office/drawing/2016/5/12/chartex" xmlns:cx7="http://schemas.microsoft.com/office/drawing/2016/5/13/chartex" xmlns:cx8="http://schemas.microsoft.com/office/drawing/2016/5/14/chartex" xmlns:mc="http://schemas.openxmlformats.org/markup-compatibility/2006" xmlns:aink="http://schemas.microsoft.com/office/drawing/2016/ink" xmlns:am3d="http://schemas.microsoft.com/office/drawing/2017/model3d" xmlns:o="urn:schemas-microsoft-com:office:office" xmlns:oel="http://schemas.microsoft.com/office/2019/extlst" xmlns:r="http://schemas.openxmlformats.org/officeDocument/2006/relationships" xmlns:m="http://schemas.openxmlformats.org/officeDocument/2006/math" xmlns:v="urn:schemas-microsoft-com:vml" xmlns:wp14="http://schemas.microsoft.com/office/word/2010/wordprocessingDrawing" xmlns:wp="http://schemas.openxmlformats.org/drawingml/2006/wordprocessingDrawing" xmlns:w10="urn:schemas-microsoft-com:office:word" xmlns:w="http://schemas.openxmlformats.org/wordprocessingml/2006/main" xmlns:w14="http://schemas.microsoft.com/office/word/2010/wordml" xmlns:w15="http://schemas.microsoft.com/office/word/2012/wordml" xmlns:w16cex="http://schemas.microsoft.com/office/word/2018/wordml/cex" xmlns:w16cid="http://schemas.microsoft.com/office/word/2016/wordml/cid" xmlns:w16="http://schemas.microsoft.com/office/word/2018/wordml" xmlns:w16du="http://schemas.microsoft.com/office/word/2023/wordml/word16du" xmlns:w16sdtdh="http://schemas.microsoft.com/office/word/2020/wordml/sdtdatahash" xmlns:w16sdtfl="http://schemas.microsoft.com/office/word/2024/wordml/sdtformatlock" xmlns:w16se="http://schemas.microsoft.com/office/word/2015/wordml/symex" xmlns:wpg="http://schemas.microsoft.com/office/word/2010/wordprocessingGroup" xmlns:wpi="http://schemas.microsoft.com/office/word/2010/wordprocessingInk" xmlns:wne="http://schemas.microsoft.com/office/word/2006/wordml" xmlns:wps="http://schemas.microsoft.com/office/word/2010/wordprocessingShape" mc:Ignorable="w14 w15 w16se w16cid w16 w16cex w16sdtdh w16sdtfl w16du wp14">
   <w:body>
     <w:p>
       <w:pPr>
-        <w:pStyle w:val="Normal"/>
         <w:jc w:val="center"/>
       </w:pPr>
       <w:r>
         <w:rPr>
-          <w:rFonts w:ascii="Times New Roman" w:hAnsi="Times New Roman" w:eastAsia="Times New Roman" w:cs="Times New Roman"/>
-          <w:noProof w:val="0"/>
-          <w:sz w:val="24"/>
-          <w:szCs w:val="24"/>
-          <w:lang w:val="hu-HU"/>
+          <w:rFonts w:ascii="Times New Roman" w:eastAsia="Times New Roman" w:hAnsi="Times New Roman" w:cs="Times New Roman"/>
         </w:rPr>
         <w:t xml:space="preserve">Budapesti Gazdasági SZC </w:t>
       </w:r>
     </w:p>
     <w:p>
       <w:pPr>
-        <w:pStyle w:val="Normal"/>
         <w:jc w:val="center"/>
       </w:pPr>
       <w:r>
         <w:rPr>
-          <w:rFonts w:ascii="Times New Roman" w:hAnsi="Times New Roman" w:eastAsia="Times New Roman" w:cs="Times New Roman"/>
-          <w:noProof w:val="0"/>
-          <w:sz w:val="24"/>
-          <w:szCs w:val="24"/>
-          <w:lang w:val="hu-HU"/>
+          <w:rFonts w:ascii="Times New Roman" w:eastAsia="Times New Roman" w:hAnsi="Times New Roman" w:cs="Times New Roman"/>
         </w:rPr>
         <w:t>Logisztikai és Kereskedelmi Technikum és Szakképző Iskola</w:t>
       </w:r>
@@ -38,7 +28,7 @@
       </w:r>
       <w:r>
         <w:rPr>
-          <w:rFonts w:ascii="Times New Roman" w:hAnsi="Times New Roman" w:eastAsia="Times New Roman" w:cs="Times New Roman"/>
+          <w:rFonts w:ascii="Times New Roman" w:eastAsia="Times New Roman" w:hAnsi="Times New Roman" w:cs="Times New Roman"/>
         </w:rPr>
         <w:t>1087 Budapest, Szörény utca 2-4</w:t>
       </w:r>
@@ -88,48 +78,18 @@
         <w:t>A program címe</w:t>
       </w:r>
     </w:p>
+    <w:p/>
+    <w:p/>
+    <w:p/>
+    <w:p/>
+    <w:p/>
+    <w:p/>
+    <w:p/>
     <w:p>
       <w:pPr>
-        <w:pStyle w:val="Normal"/>
-      </w:pPr>
-    </w:p>
-    <w:p>
-      <w:pPr>
-        <w:pStyle w:val="Normal"/>
-      </w:pPr>
-    </w:p>
-    <w:p>
-      <w:pPr>
-        <w:pStyle w:val="Normal"/>
-      </w:pPr>
-    </w:p>
-    <w:p>
-      <w:pPr>
-        <w:pStyle w:val="Normal"/>
-      </w:pPr>
-    </w:p>
-    <w:p>
-      <w:pPr>
-        <w:pStyle w:val="Normal"/>
-      </w:pPr>
-    </w:p>
-    <w:p>
-      <w:pPr>
-        <w:pStyle w:val="Normal"/>
-      </w:pPr>
-    </w:p>
-    <w:p>
-      <w:pPr>
-        <w:pStyle w:val="Normal"/>
-      </w:pPr>
-    </w:p>
-    <w:p>
-      <w:pPr>
-        <w:pStyle w:val="Normal"/>
         <w:ind w:left="708"/>
       </w:pPr>
       <w:r>
-        <w:rPr/>
         <w:t>Készítették:</w:t>
       </w:r>
     </w:p>
@@ -138,12 +98,10 @@
         <w:pStyle w:val="ListParagraph"/>
         <w:numPr>
           <w:ilvl w:val="0"/>
-          <w:numId w:val="6"/>
+          <w:numId w:val="3"/>
         </w:numPr>
-        <w:rPr/>
       </w:pPr>
       <w:r>
-        <w:rPr/>
         <w:t>Kánya Gábor</w:t>
       </w:r>
     </w:p>
@@ -152,17 +110,11 @@
         <w:pStyle w:val="ListParagraph"/>
         <w:numPr>
           <w:ilvl w:val="0"/>
-          <w:numId w:val="6"/>
+          <w:numId w:val="3"/>
         </w:numPr>
-        <w:rPr/>
       </w:pPr>
       <w:r>
-        <w:rPr/>
-        <w:t>Lukics</w:t>
-      </w:r>
-      <w:r>
-        <w:rPr/>
-        <w:t xml:space="preserve"> Máté</w:t>
+        <w:t>Lukics Máté</w:t>
       </w:r>
     </w:p>
     <w:p>
@@ -170,37 +122,68 @@
         <w:pStyle w:val="ListParagraph"/>
         <w:numPr>
           <w:ilvl w:val="0"/>
-          <w:numId w:val="6"/>
+          <w:numId w:val="3"/>
         </w:numPr>
-        <w:rPr/>
       </w:pPr>
       <w:r>
-        <w:rPr/>
-        <w:t>Szaszki</w:t>
-      </w:r>
-      <w:r>
-        <w:rPr/>
-        <w:t xml:space="preserve"> Szilárd Zsombor</w:t>
+        <w:t>Szaszki Szilárd Zsombor</w:t>
       </w:r>
     </w:p>
     <w:sectPr>
-      <w:pgSz w:w="11906" w:h="16838" w:orient="portrait"/>
+      <w:headerReference w:type="even" r:id="rId7"/>
+      <w:headerReference w:type="default" r:id="rId8"/>
+      <w:footerReference w:type="even" r:id="rId9"/>
+      <w:footerReference w:type="default" r:id="rId10"/>
+      <w:headerReference w:type="first" r:id="rId11"/>
+      <w:footerReference w:type="first" r:id="rId12"/>
+      <w:pgSz w:w="11906" w:h="16838"/>
       <w:pgMar w:top="1440" w:right="1440" w:bottom="1440" w:left="1440" w:header="708" w:footer="708" w:gutter="0"/>
       <w:cols w:space="708"/>
       <w:docGrid w:linePitch="360"/>
-      <w:headerReference w:type="default" r:id="Rb4fb7766b3654001"/>
-      <w:footerReference w:type="default" r:id="Rd914bd5ed16c4abf"/>
     </w:sectPr>
   </w:body>
 </w:document>
 </file>
 
-<file path=word/footer.xml><?xml version="1.0" encoding="utf-8"?>
-<w:ftr xmlns:w14="http://schemas.microsoft.com/office/word/2010/wordml" xmlns:w="http://schemas.openxmlformats.org/wordprocessingml/2006/main">
+<file path=word/endnotes.xml><?xml version="1.0" encoding="utf-8"?>
+<w:endnotes xmlns:wpc="http://schemas.microsoft.com/office/word/2010/wordprocessingCanvas" xmlns:cx="http://schemas.microsoft.com/office/drawing/2014/chartex" xmlns:cx1="http://schemas.microsoft.com/office/drawing/2015/9/8/chartex" xmlns:cx2="http://schemas.microsoft.com/office/drawing/2015/10/21/chartex" xmlns:cx3="http://schemas.microsoft.com/office/drawing/2016/5/9/chartex" xmlns:cx4="http://schemas.microsoft.com/office/drawing/2016/5/10/chartex" xmlns:cx5="http://schemas.microsoft.com/office/drawing/2016/5/11/chartex" xmlns:cx6="http://schemas.microsoft.com/office/drawing/2016/5/12/chartex" xmlns:cx7="http://schemas.microsoft.com/office/drawing/2016/5/13/chartex" xmlns:cx8="http://schemas.microsoft.com/office/drawing/2016/5/14/chartex" xmlns:mc="http://schemas.openxmlformats.org/markup-compatibility/2006" xmlns:aink="http://schemas.microsoft.com/office/drawing/2016/ink" xmlns:am3d="http://schemas.microsoft.com/office/drawing/2017/model3d" xmlns:o="urn:schemas-microsoft-com:office:office" xmlns:oel="http://schemas.microsoft.com/office/2019/extlst" xmlns:r="http://schemas.openxmlformats.org/officeDocument/2006/relationships" xmlns:m="http://schemas.openxmlformats.org/officeDocument/2006/math" xmlns:v="urn:schemas-microsoft-com:vml" xmlns:wp14="http://schemas.microsoft.com/office/word/2010/wordprocessingDrawing" xmlns:wp="http://schemas.openxmlformats.org/drawingml/2006/wordprocessingDrawing" xmlns:w10="urn:schemas-microsoft-com:office:word" xmlns:w="http://schemas.openxmlformats.org/wordprocessingml/2006/main" xmlns:w14="http://schemas.microsoft.com/office/word/2010/wordml" xmlns:w15="http://schemas.microsoft.com/office/word/2012/wordml" xmlns:w16cex="http://schemas.microsoft.com/office/word/2018/wordml/cex" xmlns:w16cid="http://schemas.microsoft.com/office/word/2016/wordml/cid" xmlns:w16="http://schemas.microsoft.com/office/word/2018/wordml" xmlns:w16du="http://schemas.microsoft.com/office/word/2023/wordml/word16du" xmlns:w16sdtdh="http://schemas.microsoft.com/office/word/2020/wordml/sdtdatahash" xmlns:w16sdtfl="http://schemas.microsoft.com/office/word/2024/wordml/sdtformatlock" xmlns:w16se="http://schemas.microsoft.com/office/word/2015/wordml/symex" xmlns:wpg="http://schemas.microsoft.com/office/word/2010/wordprocessingGroup" xmlns:wpi="http://schemas.microsoft.com/office/word/2010/wordprocessingInk" xmlns:wne="http://schemas.microsoft.com/office/word/2006/wordml" xmlns:wps="http://schemas.microsoft.com/office/word/2010/wordprocessingShape" mc:Ignorable="w14 w15 w16se w16cid w16 w16cex w16sdtdh w16sdtfl w16du wp14">
+  <w:endnote w:type="separator" w:id="-1">
+    <w:p>
+      <w:pPr>
+        <w:spacing w:after="0" w:line="240" w:lineRule="auto"/>
+      </w:pPr>
+      <w:r>
+        <w:separator/>
+      </w:r>
+    </w:p>
+  </w:endnote>
+  <w:endnote w:type="continuationSeparator" w:id="0">
+    <w:p>
+      <w:pPr>
+        <w:spacing w:after="0" w:line="240" w:lineRule="auto"/>
+      </w:pPr>
+      <w:r>
+        <w:continuationSeparator/>
+      </w:r>
+    </w:p>
+  </w:endnote>
+</w:endnotes>
+</file>
+
+<file path=word/footer1.xml><?xml version="1.0" encoding="utf-8"?>
+<w:ftr xmlns:wpc="http://schemas.microsoft.com/office/word/2010/wordprocessingCanvas" xmlns:cx="http://schemas.microsoft.com/office/drawing/2014/chartex" xmlns:cx1="http://schemas.microsoft.com/office/drawing/2015/9/8/chartex" xmlns:cx2="http://schemas.microsoft.com/office/drawing/2015/10/21/chartex" xmlns:cx3="http://schemas.microsoft.com/office/drawing/2016/5/9/chartex" xmlns:cx4="http://schemas.microsoft.com/office/drawing/2016/5/10/chartex" xmlns:cx5="http://schemas.microsoft.com/office/drawing/2016/5/11/chartex" xmlns:cx6="http://schemas.microsoft.com/office/drawing/2016/5/12/chartex" xmlns:cx7="http://schemas.microsoft.com/office/drawing/2016/5/13/chartex" xmlns:cx8="http://schemas.microsoft.com/office/drawing/2016/5/14/chartex" xmlns:mc="http://schemas.openxmlformats.org/markup-compatibility/2006" xmlns:aink="http://schemas.microsoft.com/office/drawing/2016/ink" xmlns:am3d="http://schemas.microsoft.com/office/drawing/2017/model3d" xmlns:o="urn:schemas-microsoft-com:office:office" xmlns:oel="http://schemas.microsoft.com/office/2019/extlst" xmlns:r="http://schemas.openxmlformats.org/officeDocument/2006/relationships" xmlns:m="http://schemas.openxmlformats.org/officeDocument/2006/math" xmlns:v="urn:schemas-microsoft-com:vml" xmlns:wp14="http://schemas.microsoft.com/office/word/2010/wordprocessingDrawing" xmlns:wp="http://schemas.openxmlformats.org/drawingml/2006/wordprocessingDrawing" xmlns:w10="urn:schemas-microsoft-com:office:word" xmlns:w="http://schemas.openxmlformats.org/wordprocessingml/2006/main" xmlns:w14="http://schemas.microsoft.com/office/word/2010/wordml" xmlns:w15="http://schemas.microsoft.com/office/word/2012/wordml" xmlns:w16cex="http://schemas.microsoft.com/office/word/2018/wordml/cex" xmlns:w16cid="http://schemas.microsoft.com/office/word/2016/wordml/cid" xmlns:w16="http://schemas.microsoft.com/office/word/2018/wordml" xmlns:w16du="http://schemas.microsoft.com/office/word/2023/wordml/word16du" xmlns:w16sdtdh="http://schemas.microsoft.com/office/word/2020/wordml/sdtdatahash" xmlns:w16sdtfl="http://schemas.microsoft.com/office/word/2024/wordml/sdtformatlock" xmlns:w16se="http://schemas.microsoft.com/office/word/2015/wordml/symex" xmlns:wpg="http://schemas.microsoft.com/office/word/2010/wordprocessingGroup" xmlns:wpi="http://schemas.microsoft.com/office/word/2010/wordprocessingInk" xmlns:wne="http://schemas.microsoft.com/office/word/2006/wordml" xmlns:wps="http://schemas.microsoft.com/office/word/2010/wordprocessingShape" mc:Ignorable="w14 w15 w16se w16cid w16 w16cex w16sdtdh w16sdtfl w16du wp14">
+  <w:p>
+    <w:pPr>
+      <w:pStyle w:val="Footer"/>
+    </w:pPr>
+  </w:p>
+</w:ftr>
+</file>
+
+<file path=word/footer2.xml><?xml version="1.0" encoding="utf-8"?>
+<w:ftr xmlns:wpc="http://schemas.microsoft.com/office/word/2010/wordprocessingCanvas" xmlns:cx="http://schemas.microsoft.com/office/drawing/2014/chartex" xmlns:cx1="http://schemas.microsoft.com/office/drawing/2015/9/8/chartex" xmlns:cx2="http://schemas.microsoft.com/office/drawing/2015/10/21/chartex" xmlns:cx3="http://schemas.microsoft.com/office/drawing/2016/5/9/chartex" xmlns:cx4="http://schemas.microsoft.com/office/drawing/2016/5/10/chartex" xmlns:cx5="http://schemas.microsoft.com/office/drawing/2016/5/11/chartex" xmlns:cx6="http://schemas.microsoft.com/office/drawing/2016/5/12/chartex" xmlns:cx7="http://schemas.microsoft.com/office/drawing/2016/5/13/chartex" xmlns:cx8="http://schemas.microsoft.com/office/drawing/2016/5/14/chartex" xmlns:mc="http://schemas.openxmlformats.org/markup-compatibility/2006" xmlns:aink="http://schemas.microsoft.com/office/drawing/2016/ink" xmlns:am3d="http://schemas.microsoft.com/office/drawing/2017/model3d" xmlns:o="urn:schemas-microsoft-com:office:office" xmlns:oel="http://schemas.microsoft.com/office/2019/extlst" xmlns:r="http://schemas.openxmlformats.org/officeDocument/2006/relationships" xmlns:m="http://schemas.openxmlformats.org/officeDocument/2006/math" xmlns:v="urn:schemas-microsoft-com:vml" xmlns:wp14="http://schemas.microsoft.com/office/word/2010/wordprocessingDrawing" xmlns:wp="http://schemas.openxmlformats.org/drawingml/2006/wordprocessingDrawing" xmlns:w10="urn:schemas-microsoft-com:office:word" xmlns:w="http://schemas.openxmlformats.org/wordprocessingml/2006/main" xmlns:w14="http://schemas.microsoft.com/office/word/2010/wordml" xmlns:w15="http://schemas.microsoft.com/office/word/2012/wordml" xmlns:w16cex="http://schemas.microsoft.com/office/word/2018/wordml/cex" xmlns:w16cid="http://schemas.microsoft.com/office/word/2016/wordml/cid" xmlns:w16="http://schemas.microsoft.com/office/word/2018/wordml" xmlns:w16du="http://schemas.microsoft.com/office/word/2023/wordml/word16du" xmlns:w16sdtdh="http://schemas.microsoft.com/office/word/2020/wordml/sdtdatahash" xmlns:w16sdtfl="http://schemas.microsoft.com/office/word/2024/wordml/sdtformatlock" xmlns:w16se="http://schemas.microsoft.com/office/word/2015/wordml/symex" xmlns:wpg="http://schemas.microsoft.com/office/word/2010/wordprocessingGroup" xmlns:wpi="http://schemas.microsoft.com/office/word/2010/wordprocessingInk" xmlns:wne="http://schemas.microsoft.com/office/word/2006/wordml" xmlns:wps="http://schemas.microsoft.com/office/word/2010/wordprocessingShape" mc:Ignorable="w14 w15 w16se w16cid w16 w16cex w16sdtdh w16sdtfl w16du wp14">
   <w:tbl>
     <w:tblPr>
-      <w:tblStyle w:val="TableNormal"/>
-      <w:bidiVisual w:val="0"/>
       <w:tblW w:w="0" w:type="auto"/>
       <w:tblLook w:val="06A0" w:firstRow="1" w:lastRow="0" w:firstColumn="1" w:lastColumn="0" w:noHBand="1" w:noVBand="1"/>
     </w:tblPr>
@@ -216,36 +199,40 @@
       <w:tc>
         <w:tcPr>
           <w:tcW w:w="3005" w:type="dxa"/>
-          <w:tcMar/>
         </w:tcPr>
         <w:p>
           <w:pPr>
             <w:pStyle w:val="Header"/>
-            <w:bidi w:val="0"/>
             <w:ind w:left="-115"/>
-            <w:jc w:val="left"/>
           </w:pPr>
+          <w:r>
+            <w:t>2026. 09. 29.</w:t>
+          </w:r>
         </w:p>
       </w:tc>
       <w:tc>
         <w:tcPr>
           <w:tcW w:w="3005" w:type="dxa"/>
-          <w:tcMar/>
         </w:tcPr>
         <w:p>
           <w:pPr>
             <w:pStyle w:val="Header"/>
-            <w:bidi w:val="0"/>
             <w:jc w:val="center"/>
           </w:pPr>
           <w:r>
             <w:fldChar w:fldCharType="begin"/>
           </w:r>
           <w:r>
-            <w:instrText xml:space="preserve">PAGE</w:instrText>
+            <w:instrText>PAGE</w:instrText>
           </w:r>
           <w:r>
             <w:fldChar w:fldCharType="separate"/>
+          </w:r>
+          <w:r>
+            <w:rPr>
+              <w:noProof/>
+            </w:rPr>
+            <w:t>1</w:t>
           </w:r>
           <w:r>
             <w:fldChar w:fldCharType="end"/>
@@ -255,12 +242,10 @@
       <w:tc>
         <w:tcPr>
           <w:tcW w:w="3005" w:type="dxa"/>
-          <w:tcMar/>
         </w:tcPr>
         <w:p>
           <w:pPr>
             <w:pStyle w:val="Header"/>
-            <w:bidi w:val="0"/>
             <w:ind w:right="-115"/>
             <w:jc w:val="right"/>
           </w:pPr>
@@ -271,24 +256,66 @@
   <w:p>
     <w:pPr>
       <w:pStyle w:val="Footer"/>
-      <w:bidi w:val="0"/>
     </w:pPr>
   </w:p>
 </w:ftr>
 </file>
 
-<file path=word/header.xml><?xml version="1.0" encoding="utf-8"?>
-<w:hdr xmlns:w14="http://schemas.microsoft.com/office/word/2010/wordml" xmlns:w="http://schemas.openxmlformats.org/wordprocessingml/2006/main">
+<file path=word/footer3.xml><?xml version="1.0" encoding="utf-8"?>
+<w:ftr xmlns:wpc="http://schemas.microsoft.com/office/word/2010/wordprocessingCanvas" xmlns:cx="http://schemas.microsoft.com/office/drawing/2014/chartex" xmlns:cx1="http://schemas.microsoft.com/office/drawing/2015/9/8/chartex" xmlns:cx2="http://schemas.microsoft.com/office/drawing/2015/10/21/chartex" xmlns:cx3="http://schemas.microsoft.com/office/drawing/2016/5/9/chartex" xmlns:cx4="http://schemas.microsoft.com/office/drawing/2016/5/10/chartex" xmlns:cx5="http://schemas.microsoft.com/office/drawing/2016/5/11/chartex" xmlns:cx6="http://schemas.microsoft.com/office/drawing/2016/5/12/chartex" xmlns:cx7="http://schemas.microsoft.com/office/drawing/2016/5/13/chartex" xmlns:cx8="http://schemas.microsoft.com/office/drawing/2016/5/14/chartex" xmlns:mc="http://schemas.openxmlformats.org/markup-compatibility/2006" xmlns:aink="http://schemas.microsoft.com/office/drawing/2016/ink" xmlns:am3d="http://schemas.microsoft.com/office/drawing/2017/model3d" xmlns:o="urn:schemas-microsoft-com:office:office" xmlns:oel="http://schemas.microsoft.com/office/2019/extlst" xmlns:r="http://schemas.openxmlformats.org/officeDocument/2006/relationships" xmlns:m="http://schemas.openxmlformats.org/officeDocument/2006/math" xmlns:v="urn:schemas-microsoft-com:vml" xmlns:wp14="http://schemas.microsoft.com/office/word/2010/wordprocessingDrawing" xmlns:wp="http://schemas.openxmlformats.org/drawingml/2006/wordprocessingDrawing" xmlns:w10="urn:schemas-microsoft-com:office:word" xmlns:w="http://schemas.openxmlformats.org/wordprocessingml/2006/main" xmlns:w14="http://schemas.microsoft.com/office/word/2010/wordml" xmlns:w15="http://schemas.microsoft.com/office/word/2012/wordml" xmlns:w16cex="http://schemas.microsoft.com/office/word/2018/wordml/cex" xmlns:w16cid="http://schemas.microsoft.com/office/word/2016/wordml/cid" xmlns:w16="http://schemas.microsoft.com/office/word/2018/wordml" xmlns:w16du="http://schemas.microsoft.com/office/word/2023/wordml/word16du" xmlns:w16sdtdh="http://schemas.microsoft.com/office/word/2020/wordml/sdtdatahash" xmlns:w16sdtfl="http://schemas.microsoft.com/office/word/2024/wordml/sdtformatlock" xmlns:w16se="http://schemas.microsoft.com/office/word/2015/wordml/symex" xmlns:wpg="http://schemas.microsoft.com/office/word/2010/wordprocessingGroup" xmlns:wpi="http://schemas.microsoft.com/office/word/2010/wordprocessingInk" xmlns:wne="http://schemas.microsoft.com/office/word/2006/wordml" xmlns:wps="http://schemas.microsoft.com/office/word/2010/wordprocessingShape" mc:Ignorable="w14 w15 w16se w16cid w16 w16cex w16sdtdh w16sdtfl w16du wp14">
+  <w:p>
+    <w:pPr>
+      <w:pStyle w:val="Footer"/>
+    </w:pPr>
+  </w:p>
+</w:ftr>
+</file>
+
+<file path=word/footnotes.xml><?xml version="1.0" encoding="utf-8"?>
+<w:footnotes xmlns:wpc="http://schemas.microsoft.com/office/word/2010/wordprocessingCanvas" xmlns:cx="http://schemas.microsoft.com/office/drawing/2014/chartex" xmlns:cx1="http://schemas.microsoft.com/office/drawing/2015/9/8/chartex" xmlns:cx2="http://schemas.microsoft.com/office/drawing/2015/10/21/chartex" xmlns:cx3="http://schemas.microsoft.com/office/drawing/2016/5/9/chartex" xmlns:cx4="http://schemas.microsoft.com/office/drawing/2016/5/10/chartex" xmlns:cx5="http://schemas.microsoft.com/office/drawing/2016/5/11/chartex" xmlns:cx6="http://schemas.microsoft.com/office/drawing/2016/5/12/chartex" xmlns:cx7="http://schemas.microsoft.com/office/drawing/2016/5/13/chartex" xmlns:cx8="http://schemas.microsoft.com/office/drawing/2016/5/14/chartex" xmlns:mc="http://schemas.openxmlformats.org/markup-compatibility/2006" xmlns:aink="http://schemas.microsoft.com/office/drawing/2016/ink" xmlns:am3d="http://schemas.microsoft.com/office/drawing/2017/model3d" xmlns:o="urn:schemas-microsoft-com:office:office" xmlns:oel="http://schemas.microsoft.com/office/2019/extlst" xmlns:r="http://schemas.openxmlformats.org/officeDocument/2006/relationships" xmlns:m="http://schemas.openxmlformats.org/officeDocument/2006/math" xmlns:v="urn:schemas-microsoft-com:vml" xmlns:wp14="http://schemas.microsoft.com/office/word/2010/wordprocessingDrawing" xmlns:wp="http://schemas.openxmlformats.org/drawingml/2006/wordprocessingDrawing" xmlns:w10="urn:schemas-microsoft-com:office:word" xmlns:w="http://schemas.openxmlformats.org/wordprocessingml/2006/main" xmlns:w14="http://schemas.microsoft.com/office/word/2010/wordml" xmlns:w15="http://schemas.microsoft.com/office/word/2012/wordml" xmlns:w16cex="http://schemas.microsoft.com/office/word/2018/wordml/cex" xmlns:w16cid="http://schemas.microsoft.com/office/word/2016/wordml/cid" xmlns:w16="http://schemas.microsoft.com/office/word/2018/wordml" xmlns:w16du="http://schemas.microsoft.com/office/word/2023/wordml/word16du" xmlns:w16sdtdh="http://schemas.microsoft.com/office/word/2020/wordml/sdtdatahash" xmlns:w16sdtfl="http://schemas.microsoft.com/office/word/2024/wordml/sdtformatlock" xmlns:w16se="http://schemas.microsoft.com/office/word/2015/wordml/symex" xmlns:wpg="http://schemas.microsoft.com/office/word/2010/wordprocessingGroup" xmlns:wpi="http://schemas.microsoft.com/office/word/2010/wordprocessingInk" xmlns:wne="http://schemas.microsoft.com/office/word/2006/wordml" xmlns:wps="http://schemas.microsoft.com/office/word/2010/wordprocessingShape" mc:Ignorable="w14 w15 w16se w16cid w16 w16cex w16sdtdh w16sdtfl w16du wp14">
+  <w:footnote w:type="separator" w:id="-1">
+    <w:p>
+      <w:pPr>
+        <w:spacing w:after="0" w:line="240" w:lineRule="auto"/>
+      </w:pPr>
+      <w:r>
+        <w:separator/>
+      </w:r>
+    </w:p>
+  </w:footnote>
+  <w:footnote w:type="continuationSeparator" w:id="0">
+    <w:p>
+      <w:pPr>
+        <w:spacing w:after="0" w:line="240" w:lineRule="auto"/>
+      </w:pPr>
+      <w:r>
+        <w:continuationSeparator/>
+      </w:r>
+    </w:p>
+  </w:footnote>
+</w:footnotes>
+</file>
+
+<file path=word/header1.xml><?xml version="1.0" encoding="utf-8"?>
+<w:hdr xmlns:wpc="http://schemas.microsoft.com/office/word/2010/wordprocessingCanvas" xmlns:cx="http://schemas.microsoft.com/office/drawing/2014/chartex" xmlns:cx1="http://schemas.microsoft.com/office/drawing/2015/9/8/chartex" xmlns:cx2="http://schemas.microsoft.com/office/drawing/2015/10/21/chartex" xmlns:cx3="http://schemas.microsoft.com/office/drawing/2016/5/9/chartex" xmlns:cx4="http://schemas.microsoft.com/office/drawing/2016/5/10/chartex" xmlns:cx5="http://schemas.microsoft.com/office/drawing/2016/5/11/chartex" xmlns:cx6="http://schemas.microsoft.com/office/drawing/2016/5/12/chartex" xmlns:cx7="http://schemas.microsoft.com/office/drawing/2016/5/13/chartex" xmlns:cx8="http://schemas.microsoft.com/office/drawing/2016/5/14/chartex" xmlns:mc="http://schemas.openxmlformats.org/markup-compatibility/2006" xmlns:aink="http://schemas.microsoft.com/office/drawing/2016/ink" xmlns:am3d="http://schemas.microsoft.com/office/drawing/2017/model3d" xmlns:o="urn:schemas-microsoft-com:office:office" xmlns:oel="http://schemas.microsoft.com/office/2019/extlst" xmlns:r="http://schemas.openxmlformats.org/officeDocument/2006/relationships" xmlns:m="http://schemas.openxmlformats.org/officeDocument/2006/math" xmlns:v="urn:schemas-microsoft-com:vml" xmlns:wp14="http://schemas.microsoft.com/office/word/2010/wordprocessingDrawing" xmlns:wp="http://schemas.openxmlformats.org/drawingml/2006/wordprocessingDrawing" xmlns:w10="urn:schemas-microsoft-com:office:word" xmlns:w="http://schemas.openxmlformats.org/wordprocessingml/2006/main" xmlns:w14="http://schemas.microsoft.com/office/word/2010/wordml" xmlns:w15="http://schemas.microsoft.com/office/word/2012/wordml" xmlns:w16cex="http://schemas.microsoft.com/office/word/2018/wordml/cex" xmlns:w16cid="http://schemas.microsoft.com/office/word/2016/wordml/cid" xmlns:w16="http://schemas.microsoft.com/office/word/2018/wordml" xmlns:w16du="http://schemas.microsoft.com/office/word/2023/wordml/word16du" xmlns:w16sdtdh="http://schemas.microsoft.com/office/word/2020/wordml/sdtdatahash" xmlns:w16sdtfl="http://schemas.microsoft.com/office/word/2024/wordml/sdtformatlock" xmlns:w16se="http://schemas.microsoft.com/office/word/2015/wordml/symex" xmlns:wpg="http://schemas.microsoft.com/office/word/2010/wordprocessingGroup" xmlns:wpi="http://schemas.microsoft.com/office/word/2010/wordprocessingInk" xmlns:wne="http://schemas.microsoft.com/office/word/2006/wordml" xmlns:wps="http://schemas.microsoft.com/office/word/2010/wordprocessingShape" mc:Ignorable="w14 w15 w16se w16cid w16 w16cex w16sdtdh w16sdtfl w16du wp14">
+  <w:p>
+    <w:pPr>
+      <w:pStyle w:val="Header"/>
+    </w:pPr>
+  </w:p>
+</w:hdr>
+</file>
+
+<file path=word/header2.xml><?xml version="1.0" encoding="utf-8"?>
+<w:hdr xmlns:wpc="http://schemas.microsoft.com/office/word/2010/wordprocessingCanvas" xmlns:cx="http://schemas.microsoft.com/office/drawing/2014/chartex" xmlns:cx1="http://schemas.microsoft.com/office/drawing/2015/9/8/chartex" xmlns:cx2="http://schemas.microsoft.com/office/drawing/2015/10/21/chartex" xmlns:cx3="http://schemas.microsoft.com/office/drawing/2016/5/9/chartex" xmlns:cx4="http://schemas.microsoft.com/office/drawing/2016/5/10/chartex" xmlns:cx5="http://schemas.microsoft.com/office/drawing/2016/5/11/chartex" xmlns:cx6="http://schemas.microsoft.com/office/drawing/2016/5/12/chartex" xmlns:cx7="http://schemas.microsoft.com/office/drawing/2016/5/13/chartex" xmlns:cx8="http://schemas.microsoft.com/office/drawing/2016/5/14/chartex" xmlns:mc="http://schemas.openxmlformats.org/markup-compatibility/2006" xmlns:aink="http://schemas.microsoft.com/office/drawing/2016/ink" xmlns:am3d="http://schemas.microsoft.com/office/drawing/2017/model3d" xmlns:o="urn:schemas-microsoft-com:office:office" xmlns:oel="http://schemas.microsoft.com/office/2019/extlst" xmlns:r="http://schemas.openxmlformats.org/officeDocument/2006/relationships" xmlns:m="http://schemas.openxmlformats.org/officeDocument/2006/math" xmlns:v="urn:schemas-microsoft-com:vml" xmlns:wp14="http://schemas.microsoft.com/office/word/2010/wordprocessingDrawing" xmlns:wp="http://schemas.openxmlformats.org/drawingml/2006/wordprocessingDrawing" xmlns:w10="urn:schemas-microsoft-com:office:word" xmlns:w="http://schemas.openxmlformats.org/wordprocessingml/2006/main" xmlns:w14="http://schemas.microsoft.com/office/word/2010/wordml" xmlns:w15="http://schemas.microsoft.com/office/word/2012/wordml" xmlns:w16cex="http://schemas.microsoft.com/office/word/2018/wordml/cex" xmlns:w16cid="http://schemas.microsoft.com/office/word/2016/wordml/cid" xmlns:w16="http://schemas.microsoft.com/office/word/2018/wordml" xmlns:w16du="http://schemas.microsoft.com/office/word/2023/wordml/word16du" xmlns:w16sdtdh="http://schemas.microsoft.com/office/word/2020/wordml/sdtdatahash" xmlns:w16sdtfl="http://schemas.microsoft.com/office/word/2024/wordml/sdtformatlock" xmlns:w16se="http://schemas.microsoft.com/office/word/2015/wordml/symex" xmlns:wpg="http://schemas.microsoft.com/office/word/2010/wordprocessingGroup" xmlns:wpi="http://schemas.microsoft.com/office/word/2010/wordprocessingInk" xmlns:wne="http://schemas.microsoft.com/office/word/2006/wordml" xmlns:wps="http://schemas.microsoft.com/office/word/2010/wordprocessingShape" mc:Ignorable="w14 w15 w16se w16cid w16 w16cex w16sdtdh w16sdtfl w16du wp14">
   <w:tbl>
     <w:tblPr>
-      <w:tblStyle w:val="TableNormal"/>
-      <w:bidiVisual w:val="0"/>
       <w:tblW w:w="0" w:type="auto"/>
       <w:tblLook w:val="06A0" w:firstRow="1" w:lastRow="0" w:firstColumn="1" w:lastColumn="0" w:noHBand="1" w:noVBand="1"/>
     </w:tblPr>
     <w:tblGrid>
-      <w:gridCol w:w="3005"/>
-      <w:gridCol w:w="6128"/>
+      <w:gridCol w:w="2965"/>
+      <w:gridCol w:w="6061"/>
     </w:tblGrid>
     <w:tr>
       <w:trPr>
@@ -297,35 +324,30 @@
       <w:tc>
         <w:tcPr>
           <w:tcW w:w="3005" w:type="dxa"/>
-          <w:tcMar/>
         </w:tcPr>
         <w:p>
           <w:pPr>
             <w:pStyle w:val="Header"/>
-            <w:bidi w:val="0"/>
             <w:ind w:left="-115"/>
-            <w:jc w:val="left"/>
           </w:pPr>
         </w:p>
       </w:tc>
       <w:tc>
         <w:tcPr>
           <w:tcW w:w="6128" w:type="dxa"/>
-          <w:tcMar/>
         </w:tcPr>
         <w:p>
           <w:pPr>
             <w:pStyle w:val="Header"/>
-            <w:bidi w:val="0"/>
             <w:ind w:right="-115"/>
             <w:jc w:val="right"/>
             <w:rPr>
-              <w:rFonts w:ascii="Times New Roman" w:hAnsi="Times New Roman" w:eastAsia="Times New Roman" w:cs="Times New Roman"/>
+              <w:rFonts w:ascii="Times New Roman" w:eastAsia="Times New Roman" w:hAnsi="Times New Roman" w:cs="Times New Roman"/>
             </w:rPr>
           </w:pPr>
           <w:r>
             <w:rPr>
-              <w:rFonts w:ascii="Times New Roman" w:hAnsi="Times New Roman" w:eastAsia="Times New Roman" w:cs="Times New Roman"/>
+              <w:rFonts w:ascii="Times New Roman" w:eastAsia="Times New Roman" w:hAnsi="Times New Roman" w:cs="Times New Roman"/>
             </w:rPr>
             <w:t>Vizsgaremek</w:t>
           </w:r>
@@ -336,103 +358,227 @@
   <w:p>
     <w:pPr>
       <w:pStyle w:val="Header"/>
-      <w:bidi w:val="0"/>
+    </w:pPr>
+  </w:p>
+</w:hdr>
+</file>
+
+<file path=word/header3.xml><?xml version="1.0" encoding="utf-8"?>
+<w:hdr xmlns:wpc="http://schemas.microsoft.com/office/word/2010/wordprocessingCanvas" xmlns:cx="http://schemas.microsoft.com/office/drawing/2014/chartex" xmlns:cx1="http://schemas.microsoft.com/office/drawing/2015/9/8/chartex" xmlns:cx2="http://schemas.microsoft.com/office/drawing/2015/10/21/chartex" xmlns:cx3="http://schemas.microsoft.com/office/drawing/2016/5/9/chartex" xmlns:cx4="http://schemas.microsoft.com/office/drawing/2016/5/10/chartex" xmlns:cx5="http://schemas.microsoft.com/office/drawing/2016/5/11/chartex" xmlns:cx6="http://schemas.microsoft.com/office/drawing/2016/5/12/chartex" xmlns:cx7="http://schemas.microsoft.com/office/drawing/2016/5/13/chartex" xmlns:cx8="http://schemas.microsoft.com/office/drawing/2016/5/14/chartex" xmlns:mc="http://schemas.openxmlformats.org/markup-compatibility/2006" xmlns:aink="http://schemas.microsoft.com/office/drawing/2016/ink" xmlns:am3d="http://schemas.microsoft.com/office/drawing/2017/model3d" xmlns:o="urn:schemas-microsoft-com:office:office" xmlns:oel="http://schemas.microsoft.com/office/2019/extlst" xmlns:r="http://schemas.openxmlformats.org/officeDocument/2006/relationships" xmlns:m="http://schemas.openxmlformats.org/officeDocument/2006/math" xmlns:v="urn:schemas-microsoft-com:vml" xmlns:wp14="http://schemas.microsoft.com/office/word/2010/wordprocessingDrawing" xmlns:wp="http://schemas.openxmlformats.org/drawingml/2006/wordprocessingDrawing" xmlns:w10="urn:schemas-microsoft-com:office:word" xmlns:w="http://schemas.openxmlformats.org/wordprocessingml/2006/main" xmlns:w14="http://schemas.microsoft.com/office/word/2010/wordml" xmlns:w15="http://schemas.microsoft.com/office/word/2012/wordml" xmlns:w16cex="http://schemas.microsoft.com/office/word/2018/wordml/cex" xmlns:w16cid="http://schemas.microsoft.com/office/word/2016/wordml/cid" xmlns:w16="http://schemas.microsoft.com/office/word/2018/wordml" xmlns:w16du="http://schemas.microsoft.com/office/word/2023/wordml/word16du" xmlns:w16sdtdh="http://schemas.microsoft.com/office/word/2020/wordml/sdtdatahash" xmlns:w16sdtfl="http://schemas.microsoft.com/office/word/2024/wordml/sdtformatlock" xmlns:w16se="http://schemas.microsoft.com/office/word/2015/wordml/symex" xmlns:wpg="http://schemas.microsoft.com/office/word/2010/wordprocessingGroup" xmlns:wpi="http://schemas.microsoft.com/office/word/2010/wordprocessingInk" xmlns:wne="http://schemas.microsoft.com/office/word/2006/wordml" xmlns:wps="http://schemas.microsoft.com/office/word/2010/wordprocessingShape" mc:Ignorable="w14 w15 w16se w16cid w16 w16cex w16sdtdh w16sdtfl w16du wp14">
+  <w:p>
+    <w:pPr>
+      <w:pStyle w:val="Header"/>
     </w:pPr>
   </w:p>
 </w:hdr>
 </file>
 
 <file path=word/numbering.xml><?xml version="1.0" encoding="utf-8"?>
-<w:numbering xmlns:w="http://schemas.openxmlformats.org/wordprocessingml/2006/main">
-  <w:abstractNum xmlns:w="http://schemas.openxmlformats.org/wordprocessingml/2006/main" w:abstractNumId="6">
-    <w:nsid w:val="202e9f5f"/>
-    <w:multiLevelType xmlns:w="http://schemas.openxmlformats.org/wordprocessingml/2006/main" w:val="hybridMultilevel"/>
-    <w:lvl xmlns:w="http://schemas.openxmlformats.org/wordprocessingml/2006/main" w:ilvl="0">
+<w:numbering xmlns:wpc="http://schemas.microsoft.com/office/word/2010/wordprocessingCanvas" xmlns:cx="http://schemas.microsoft.com/office/drawing/2014/chartex" xmlns:cx1="http://schemas.microsoft.com/office/drawing/2015/9/8/chartex" xmlns:cx2="http://schemas.microsoft.com/office/drawing/2015/10/21/chartex" xmlns:cx3="http://schemas.microsoft.com/office/drawing/2016/5/9/chartex" xmlns:cx4="http://schemas.microsoft.com/office/drawing/2016/5/10/chartex" xmlns:cx5="http://schemas.microsoft.com/office/drawing/2016/5/11/chartex" xmlns:cx6="http://schemas.microsoft.com/office/drawing/2016/5/12/chartex" xmlns:cx7="http://schemas.microsoft.com/office/drawing/2016/5/13/chartex" xmlns:cx8="http://schemas.microsoft.com/office/drawing/2016/5/14/chartex" xmlns:mc="http://schemas.openxmlformats.org/markup-compatibility/2006" xmlns:aink="http://schemas.microsoft.com/office/drawing/2016/ink" xmlns:am3d="http://schemas.microsoft.com/office/drawing/2017/model3d" xmlns:o="urn:schemas-microsoft-com:office:office" xmlns:oel="http://schemas.microsoft.com/office/2019/extlst" xmlns:r="http://schemas.openxmlformats.org/officeDocument/2006/relationships" xmlns:m="http://schemas.openxmlformats.org/officeDocument/2006/math" xmlns:v="urn:schemas-microsoft-com:vml" xmlns:wp14="http://schemas.microsoft.com/office/word/2010/wordprocessingDrawing" xmlns:wp="http://schemas.openxmlformats.org/drawingml/2006/wordprocessingDrawing" xmlns:w10="urn:schemas-microsoft-com:office:word" xmlns:w="http://schemas.openxmlformats.org/wordprocessingml/2006/main" xmlns:w14="http://schemas.microsoft.com/office/word/2010/wordml" xmlns:w15="http://schemas.microsoft.com/office/word/2012/wordml" xmlns:w16cex="http://schemas.microsoft.com/office/word/2018/wordml/cex" xmlns:w16cid="http://schemas.microsoft.com/office/word/2016/wordml/cid" xmlns:w16="http://schemas.microsoft.com/office/word/2018/wordml" xmlns:w16du="http://schemas.microsoft.com/office/word/2023/wordml/word16du" xmlns:w16sdtdh="http://schemas.microsoft.com/office/word/2020/wordml/sdtdatahash" xmlns:w16sdtfl="http://schemas.microsoft.com/office/word/2024/wordml/sdtformatlock" xmlns:w16se="http://schemas.microsoft.com/office/word/2015/wordml/symex" xmlns:wpg="http://schemas.microsoft.com/office/word/2010/wordprocessingGroup" xmlns:wpi="http://schemas.microsoft.com/office/word/2010/wordprocessingInk" xmlns:wne="http://schemas.microsoft.com/office/word/2006/wordml" xmlns:wps="http://schemas.microsoft.com/office/word/2010/wordprocessingShape" mc:Ignorable="w14 w15 w16se w16cid w16 w16cex w16sdtdh w16sdtfl w16du wp14">
+  <w:abstractNum w:abstractNumId="0" w15:restartNumberingAfterBreak="0">
+    <w:nsid w:val="0CABC249"/>
+    <w:multiLevelType w:val="hybridMultilevel"/>
+    <w:tmpl w:val="6B9CB9FA"/>
+    <w:lvl w:ilvl="0" w:tplc="2A0458AA">
+      <w:start w:val="1"/>
+      <w:numFmt w:val="bullet"/>
+      <w:lvlText w:val=""/>
+      <w:lvlJc w:val="left"/>
+      <w:pPr>
+        <w:ind w:left="720" w:hanging="360"/>
+      </w:pPr>
+      <w:rPr>
+        <w:rFonts w:ascii="Symbol" w:hAnsi="Symbol" w:hint="default"/>
+      </w:rPr>
+    </w:lvl>
+    <w:lvl w:ilvl="1" w:tplc="D0642770">
+      <w:start w:val="1"/>
+      <w:numFmt w:val="bullet"/>
+      <w:lvlText w:val="o"/>
+      <w:lvlJc w:val="left"/>
+      <w:pPr>
+        <w:ind w:left="1440" w:hanging="360"/>
+      </w:pPr>
+      <w:rPr>
+        <w:rFonts w:ascii="Courier New" w:hAnsi="Courier New" w:hint="default"/>
+      </w:rPr>
+    </w:lvl>
+    <w:lvl w:ilvl="2" w:tplc="59E29084">
+      <w:start w:val="1"/>
+      <w:numFmt w:val="bullet"/>
+      <w:lvlText w:val=""/>
+      <w:lvlJc w:val="left"/>
+      <w:pPr>
+        <w:ind w:left="2160" w:hanging="360"/>
+      </w:pPr>
+      <w:rPr>
+        <w:rFonts w:ascii="Wingdings" w:hAnsi="Wingdings" w:hint="default"/>
+      </w:rPr>
+    </w:lvl>
+    <w:lvl w:ilvl="3" w:tplc="9ADEAA3A">
+      <w:start w:val="1"/>
+      <w:numFmt w:val="bullet"/>
+      <w:lvlText w:val=""/>
+      <w:lvlJc w:val="left"/>
+      <w:pPr>
+        <w:ind w:left="2880" w:hanging="360"/>
+      </w:pPr>
+      <w:rPr>
+        <w:rFonts w:ascii="Symbol" w:hAnsi="Symbol" w:hint="default"/>
+      </w:rPr>
+    </w:lvl>
+    <w:lvl w:ilvl="4" w:tplc="1BC601CA">
+      <w:start w:val="1"/>
+      <w:numFmt w:val="bullet"/>
+      <w:lvlText w:val="o"/>
+      <w:lvlJc w:val="left"/>
+      <w:pPr>
+        <w:ind w:left="3600" w:hanging="360"/>
+      </w:pPr>
+      <w:rPr>
+        <w:rFonts w:ascii="Courier New" w:hAnsi="Courier New" w:hint="default"/>
+      </w:rPr>
+    </w:lvl>
+    <w:lvl w:ilvl="5" w:tplc="E5964796">
+      <w:start w:val="1"/>
+      <w:numFmt w:val="bullet"/>
+      <w:lvlText w:val=""/>
+      <w:lvlJc w:val="left"/>
+      <w:pPr>
+        <w:ind w:left="4320" w:hanging="360"/>
+      </w:pPr>
+      <w:rPr>
+        <w:rFonts w:ascii="Wingdings" w:hAnsi="Wingdings" w:hint="default"/>
+      </w:rPr>
+    </w:lvl>
+    <w:lvl w:ilvl="6" w:tplc="A7A61B64">
+      <w:start w:val="1"/>
+      <w:numFmt w:val="bullet"/>
+      <w:lvlText w:val=""/>
+      <w:lvlJc w:val="left"/>
+      <w:pPr>
+        <w:ind w:left="5040" w:hanging="360"/>
+      </w:pPr>
+      <w:rPr>
+        <w:rFonts w:ascii="Symbol" w:hAnsi="Symbol" w:hint="default"/>
+      </w:rPr>
+    </w:lvl>
+    <w:lvl w:ilvl="7" w:tplc="4A620794">
+      <w:start w:val="1"/>
+      <w:numFmt w:val="bullet"/>
+      <w:lvlText w:val="o"/>
+      <w:lvlJc w:val="left"/>
+      <w:pPr>
+        <w:ind w:left="5760" w:hanging="360"/>
+      </w:pPr>
+      <w:rPr>
+        <w:rFonts w:ascii="Courier New" w:hAnsi="Courier New" w:hint="default"/>
+      </w:rPr>
+    </w:lvl>
+    <w:lvl w:ilvl="8" w:tplc="2EAAB78E">
+      <w:start w:val="1"/>
+      <w:numFmt w:val="bullet"/>
+      <w:lvlText w:val=""/>
+      <w:lvlJc w:val="left"/>
+      <w:pPr>
+        <w:ind w:left="6480" w:hanging="360"/>
+      </w:pPr>
+      <w:rPr>
+        <w:rFonts w:ascii="Wingdings" w:hAnsi="Wingdings" w:hint="default"/>
+      </w:rPr>
+    </w:lvl>
+  </w:abstractNum>
+  <w:abstractNum w:abstractNumId="1" w15:restartNumberingAfterBreak="0">
+    <w:nsid w:val="19BEF27E"/>
+    <w:multiLevelType w:val="hybridMultilevel"/>
+    <w:tmpl w:val="527CDA02"/>
+    <w:lvl w:ilvl="0" w:tplc="15A491FA">
       <w:start w:val="1"/>
       <w:numFmt w:val="decimal"/>
       <w:lvlText w:val="%1."/>
       <w:lvlJc w:val="left"/>
       <w:pPr>
-        <w:ind w:left="1068" w:hanging="360"/>
-      </w:pPr>
-    </w:lvl>
-    <w:lvl xmlns:w="http://schemas.openxmlformats.org/wordprocessingml/2006/main" w:ilvl="1">
+        <w:ind w:left="720" w:hanging="360"/>
+      </w:pPr>
+    </w:lvl>
+    <w:lvl w:ilvl="1" w:tplc="98D0F512">
       <w:start w:val="1"/>
       <w:numFmt w:val="lowerLetter"/>
       <w:lvlText w:val="%2."/>
       <w:lvlJc w:val="left"/>
       <w:pPr>
-        <w:ind w:left="1788" w:hanging="360"/>
-      </w:pPr>
-    </w:lvl>
-    <w:lvl xmlns:w="http://schemas.openxmlformats.org/wordprocessingml/2006/main" w:ilvl="2">
+        <w:ind w:left="1440" w:hanging="360"/>
+      </w:pPr>
+    </w:lvl>
+    <w:lvl w:ilvl="2" w:tplc="69B25B26">
       <w:start w:val="1"/>
       <w:numFmt w:val="lowerRoman"/>
       <w:lvlText w:val="%3."/>
       <w:lvlJc w:val="right"/>
       <w:pPr>
-        <w:ind w:left="2508" w:hanging="180"/>
-      </w:pPr>
-    </w:lvl>
-    <w:lvl xmlns:w="http://schemas.openxmlformats.org/wordprocessingml/2006/main" w:ilvl="3">
+        <w:ind w:left="2160" w:hanging="180"/>
+      </w:pPr>
+    </w:lvl>
+    <w:lvl w:ilvl="3" w:tplc="4936F642">
       <w:start w:val="1"/>
       <w:numFmt w:val="decimal"/>
       <w:lvlText w:val="%4."/>
       <w:lvlJc w:val="left"/>
       <w:pPr>
-        <w:ind w:left="3228" w:hanging="360"/>
-      </w:pPr>
-    </w:lvl>
-    <w:lvl xmlns:w="http://schemas.openxmlformats.org/wordprocessingml/2006/main" w:ilvl="4">
+        <w:ind w:left="2880" w:hanging="360"/>
+      </w:pPr>
+    </w:lvl>
+    <w:lvl w:ilvl="4" w:tplc="DDEC648C">
       <w:start w:val="1"/>
       <w:numFmt w:val="lowerLetter"/>
       <w:lvlText w:val="%5."/>
       <w:lvlJc w:val="left"/>
       <w:pPr>
-        <w:ind w:left="3948" w:hanging="360"/>
-      </w:pPr>
-    </w:lvl>
-    <w:lvl xmlns:w="http://schemas.openxmlformats.org/wordprocessingml/2006/main" w:ilvl="5">
+        <w:ind w:left="3600" w:hanging="360"/>
+      </w:pPr>
+    </w:lvl>
+    <w:lvl w:ilvl="5" w:tplc="DA1CF506">
       <w:start w:val="1"/>
       <w:numFmt w:val="lowerRoman"/>
       <w:lvlText w:val="%6."/>
       <w:lvlJc w:val="right"/>
       <w:pPr>
-        <w:ind w:left="4668" w:hanging="180"/>
-      </w:pPr>
-    </w:lvl>
-    <w:lvl xmlns:w="http://schemas.openxmlformats.org/wordprocessingml/2006/main" w:ilvl="6">
+        <w:ind w:left="4320" w:hanging="180"/>
+      </w:pPr>
+    </w:lvl>
+    <w:lvl w:ilvl="6" w:tplc="7936A33E">
       <w:start w:val="1"/>
       <w:numFmt w:val="decimal"/>
       <w:lvlText w:val="%7."/>
       <w:lvlJc w:val="left"/>
       <w:pPr>
-        <w:ind w:left="5388" w:hanging="360"/>
-      </w:pPr>
-    </w:lvl>
-    <w:lvl xmlns:w="http://schemas.openxmlformats.org/wordprocessingml/2006/main" w:ilvl="7">
+        <w:ind w:left="5040" w:hanging="360"/>
+      </w:pPr>
+    </w:lvl>
+    <w:lvl w:ilvl="7" w:tplc="E9DC3792">
       <w:start w:val="1"/>
       <w:numFmt w:val="lowerLetter"/>
       <w:lvlText w:val="%8."/>
       <w:lvlJc w:val="left"/>
       <w:pPr>
-        <w:ind w:left="6108" w:hanging="360"/>
-      </w:pPr>
-    </w:lvl>
-    <w:lvl xmlns:w="http://schemas.openxmlformats.org/wordprocessingml/2006/main" w:ilvl="8">
+        <w:ind w:left="5760" w:hanging="360"/>
+      </w:pPr>
+    </w:lvl>
+    <w:lvl w:ilvl="8" w:tplc="2B280C74">
       <w:start w:val="1"/>
       <w:numFmt w:val="lowerRoman"/>
       <w:lvlText w:val="%9."/>
       <w:lvlJc w:val="right"/>
       <w:pPr>
-        <w:ind w:left="6828" w:hanging="180"/>
+        <w:ind w:left="6480" w:hanging="180"/>
       </w:pPr>
     </w:lvl>
   </w:abstractNum>
-  <w:abstractNum xmlns:w="http://schemas.openxmlformats.org/wordprocessingml/2006/main" w:abstractNumId="5">
-    <w:nsid w:val="7a586f26"/>
-    <w:multiLevelType xmlns:w="http://schemas.openxmlformats.org/wordprocessingml/2006/main" w:val="hybridMultilevel"/>
-    <w:lvl xmlns:w="http://schemas.openxmlformats.org/wordprocessingml/2006/main" w:ilvl="0">
+  <w:abstractNum w:abstractNumId="2" w15:restartNumberingAfterBreak="0">
+    <w:nsid w:val="202E9F5F"/>
+    <w:multiLevelType w:val="hybridMultilevel"/>
+    <w:tmpl w:val="7CA89A24"/>
+    <w:lvl w:ilvl="0" w:tplc="CB0E7708">
       <w:start w:val="1"/>
       <w:numFmt w:val="decimal"/>
       <w:lvlText w:val="%1."/>
@@ -441,7 +587,7 @@
         <w:ind w:left="1068" w:hanging="360"/>
       </w:pPr>
     </w:lvl>
-    <w:lvl xmlns:w="http://schemas.openxmlformats.org/wordprocessingml/2006/main" w:ilvl="1">
+    <w:lvl w:ilvl="1" w:tplc="DD44FA08">
       <w:start w:val="1"/>
       <w:numFmt w:val="lowerLetter"/>
       <w:lvlText w:val="%2."/>
@@ -450,7 +596,7 @@
         <w:ind w:left="1788" w:hanging="360"/>
       </w:pPr>
     </w:lvl>
-    <w:lvl xmlns:w="http://schemas.openxmlformats.org/wordprocessingml/2006/main" w:ilvl="2">
+    <w:lvl w:ilvl="2" w:tplc="9AC622D8">
       <w:start w:val="1"/>
       <w:numFmt w:val="lowerRoman"/>
       <w:lvlText w:val="%3."/>
@@ -459,7 +605,7 @@
         <w:ind w:left="2508" w:hanging="180"/>
       </w:pPr>
     </w:lvl>
-    <w:lvl xmlns:w="http://schemas.openxmlformats.org/wordprocessingml/2006/main" w:ilvl="3">
+    <w:lvl w:ilvl="3" w:tplc="08A039AC">
       <w:start w:val="1"/>
       <w:numFmt w:val="decimal"/>
       <w:lvlText w:val="%4."/>
@@ -468,7 +614,7 @@
         <w:ind w:left="3228" w:hanging="360"/>
       </w:pPr>
     </w:lvl>
-    <w:lvl xmlns:w="http://schemas.openxmlformats.org/wordprocessingml/2006/main" w:ilvl="4">
+    <w:lvl w:ilvl="4" w:tplc="DB1692FE">
       <w:start w:val="1"/>
       <w:numFmt w:val="lowerLetter"/>
       <w:lvlText w:val="%5."/>
@@ -477,7 +623,7 @@
         <w:ind w:left="3948" w:hanging="360"/>
       </w:pPr>
     </w:lvl>
-    <w:lvl xmlns:w="http://schemas.openxmlformats.org/wordprocessingml/2006/main" w:ilvl="5">
+    <w:lvl w:ilvl="5" w:tplc="8FF05E5C">
       <w:start w:val="1"/>
       <w:numFmt w:val="lowerRoman"/>
       <w:lvlText w:val="%6."/>
@@ -486,7 +632,7 @@
         <w:ind w:left="4668" w:hanging="180"/>
       </w:pPr>
     </w:lvl>
-    <w:lvl xmlns:w="http://schemas.openxmlformats.org/wordprocessingml/2006/main" w:ilvl="6">
+    <w:lvl w:ilvl="6" w:tplc="607C01BC">
       <w:start w:val="1"/>
       <w:numFmt w:val="decimal"/>
       <w:lvlText w:val="%7."/>
@@ -495,7 +641,7 @@
         <w:ind w:left="5388" w:hanging="360"/>
       </w:pPr>
     </w:lvl>
-    <w:lvl xmlns:w="http://schemas.openxmlformats.org/wordprocessingml/2006/main" w:ilvl="7">
+    <w:lvl w:ilvl="7" w:tplc="EBC4439A">
       <w:start w:val="1"/>
       <w:numFmt w:val="lowerLetter"/>
       <w:lvlText w:val="%8."/>
@@ -504,7 +650,7 @@
         <w:ind w:left="6108" w:hanging="360"/>
       </w:pPr>
     </w:lvl>
-    <w:lvl xmlns:w="http://schemas.openxmlformats.org/wordprocessingml/2006/main" w:ilvl="8">
+    <w:lvl w:ilvl="8" w:tplc="D3086104">
       <w:start w:val="1"/>
       <w:numFmt w:val="lowerRoman"/>
       <w:lvlText w:val="%9."/>
@@ -514,10 +660,11 @@
       </w:pPr>
     </w:lvl>
   </w:abstractNum>
-  <w:abstractNum xmlns:w="http://schemas.openxmlformats.org/wordprocessingml/2006/main" w:abstractNumId="4">
-    <w:nsid w:val="6f83ecaa"/>
-    <w:multiLevelType xmlns:w="http://schemas.openxmlformats.org/wordprocessingml/2006/main" w:val="hybridMultilevel"/>
-    <w:lvl xmlns:w="http://schemas.openxmlformats.org/wordprocessingml/2006/main" w:ilvl="0">
+  <w:abstractNum w:abstractNumId="3" w15:restartNumberingAfterBreak="0">
+    <w:nsid w:val="6F83ECAA"/>
+    <w:multiLevelType w:val="hybridMultilevel"/>
+    <w:tmpl w:val="24E00E70"/>
+    <w:lvl w:ilvl="0" w:tplc="2284A5A8">
       <w:start w:val="1"/>
       <w:numFmt w:val="decimal"/>
       <w:lvlText w:val="%1."/>
@@ -526,7 +673,7 @@
         <w:ind w:left="1068" w:hanging="360"/>
       </w:pPr>
     </w:lvl>
-    <w:lvl xmlns:w="http://schemas.openxmlformats.org/wordprocessingml/2006/main" w:ilvl="1">
+    <w:lvl w:ilvl="1" w:tplc="90FEE77A">
       <w:start w:val="1"/>
       <w:numFmt w:val="lowerLetter"/>
       <w:lvlText w:val="%2."/>
@@ -535,7 +682,7 @@
         <w:ind w:left="1788" w:hanging="360"/>
       </w:pPr>
     </w:lvl>
-    <w:lvl xmlns:w="http://schemas.openxmlformats.org/wordprocessingml/2006/main" w:ilvl="2">
+    <w:lvl w:ilvl="2" w:tplc="DF2AE6B0">
       <w:start w:val="1"/>
       <w:numFmt w:val="lowerRoman"/>
       <w:lvlText w:val="%3."/>
@@ -544,7 +691,7 @@
         <w:ind w:left="2508" w:hanging="180"/>
       </w:pPr>
     </w:lvl>
-    <w:lvl xmlns:w="http://schemas.openxmlformats.org/wordprocessingml/2006/main" w:ilvl="3">
+    <w:lvl w:ilvl="3" w:tplc="6B0E8586">
       <w:start w:val="1"/>
       <w:numFmt w:val="decimal"/>
       <w:lvlText w:val="%4."/>
@@ -553,7 +700,7 @@
         <w:ind w:left="3228" w:hanging="360"/>
       </w:pPr>
     </w:lvl>
-    <w:lvl xmlns:w="http://schemas.openxmlformats.org/wordprocessingml/2006/main" w:ilvl="4">
+    <w:lvl w:ilvl="4" w:tplc="036CBFD2">
       <w:start w:val="1"/>
       <w:numFmt w:val="lowerLetter"/>
       <w:lvlText w:val="%5."/>
@@ -562,7 +709,7 @@
         <w:ind w:left="3948" w:hanging="360"/>
       </w:pPr>
     </w:lvl>
-    <w:lvl xmlns:w="http://schemas.openxmlformats.org/wordprocessingml/2006/main" w:ilvl="5">
+    <w:lvl w:ilvl="5" w:tplc="6AD4B312">
       <w:start w:val="1"/>
       <w:numFmt w:val="lowerRoman"/>
       <w:lvlText w:val="%6."/>
@@ -571,7 +718,7 @@
         <w:ind w:left="4668" w:hanging="180"/>
       </w:pPr>
     </w:lvl>
-    <w:lvl xmlns:w="http://schemas.openxmlformats.org/wordprocessingml/2006/main" w:ilvl="6">
+    <w:lvl w:ilvl="6" w:tplc="495EF746">
       <w:start w:val="1"/>
       <w:numFmt w:val="decimal"/>
       <w:lvlText w:val="%7."/>
@@ -580,7 +727,7 @@
         <w:ind w:left="5388" w:hanging="360"/>
       </w:pPr>
     </w:lvl>
-    <w:lvl xmlns:w="http://schemas.openxmlformats.org/wordprocessingml/2006/main" w:ilvl="7">
+    <w:lvl w:ilvl="7" w:tplc="DDDCC8AA">
       <w:start w:val="1"/>
       <w:numFmt w:val="lowerLetter"/>
       <w:lvlText w:val="%8."/>
@@ -589,7 +736,7 @@
         <w:ind w:left="6108" w:hanging="360"/>
       </w:pPr>
     </w:lvl>
-    <w:lvl xmlns:w="http://schemas.openxmlformats.org/wordprocessingml/2006/main" w:ilvl="8">
+    <w:lvl w:ilvl="8" w:tplc="988CDC8E">
       <w:start w:val="1"/>
       <w:numFmt w:val="lowerRoman"/>
       <w:lvlText w:val="%9."/>
@@ -599,10 +746,11 @@
       </w:pPr>
     </w:lvl>
   </w:abstractNum>
-  <w:abstractNum xmlns:w="http://schemas.openxmlformats.org/wordprocessingml/2006/main" w:abstractNumId="3">
-    <w:nsid w:val="77ce073a"/>
-    <w:multiLevelType xmlns:w="http://schemas.openxmlformats.org/wordprocessingml/2006/main" w:val="hybridMultilevel"/>
-    <w:lvl xmlns:w="http://schemas.openxmlformats.org/wordprocessingml/2006/main" w:ilvl="0">
+  <w:abstractNum w:abstractNumId="4" w15:restartNumberingAfterBreak="0">
+    <w:nsid w:val="77CE073A"/>
+    <w:multiLevelType w:val="hybridMultilevel"/>
+    <w:tmpl w:val="54D251A8"/>
+    <w:lvl w:ilvl="0" w:tplc="E9BA0F5A">
       <w:start w:val="1"/>
       <w:numFmt w:val="decimal"/>
       <w:lvlText w:val="%1."/>
@@ -611,7 +759,7 @@
         <w:ind w:left="1080" w:hanging="360"/>
       </w:pPr>
     </w:lvl>
-    <w:lvl xmlns:w="http://schemas.openxmlformats.org/wordprocessingml/2006/main" w:ilvl="1">
+    <w:lvl w:ilvl="1" w:tplc="4A0649D6">
       <w:start w:val="1"/>
       <w:numFmt w:val="lowerLetter"/>
       <w:lvlText w:val="%2."/>
@@ -620,7 +768,7 @@
         <w:ind w:left="1800" w:hanging="360"/>
       </w:pPr>
     </w:lvl>
-    <w:lvl xmlns:w="http://schemas.openxmlformats.org/wordprocessingml/2006/main" w:ilvl="2">
+    <w:lvl w:ilvl="2" w:tplc="2AA8E0B8">
       <w:start w:val="1"/>
       <w:numFmt w:val="lowerRoman"/>
       <w:lvlText w:val="%3."/>
@@ -629,7 +777,7 @@
         <w:ind w:left="2520" w:hanging="180"/>
       </w:pPr>
     </w:lvl>
-    <w:lvl xmlns:w="http://schemas.openxmlformats.org/wordprocessingml/2006/main" w:ilvl="3">
+    <w:lvl w:ilvl="3" w:tplc="773EF9C6">
       <w:start w:val="1"/>
       <w:numFmt w:val="decimal"/>
       <w:lvlText w:val="%4."/>
@@ -638,7 +786,7 @@
         <w:ind w:left="3240" w:hanging="360"/>
       </w:pPr>
     </w:lvl>
-    <w:lvl xmlns:w="http://schemas.openxmlformats.org/wordprocessingml/2006/main" w:ilvl="4">
+    <w:lvl w:ilvl="4" w:tplc="CD2A66BA">
       <w:start w:val="1"/>
       <w:numFmt w:val="lowerLetter"/>
       <w:lvlText w:val="%5."/>
@@ -647,7 +795,7 @@
         <w:ind w:left="3960" w:hanging="360"/>
       </w:pPr>
     </w:lvl>
-    <w:lvl xmlns:w="http://schemas.openxmlformats.org/wordprocessingml/2006/main" w:ilvl="5">
+    <w:lvl w:ilvl="5" w:tplc="5F1E5DF0">
       <w:start w:val="1"/>
       <w:numFmt w:val="lowerRoman"/>
       <w:lvlText w:val="%6."/>
@@ -656,7 +804,7 @@
         <w:ind w:left="4680" w:hanging="180"/>
       </w:pPr>
     </w:lvl>
-    <w:lvl xmlns:w="http://schemas.openxmlformats.org/wordprocessingml/2006/main" w:ilvl="6">
+    <w:lvl w:ilvl="6" w:tplc="32962CEC">
       <w:start w:val="1"/>
       <w:numFmt w:val="decimal"/>
       <w:lvlText w:val="%7."/>
@@ -665,7 +813,7 @@
         <w:ind w:left="5400" w:hanging="360"/>
       </w:pPr>
     </w:lvl>
-    <w:lvl xmlns:w="http://schemas.openxmlformats.org/wordprocessingml/2006/main" w:ilvl="7">
+    <w:lvl w:ilvl="7" w:tplc="AED24E0A">
       <w:start w:val="1"/>
       <w:numFmt w:val="lowerLetter"/>
       <w:lvlText w:val="%8."/>
@@ -674,7 +822,7 @@
         <w:ind w:left="6120" w:hanging="360"/>
       </w:pPr>
     </w:lvl>
-    <w:lvl xmlns:w="http://schemas.openxmlformats.org/wordprocessingml/2006/main" w:ilvl="8">
+    <w:lvl w:ilvl="8" w:tplc="36FCD194">
       <w:start w:val="1"/>
       <w:numFmt w:val="lowerRoman"/>
       <w:lvlText w:val="%9."/>
@@ -684,230 +832,119 @@
       </w:pPr>
     </w:lvl>
   </w:abstractNum>
-  <w:abstractNum xmlns:w="http://schemas.openxmlformats.org/wordprocessingml/2006/main" w:abstractNumId="2">
-    <w:nsid w:val="19bef27e"/>
-    <w:multiLevelType xmlns:w="http://schemas.openxmlformats.org/wordprocessingml/2006/main" w:val="hybridMultilevel"/>
-    <w:lvl xmlns:w="http://schemas.openxmlformats.org/wordprocessingml/2006/main" w:ilvl="0">
+  <w:abstractNum w:abstractNumId="5" w15:restartNumberingAfterBreak="0">
+    <w:nsid w:val="7A586F26"/>
+    <w:multiLevelType w:val="hybridMultilevel"/>
+    <w:tmpl w:val="A7A61B7C"/>
+    <w:lvl w:ilvl="0" w:tplc="DAC2054E">
       <w:start w:val="1"/>
       <w:numFmt w:val="decimal"/>
       <w:lvlText w:val="%1."/>
       <w:lvlJc w:val="left"/>
       <w:pPr>
-        <w:ind w:left="720" w:hanging="360"/>
-      </w:pPr>
-    </w:lvl>
-    <w:lvl xmlns:w="http://schemas.openxmlformats.org/wordprocessingml/2006/main" w:ilvl="1">
+        <w:ind w:left="1068" w:hanging="360"/>
+      </w:pPr>
+    </w:lvl>
+    <w:lvl w:ilvl="1" w:tplc="04FC9396">
       <w:start w:val="1"/>
       <w:numFmt w:val="lowerLetter"/>
       <w:lvlText w:val="%2."/>
       <w:lvlJc w:val="left"/>
       <w:pPr>
-        <w:ind w:left="1440" w:hanging="360"/>
-      </w:pPr>
-    </w:lvl>
-    <w:lvl xmlns:w="http://schemas.openxmlformats.org/wordprocessingml/2006/main" w:ilvl="2">
+        <w:ind w:left="1788" w:hanging="360"/>
+      </w:pPr>
+    </w:lvl>
+    <w:lvl w:ilvl="2" w:tplc="536CC998">
       <w:start w:val="1"/>
       <w:numFmt w:val="lowerRoman"/>
       <w:lvlText w:val="%3."/>
       <w:lvlJc w:val="right"/>
       <w:pPr>
-        <w:ind w:left="2160" w:hanging="180"/>
-      </w:pPr>
-    </w:lvl>
-    <w:lvl xmlns:w="http://schemas.openxmlformats.org/wordprocessingml/2006/main" w:ilvl="3">
+        <w:ind w:left="2508" w:hanging="180"/>
+      </w:pPr>
+    </w:lvl>
+    <w:lvl w:ilvl="3" w:tplc="4FA4BD70">
       <w:start w:val="1"/>
       <w:numFmt w:val="decimal"/>
       <w:lvlText w:val="%4."/>
       <w:lvlJc w:val="left"/>
       <w:pPr>
-        <w:ind w:left="2880" w:hanging="360"/>
-      </w:pPr>
-    </w:lvl>
-    <w:lvl xmlns:w="http://schemas.openxmlformats.org/wordprocessingml/2006/main" w:ilvl="4">
+        <w:ind w:left="3228" w:hanging="360"/>
+      </w:pPr>
+    </w:lvl>
+    <w:lvl w:ilvl="4" w:tplc="FC96971E">
       <w:start w:val="1"/>
       <w:numFmt w:val="lowerLetter"/>
       <w:lvlText w:val="%5."/>
       <w:lvlJc w:val="left"/>
       <w:pPr>
-        <w:ind w:left="3600" w:hanging="360"/>
-      </w:pPr>
-    </w:lvl>
-    <w:lvl xmlns:w="http://schemas.openxmlformats.org/wordprocessingml/2006/main" w:ilvl="5">
+        <w:ind w:left="3948" w:hanging="360"/>
+      </w:pPr>
+    </w:lvl>
+    <w:lvl w:ilvl="5" w:tplc="02F02DDA">
       <w:start w:val="1"/>
       <w:numFmt w:val="lowerRoman"/>
       <w:lvlText w:val="%6."/>
       <w:lvlJc w:val="right"/>
       <w:pPr>
-        <w:ind w:left="4320" w:hanging="180"/>
-      </w:pPr>
-    </w:lvl>
-    <w:lvl xmlns:w="http://schemas.openxmlformats.org/wordprocessingml/2006/main" w:ilvl="6">
+        <w:ind w:left="4668" w:hanging="180"/>
+      </w:pPr>
+    </w:lvl>
+    <w:lvl w:ilvl="6" w:tplc="6EA428D4">
       <w:start w:val="1"/>
       <w:numFmt w:val="decimal"/>
       <w:lvlText w:val="%7."/>
       <w:lvlJc w:val="left"/>
       <w:pPr>
-        <w:ind w:left="5040" w:hanging="360"/>
-      </w:pPr>
-    </w:lvl>
-    <w:lvl xmlns:w="http://schemas.openxmlformats.org/wordprocessingml/2006/main" w:ilvl="7">
+        <w:ind w:left="5388" w:hanging="360"/>
+      </w:pPr>
+    </w:lvl>
+    <w:lvl w:ilvl="7" w:tplc="9FCA8A02">
       <w:start w:val="1"/>
       <w:numFmt w:val="lowerLetter"/>
       <w:lvlText w:val="%8."/>
       <w:lvlJc w:val="left"/>
       <w:pPr>
-        <w:ind w:left="5760" w:hanging="360"/>
-      </w:pPr>
-    </w:lvl>
-    <w:lvl xmlns:w="http://schemas.openxmlformats.org/wordprocessingml/2006/main" w:ilvl="8">
+        <w:ind w:left="6108" w:hanging="360"/>
+      </w:pPr>
+    </w:lvl>
+    <w:lvl w:ilvl="8" w:tplc="F2625984">
       <w:start w:val="1"/>
       <w:numFmt w:val="lowerRoman"/>
       <w:lvlText w:val="%9."/>
       <w:lvlJc w:val="right"/>
       <w:pPr>
-        <w:ind w:left="6480" w:hanging="180"/>
+        <w:ind w:left="6828" w:hanging="180"/>
       </w:pPr>
     </w:lvl>
   </w:abstractNum>
-  <w:abstractNum xmlns:w="http://schemas.openxmlformats.org/wordprocessingml/2006/main" w:abstractNumId="1">
-    <w:nsid w:val="cabc249"/>
-    <w:multiLevelType xmlns:w="http://schemas.openxmlformats.org/wordprocessingml/2006/main" w:val="hybridMultilevel"/>
-    <w:lvl xmlns:w="http://schemas.openxmlformats.org/wordprocessingml/2006/main" w:ilvl="0">
-      <w:start w:val="1"/>
-      <w:numFmt w:val="bullet"/>
-      <w:lvlText w:val=""/>
-      <w:lvlJc w:val="left"/>
-      <w:pPr>
-        <w:ind w:left="720" w:hanging="360"/>
-      </w:pPr>
-      <w:rPr>
-        <w:rFonts w:hint="default" w:ascii="Symbol" w:hAnsi="Symbol"/>
-      </w:rPr>
-    </w:lvl>
-    <w:lvl xmlns:w="http://schemas.openxmlformats.org/wordprocessingml/2006/main" w:ilvl="1">
-      <w:start w:val="1"/>
-      <w:numFmt w:val="bullet"/>
-      <w:lvlText w:val="o"/>
-      <w:lvlJc w:val="left"/>
-      <w:pPr>
-        <w:ind w:left="1440" w:hanging="360"/>
-      </w:pPr>
-      <w:rPr>
-        <w:rFonts w:hint="default" w:ascii="Courier New" w:hAnsi="Courier New"/>
-      </w:rPr>
-    </w:lvl>
-    <w:lvl xmlns:w="http://schemas.openxmlformats.org/wordprocessingml/2006/main" w:ilvl="2">
-      <w:start w:val="1"/>
-      <w:numFmt w:val="bullet"/>
-      <w:lvlText w:val=""/>
-      <w:lvlJc w:val="left"/>
-      <w:pPr>
-        <w:ind w:left="2160" w:hanging="360"/>
-      </w:pPr>
-      <w:rPr>
-        <w:rFonts w:hint="default" w:ascii="Wingdings" w:hAnsi="Wingdings"/>
-      </w:rPr>
-    </w:lvl>
-    <w:lvl xmlns:w="http://schemas.openxmlformats.org/wordprocessingml/2006/main" w:ilvl="3">
-      <w:start w:val="1"/>
-      <w:numFmt w:val="bullet"/>
-      <w:lvlText w:val=""/>
-      <w:lvlJc w:val="left"/>
-      <w:pPr>
-        <w:ind w:left="2880" w:hanging="360"/>
-      </w:pPr>
-      <w:rPr>
-        <w:rFonts w:hint="default" w:ascii="Symbol" w:hAnsi="Symbol"/>
-      </w:rPr>
-    </w:lvl>
-    <w:lvl xmlns:w="http://schemas.openxmlformats.org/wordprocessingml/2006/main" w:ilvl="4">
-      <w:start w:val="1"/>
-      <w:numFmt w:val="bullet"/>
-      <w:lvlText w:val="o"/>
-      <w:lvlJc w:val="left"/>
-      <w:pPr>
-        <w:ind w:left="3600" w:hanging="360"/>
-      </w:pPr>
-      <w:rPr>
-        <w:rFonts w:hint="default" w:ascii="Courier New" w:hAnsi="Courier New"/>
-      </w:rPr>
-    </w:lvl>
-    <w:lvl xmlns:w="http://schemas.openxmlformats.org/wordprocessingml/2006/main" w:ilvl="5">
-      <w:start w:val="1"/>
-      <w:numFmt w:val="bullet"/>
-      <w:lvlText w:val=""/>
-      <w:lvlJc w:val="left"/>
-      <w:pPr>
-        <w:ind w:left="4320" w:hanging="360"/>
-      </w:pPr>
-      <w:rPr>
-        <w:rFonts w:hint="default" w:ascii="Wingdings" w:hAnsi="Wingdings"/>
-      </w:rPr>
-    </w:lvl>
-    <w:lvl xmlns:w="http://schemas.openxmlformats.org/wordprocessingml/2006/main" w:ilvl="6">
-      <w:start w:val="1"/>
-      <w:numFmt w:val="bullet"/>
-      <w:lvlText w:val=""/>
-      <w:lvlJc w:val="left"/>
-      <w:pPr>
-        <w:ind w:left="5040" w:hanging="360"/>
-      </w:pPr>
-      <w:rPr>
-        <w:rFonts w:hint="default" w:ascii="Symbol" w:hAnsi="Symbol"/>
-      </w:rPr>
-    </w:lvl>
-    <w:lvl xmlns:w="http://schemas.openxmlformats.org/wordprocessingml/2006/main" w:ilvl="7">
-      <w:start w:val="1"/>
-      <w:numFmt w:val="bullet"/>
-      <w:lvlText w:val="o"/>
-      <w:lvlJc w:val="left"/>
-      <w:pPr>
-        <w:ind w:left="5760" w:hanging="360"/>
-      </w:pPr>
-      <w:rPr>
-        <w:rFonts w:hint="default" w:ascii="Courier New" w:hAnsi="Courier New"/>
-      </w:rPr>
-    </w:lvl>
-    <w:lvl xmlns:w="http://schemas.openxmlformats.org/wordprocessingml/2006/main" w:ilvl="8">
-      <w:start w:val="1"/>
-      <w:numFmt w:val="bullet"/>
-      <w:lvlText w:val=""/>
-      <w:lvlJc w:val="left"/>
-      <w:pPr>
-        <w:ind w:left="6480" w:hanging="360"/>
-      </w:pPr>
-      <w:rPr>
-        <w:rFonts w:hint="default" w:ascii="Wingdings" w:hAnsi="Wingdings"/>
-      </w:rPr>
-    </w:lvl>
-  </w:abstractNum>
-  <w:num w:numId="6">
-    <w:abstractNumId w:val="6"/>
+  <w:num w:numId="1" w16cid:durableId="1542133972">
+    <w:abstractNumId w:val="1"/>
   </w:num>
-  <w:num w:numId="5">
+  <w:num w:numId="2" w16cid:durableId="1645967050">
+    <w:abstractNumId w:val="4"/>
+  </w:num>
+  <w:num w:numId="3" w16cid:durableId="2089185264">
+    <w:abstractNumId w:val="2"/>
+  </w:num>
+  <w:num w:numId="4" w16cid:durableId="23290407">
     <w:abstractNumId w:val="5"/>
   </w:num>
-  <w:num w:numId="4">
-    <w:abstractNumId w:val="4"/>
+  <w:num w:numId="5" w16cid:durableId="399980299">
+    <w:abstractNumId w:val="0"/>
   </w:num>
-  <w:num w:numId="3">
+  <w:num w:numId="6" w16cid:durableId="82074330">
     <w:abstractNumId w:val="3"/>
-  </w:num>
-  <w:num w:numId="2">
-    <w:abstractNumId w:val="2"/>
-  </w:num>
-  <w:num w:numId="1">
-    <w:abstractNumId w:val="1"/>
   </w:num>
 </w:numbering>
 </file>
 
 <file path=word/styles.xml><?xml version="1.0" encoding="utf-8"?>
-<w:styles xmlns:wp14="http://schemas.microsoft.com/office/word/2010/wordprocessingDrawing" xmlns:mc="http://schemas.openxmlformats.org/markup-compatibility/2006" xmlns:r="http://schemas.openxmlformats.org/officeDocument/2006/relationships" xmlns:w="http://schemas.openxmlformats.org/wordprocessingml/2006/main" xmlns:w14="http://schemas.microsoft.com/office/word/2010/wordml" xmlns:w15="http://schemas.microsoft.com/office/word/2012/wordml" xmlns:w16se="http://schemas.microsoft.com/office/word/2015/wordml/symex" xmlns:w16cid="http://schemas.microsoft.com/office/word/2016/wordml/cid" xmlns:w16="http://schemas.microsoft.com/office/word/2018/wordml" xmlns:w16cex="http://schemas.microsoft.com/office/word/2018/wordml/cex" xmlns:w16sdtdh="http://schemas.microsoft.com/office/word/2020/wordml/sdtdatahash" xmlns:w16sdtfl="http://schemas.microsoft.com/office/word/2024/wordml/sdtformatlock" mc:Ignorable="w14 w15 wp14 w16se w16cid w16 w16cex w16sdtdh w16sdtfl">
+<w:styles xmlns:mc="http://schemas.openxmlformats.org/markup-compatibility/2006" xmlns:r="http://schemas.openxmlformats.org/officeDocument/2006/relationships" xmlns:w="http://schemas.openxmlformats.org/wordprocessingml/2006/main" xmlns:w14="http://schemas.microsoft.com/office/word/2010/wordml" xmlns:w15="http://schemas.microsoft.com/office/word/2012/wordml" xmlns:w16cex="http://schemas.microsoft.com/office/word/2018/wordml/cex" xmlns:w16cid="http://schemas.microsoft.com/office/word/2016/wordml/cid" xmlns:w16="http://schemas.microsoft.com/office/word/2018/wordml" xmlns:w16du="http://schemas.microsoft.com/office/word/2023/wordml/word16du" xmlns:w16sdtdh="http://schemas.microsoft.com/office/word/2020/wordml/sdtdatahash" xmlns:w16sdtfl="http://schemas.microsoft.com/office/word/2024/wordml/sdtformatlock" xmlns:w16se="http://schemas.microsoft.com/office/word/2015/wordml/symex" mc:Ignorable="w14 w15 w16se w16cid w16 w16cex w16sdtdh w16sdtfl w16du">
   <w:docDefaults>
     <w:rPrDefault>
       <w:rPr>
-        <w:rFonts w:asciiTheme="minorHAnsi" w:hAnsiTheme="minorHAnsi" w:eastAsiaTheme="minorHAnsi" w:cstheme="minorBidi"/>
+        <w:rFonts w:asciiTheme="minorHAnsi" w:eastAsiaTheme="minorHAnsi" w:hAnsiTheme="minorHAnsi" w:cstheme="minorBidi"/>
         <w:sz w:val="24"/>
         <w:szCs w:val="24"/>
         <w:lang w:val="hu-HU" w:eastAsia="en-US" w:bidi="ar-SA"/>
@@ -919,17 +956,17 @@
       </w:pPr>
     </w:pPrDefault>
   </w:docDefaults>
-  <w:latentStyles w:defLockedState="0" w:defUIPriority="99" w:defSemiHidden="0" w:defUnhideWhenUsed="0" w:defQFormat="0" w:count="371">
+  <w:latentStyles w:defLockedState="0" w:defUIPriority="99" w:defSemiHidden="0" w:defUnhideWhenUsed="0" w:defQFormat="0" w:count="376">
     <w:lsdException w:name="Normal" w:uiPriority="0" w:qFormat="1"/>
     <w:lsdException w:name="heading 1" w:uiPriority="9" w:qFormat="1"/>
-    <w:lsdException w:name="heading 2" w:uiPriority="9" w:semiHidden="1" w:unhideWhenUsed="1" w:qFormat="1"/>
-    <w:lsdException w:name="heading 3" w:uiPriority="9" w:semiHidden="1" w:unhideWhenUsed="1" w:qFormat="1"/>
-    <w:lsdException w:name="heading 4" w:uiPriority="9" w:semiHidden="1" w:unhideWhenUsed="1" w:qFormat="1"/>
-    <w:lsdException w:name="heading 5" w:uiPriority="9" w:semiHidden="1" w:unhideWhenUsed="1" w:qFormat="1"/>
-    <w:lsdException w:name="heading 6" w:uiPriority="9" w:semiHidden="1" w:unhideWhenUsed="1" w:qFormat="1"/>
-    <w:lsdException w:name="heading 7" w:uiPriority="9" w:semiHidden="1" w:unhideWhenUsed="1" w:qFormat="1"/>
-    <w:lsdException w:name="heading 8" w:uiPriority="9" w:semiHidden="1" w:unhideWhenUsed="1" w:qFormat="1"/>
-    <w:lsdException w:name="heading 9" w:uiPriority="9" w:semiHidden="1" w:unhideWhenUsed="1" w:qFormat="1"/>
+    <w:lsdException w:name="heading 2" w:semiHidden="1" w:uiPriority="9" w:unhideWhenUsed="1" w:qFormat="1"/>
+    <w:lsdException w:name="heading 3" w:semiHidden="1" w:uiPriority="9" w:unhideWhenUsed="1" w:qFormat="1"/>
+    <w:lsdException w:name="heading 4" w:semiHidden="1" w:uiPriority="9" w:unhideWhenUsed="1" w:qFormat="1"/>
+    <w:lsdException w:name="heading 5" w:semiHidden="1" w:uiPriority="9" w:unhideWhenUsed="1" w:qFormat="1"/>
+    <w:lsdException w:name="heading 6" w:semiHidden="1" w:uiPriority="9" w:unhideWhenUsed="1" w:qFormat="1"/>
+    <w:lsdException w:name="heading 7" w:semiHidden="1" w:uiPriority="9" w:unhideWhenUsed="1" w:qFormat="1"/>
+    <w:lsdException w:name="heading 8" w:semiHidden="1" w:uiPriority="9" w:unhideWhenUsed="1" w:qFormat="1"/>
+    <w:lsdException w:name="heading 9" w:semiHidden="1" w:uiPriority="9" w:unhideWhenUsed="1" w:qFormat="1"/>
     <w:lsdException w:name="index 1" w:semiHidden="1" w:unhideWhenUsed="1"/>
     <w:lsdException w:name="index 2" w:semiHidden="1" w:unhideWhenUsed="1"/>
     <w:lsdException w:name="index 3" w:semiHidden="1" w:unhideWhenUsed="1"/>
@@ -939,22 +976,22 @@
     <w:lsdException w:name="index 7" w:semiHidden="1" w:unhideWhenUsed="1"/>
     <w:lsdException w:name="index 8" w:semiHidden="1" w:unhideWhenUsed="1"/>
     <w:lsdException w:name="index 9" w:semiHidden="1" w:unhideWhenUsed="1"/>
-    <w:lsdException w:name="toc 1" w:uiPriority="39" w:semiHidden="1" w:unhideWhenUsed="1"/>
-    <w:lsdException w:name="toc 2" w:uiPriority="39" w:semiHidden="1" w:unhideWhenUsed="1"/>
-    <w:lsdException w:name="toc 3" w:uiPriority="39" w:semiHidden="1" w:unhideWhenUsed="1"/>
-    <w:lsdException w:name="toc 4" w:uiPriority="39" w:semiHidden="1" w:unhideWhenUsed="1"/>
-    <w:lsdException w:name="toc 5" w:uiPriority="39" w:semiHidden="1" w:unhideWhenUsed="1"/>
-    <w:lsdException w:name="toc 6" w:uiPriority="39" w:semiHidden="1" w:unhideWhenUsed="1"/>
-    <w:lsdException w:name="toc 7" w:uiPriority="39" w:semiHidden="1" w:unhideWhenUsed="1"/>
-    <w:lsdException w:name="toc 8" w:uiPriority="39" w:semiHidden="1" w:unhideWhenUsed="1"/>
-    <w:lsdException w:name="toc 9" w:uiPriority="39" w:semiHidden="1" w:unhideWhenUsed="1"/>
+    <w:lsdException w:name="toc 1" w:semiHidden="1" w:uiPriority="39" w:unhideWhenUsed="1"/>
+    <w:lsdException w:name="toc 2" w:semiHidden="1" w:uiPriority="39" w:unhideWhenUsed="1"/>
+    <w:lsdException w:name="toc 3" w:semiHidden="1" w:uiPriority="39" w:unhideWhenUsed="1"/>
+    <w:lsdException w:name="toc 4" w:semiHidden="1" w:uiPriority="39" w:unhideWhenUsed="1"/>
+    <w:lsdException w:name="toc 5" w:semiHidden="1" w:uiPriority="39" w:unhideWhenUsed="1"/>
+    <w:lsdException w:name="toc 6" w:semiHidden="1" w:uiPriority="39" w:unhideWhenUsed="1"/>
+    <w:lsdException w:name="toc 7" w:semiHidden="1" w:uiPriority="39" w:unhideWhenUsed="1"/>
+    <w:lsdException w:name="toc 8" w:semiHidden="1" w:uiPriority="39" w:unhideWhenUsed="1"/>
+    <w:lsdException w:name="toc 9" w:semiHidden="1" w:uiPriority="39" w:unhideWhenUsed="1"/>
     <w:lsdException w:name="Normal Indent" w:semiHidden="1" w:unhideWhenUsed="1"/>
     <w:lsdException w:name="footnote text" w:semiHidden="1" w:unhideWhenUsed="1"/>
     <w:lsdException w:name="annotation text" w:semiHidden="1" w:unhideWhenUsed="1"/>
     <w:lsdException w:name="header" w:semiHidden="1" w:unhideWhenUsed="1"/>
     <w:lsdException w:name="footer" w:semiHidden="1" w:unhideWhenUsed="1"/>
     <w:lsdException w:name="index heading" w:semiHidden="1" w:unhideWhenUsed="1"/>
-    <w:lsdException w:name="caption" w:uiPriority="35" w:semiHidden="1" w:unhideWhenUsed="1" w:qFormat="1"/>
+    <w:lsdException w:name="caption" w:semiHidden="1" w:uiPriority="35" w:unhideWhenUsed="1" w:qFormat="1"/>
     <w:lsdException w:name="table of figures" w:semiHidden="1" w:unhideWhenUsed="1"/>
     <w:lsdException w:name="envelope address" w:semiHidden="1" w:unhideWhenUsed="1"/>
     <w:lsdException w:name="envelope return" w:semiHidden="1" w:unhideWhenUsed="1"/>
@@ -985,7 +1022,7 @@
     <w:lsdException w:name="Title" w:uiPriority="10" w:qFormat="1"/>
     <w:lsdException w:name="Closing" w:semiHidden="1" w:unhideWhenUsed="1"/>
     <w:lsdException w:name="Signature" w:semiHidden="1" w:unhideWhenUsed="1"/>
-    <w:lsdException w:name="Default Paragraph Font" w:uiPriority="1" w:semiHidden="1" w:unhideWhenUsed="1"/>
+    <w:lsdException w:name="Default Paragraph Font" w:semiHidden="1" w:uiPriority="1" w:unhideWhenUsed="1"/>
     <w:lsdException w:name="Body Text" w:semiHidden="1" w:unhideWhenUsed="1"/>
     <w:lsdException w:name="Body Text Indent" w:semiHidden="1" w:unhideWhenUsed="1"/>
     <w:lsdException w:name="List Continue" w:semiHidden="1" w:unhideWhenUsed="1"/>
@@ -1185,8 +1222,8 @@
     <w:lsdException w:name="Subtle Reference" w:uiPriority="31" w:qFormat="1"/>
     <w:lsdException w:name="Intense Reference" w:uiPriority="32" w:qFormat="1"/>
     <w:lsdException w:name="Book Title" w:uiPriority="33" w:qFormat="1"/>
-    <w:lsdException w:name="Bibliography" w:uiPriority="37" w:semiHidden="1" w:unhideWhenUsed="1"/>
-    <w:lsdException w:name="TOC Heading" w:uiPriority="39" w:semiHidden="1" w:unhideWhenUsed="1" w:qFormat="1"/>
+    <w:lsdException w:name="Bibliography" w:semiHidden="1" w:uiPriority="37" w:unhideWhenUsed="1"/>
+    <w:lsdException w:name="TOC Heading" w:semiHidden="1" w:uiPriority="39" w:unhideWhenUsed="1" w:qFormat="1"/>
     <w:lsdException w:name="Plain Table 1" w:uiPriority="41"/>
     <w:lsdException w:name="Plain Table 2" w:uiPriority="42"/>
     <w:lsdException w:name="Plain Table 3" w:uiPriority="43"/>
@@ -1291,18 +1328,43 @@
     <w:lsdException w:name="List Table 5 Dark Accent 6" w:uiPriority="50"/>
     <w:lsdException w:name="List Table 6 Colorful Accent 6" w:uiPriority="51"/>
     <w:lsdException w:name="List Table 7 Colorful Accent 6" w:uiPriority="52"/>
+    <w:lsdException w:name="Mention" w:semiHidden="1" w:unhideWhenUsed="1"/>
+    <w:lsdException w:name="Smart Hyperlink" w:semiHidden="1" w:unhideWhenUsed="1"/>
+    <w:lsdException w:name="Hashtag" w:semiHidden="1" w:unhideWhenUsed="1"/>
+    <w:lsdException w:name="Unresolved Mention" w:semiHidden="1" w:unhideWhenUsed="1"/>
+    <w:lsdException w:name="Smart Link" w:semiHidden="1" w:unhideWhenUsed="1"/>
   </w:latentStyles>
-  <w:style w:type="paragraph" w:styleId="Normal" w:default="1">
+  <w:style w:type="paragraph" w:default="1" w:styleId="Normal">
     <w:name w:val="Normal"/>
     <w:qFormat/>
   </w:style>
-  <w:style w:type="character" w:styleId="DefaultParagraphFont" w:default="1">
+  <w:style w:type="paragraph" w:styleId="Heading1">
+    <w:name w:val="heading 1"/>
+    <w:basedOn w:val="Normal"/>
+    <w:next w:val="Normal"/>
+    <w:uiPriority w:val="9"/>
+    <w:qFormat/>
+    <w:rsid w:val="4846633E"/>
+    <w:pPr>
+      <w:keepNext/>
+      <w:keepLines/>
+      <w:spacing w:before="360" w:after="80"/>
+      <w:outlineLvl w:val="0"/>
+    </w:pPr>
+    <w:rPr>
+      <w:rFonts w:asciiTheme="majorHAnsi" w:eastAsiaTheme="majorEastAsia" w:hAnsiTheme="majorHAnsi" w:cstheme="majorBidi"/>
+      <w:color w:val="0F4761" w:themeColor="accent1" w:themeShade="BF"/>
+      <w:sz w:val="40"/>
+      <w:szCs w:val="40"/>
+    </w:rPr>
+  </w:style>
+  <w:style w:type="character" w:default="1" w:styleId="DefaultParagraphFont">
     <w:name w:val="Default Paragraph Font"/>
     <w:uiPriority w:val="1"/>
     <w:semiHidden/>
     <w:unhideWhenUsed/>
   </w:style>
-  <w:style w:type="table" w:styleId="TableNormal" w:default="1">
+  <w:style w:type="table" w:default="1" w:styleId="TableNormal">
     <w:name w:val="Normal Table"/>
     <w:uiPriority w:val="99"/>
     <w:semiHidden/>
@@ -1317,134 +1379,106 @@
       </w:tblCellMar>
     </w:tblPr>
   </w:style>
-  <w:style w:type="numbering" w:styleId="NoList" w:default="1">
+  <w:style w:type="numbering" w:default="1" w:styleId="NoList">
     <w:name w:val="No List"/>
     <w:uiPriority w:val="99"/>
     <w:semiHidden/>
     <w:unhideWhenUsed/>
   </w:style>
   <w:style w:type="paragraph" w:styleId="Header">
-    <w:uiPriority w:val="99"/>
     <w:name w:val="header"/>
     <w:basedOn w:val="Normal"/>
+    <w:uiPriority w:val="99"/>
     <w:unhideWhenUsed/>
     <w:rsid w:val="4846633E"/>
     <w:pPr>
       <w:tabs>
-        <w:tab w:val="center" w:leader="none" w:pos="4680"/>
-        <w:tab w:val="right" w:leader="none" w:pos="9360"/>
+        <w:tab w:val="center" w:pos="4680"/>
+        <w:tab w:val="right" w:pos="9360"/>
       </w:tabs>
       <w:spacing w:after="0" w:line="240" w:lineRule="auto"/>
     </w:pPr>
   </w:style>
   <w:style w:type="paragraph" w:styleId="Footer">
-    <w:uiPriority w:val="99"/>
     <w:name w:val="footer"/>
     <w:basedOn w:val="Normal"/>
+    <w:uiPriority w:val="99"/>
     <w:unhideWhenUsed/>
     <w:rsid w:val="4846633E"/>
     <w:pPr>
       <w:tabs>
-        <w:tab w:val="center" w:leader="none" w:pos="4680"/>
-        <w:tab w:val="right" w:leader="none" w:pos="9360"/>
+        <w:tab w:val="center" w:pos="4680"/>
+        <w:tab w:val="right" w:pos="9360"/>
       </w:tabs>
       <w:spacing w:after="0" w:line="240" w:lineRule="auto"/>
     </w:pPr>
   </w:style>
-  <w:style w:type="paragraph" w:styleId="Heading1">
-    <w:uiPriority w:val="9"/>
-    <w:name w:val="heading 1"/>
-    <w:basedOn w:val="Normal"/>
-    <w:next w:val="Normal"/>
-    <w:qFormat/>
-    <w:rsid w:val="4846633E"/>
-    <w:rPr>
-      <w:rFonts w:ascii="Aptos Display" w:hAnsi="Aptos Display" w:eastAsia="" w:cs="" w:asciiTheme="majorAscii" w:hAnsiTheme="majorAscii" w:eastAsiaTheme="majorEastAsia" w:cstheme="majorBidi"/>
-      <w:color w:val="0F4761" w:themeColor="accent1" w:themeTint="FF" w:themeShade="BF"/>
-      <w:sz w:val="40"/>
-      <w:szCs w:val="40"/>
-    </w:rPr>
-    <w:pPr>
-      <w:keepNext w:val="1"/>
-      <w:keepLines w:val="1"/>
-      <w:spacing w:before="360" w:after="80"/>
-      <w:outlineLvl w:val="0"/>
-    </w:pPr>
-  </w:style>
   <w:style w:type="paragraph" w:styleId="Title">
-    <w:uiPriority w:val="10"/>
     <w:name w:val="Title"/>
     <w:basedOn w:val="Normal"/>
     <w:next w:val="Normal"/>
+    <w:uiPriority w:val="10"/>
     <w:qFormat/>
     <w:rsid w:val="4846633E"/>
-    <w:rPr>
-      <w:rFonts w:ascii="Aptos Display" w:hAnsi="Aptos Display" w:eastAsia="" w:cs="" w:asciiTheme="majorAscii" w:hAnsiTheme="majorAscii" w:eastAsiaTheme="majorEastAsia" w:cstheme="majorBidi"/>
-      <w:sz w:val="56"/>
-      <w:szCs w:val="56"/>
-    </w:rPr>
     <w:pPr>
       <w:spacing w:after="80" w:line="240" w:lineRule="auto"/>
       <w:contextualSpacing/>
     </w:pPr>
+    <w:rPr>
+      <w:rFonts w:asciiTheme="majorHAnsi" w:eastAsiaTheme="majorEastAsia" w:hAnsiTheme="majorHAnsi" w:cstheme="majorBidi"/>
+      <w:sz w:val="56"/>
+      <w:szCs w:val="56"/>
+    </w:rPr>
   </w:style>
   <w:style w:type="paragraph" w:styleId="Subtitle">
-    <w:uiPriority w:val="11"/>
     <w:name w:val="Subtitle"/>
     <w:basedOn w:val="Normal"/>
     <w:next w:val="Normal"/>
+    <w:uiPriority w:val="11"/>
     <w:qFormat/>
     <w:rsid w:val="4846633E"/>
     <w:rPr>
-      <w:rFonts w:eastAsia="" w:cs="" w:eastAsiaTheme="majorEastAsia" w:cstheme="majorBidi"/>
-      <w:color w:val="595959" w:themeColor="text1" w:themeTint="A6" w:themeShade="FF"/>
+      <w:rFonts w:eastAsiaTheme="majorEastAsia" w:cstheme="majorBidi"/>
+      <w:color w:val="595959" w:themeColor="text1" w:themeTint="A6"/>
       <w:sz w:val="28"/>
       <w:szCs w:val="28"/>
     </w:rPr>
   </w:style>
   <w:style w:type="paragraph" w:styleId="ListParagraph">
-    <w:uiPriority w:val="34"/>
     <w:name w:val="List Paragraph"/>
     <w:basedOn w:val="Normal"/>
+    <w:uiPriority w:val="34"/>
     <w:qFormat/>
     <w:rsid w:val="4846633E"/>
     <w:pPr>
-      <w:spacing/>
       <w:ind w:left="720"/>
       <w:contextualSpacing/>
     </w:pPr>
   </w:style>
-  <w:style xmlns:w="http://schemas.openxmlformats.org/wordprocessingml/2006/main" w:type="table" w:styleId="TableGrid">
-    <w:name xmlns:w="http://schemas.openxmlformats.org/wordprocessingml/2006/main" w:val="Table Grid"/>
-    <w:basedOn xmlns:w="http://schemas.openxmlformats.org/wordprocessingml/2006/main" w:val="TableNormal"/>
-    <w:uiPriority xmlns:w="http://schemas.openxmlformats.org/wordprocessingml/2006/main" w:val="59"/>
-    <w:rsid xmlns:w="http://schemas.openxmlformats.org/wordprocessingml/2006/main" w:val="00FB4123"/>
-    <w:pPr xmlns:w="http://schemas.openxmlformats.org/wordprocessingml/2006/main">
+  <w:style w:type="table" w:styleId="TableGrid">
+    <w:name w:val="Table Grid"/>
+    <w:basedOn w:val="TableNormal"/>
+    <w:uiPriority w:val="59"/>
+    <w:rsid w:val="00FB4123"/>
+    <w:pPr>
       <w:spacing w:after="0" w:line="240" w:lineRule="auto"/>
     </w:pPr>
-    <w:tblPr xmlns:w="http://schemas.openxmlformats.org/wordprocessingml/2006/main">
-      <w:tblInd w:w="0" w:type="dxa"/>
+    <w:tblPr>
       <w:tblBorders>
-        <w:top w:val="single" w:color="000000" w:themeColor="text1" w:sz="4" w:space="0"/>
-        <w:left w:val="single" w:color="000000" w:themeColor="text1" w:sz="4" w:space="0"/>
-        <w:bottom w:val="single" w:color="000000" w:themeColor="text1" w:sz="4" w:space="0"/>
-        <w:right w:val="single" w:color="000000" w:themeColor="text1" w:sz="4" w:space="0"/>
-        <w:insideH w:val="single" w:color="000000" w:themeColor="text1" w:sz="4" w:space="0"/>
-        <w:insideV w:val="single" w:color="000000" w:themeColor="text1" w:sz="4" w:space="0"/>
+        <w:top w:val="single" w:sz="4" w:space="0" w:color="000000" w:themeColor="text1"/>
+        <w:left w:val="single" w:sz="4" w:space="0" w:color="000000" w:themeColor="text1"/>
+        <w:bottom w:val="single" w:sz="4" w:space="0" w:color="000000" w:themeColor="text1"/>
+        <w:right w:val="single" w:sz="4" w:space="0" w:color="000000" w:themeColor="text1"/>
+        <w:insideH w:val="single" w:sz="4" w:space="0" w:color="000000" w:themeColor="text1"/>
+        <w:insideV w:val="single" w:sz="4" w:space="0" w:color="000000" w:themeColor="text1"/>
       </w:tblBorders>
-      <w:tblCellMar>
-        <w:top w:w="0" w:type="dxa"/>
-        <w:left w:w="108" w:type="dxa"/>
-        <w:bottom w:w="0" w:type="dxa"/>
-        <w:right w:w="108" w:type="dxa"/>
-      </w:tblCellMar>
     </w:tblPr>
   </w:style>
 </w:styles>
 </file>
 
 <file path=word/theme/theme1.xml><?xml version="1.0" encoding="utf-8"?>
-<a:theme xmlns:thm15="http://schemas.microsoft.com/office/thememl/2012/main" xmlns:a="http://schemas.openxmlformats.org/drawingml/2006/main" name="Office Theme">
+<a:theme xmlns:a="http://schemas.openxmlformats.org/drawingml/2006/main" name="Office Theme">
   <a:themeElements>
     <a:clrScheme name="Office">
       <a:dk1>

--- a/Vizsgaremek_2027.docx
+++ b/Vizsgaremek_2027.docx
@@ -1,206 +1,2107 @@
 
 <file path=word/document.xml><?xml version="1.0" encoding="utf-8"?>
-<w:document xmlns:wpc="http://schemas.microsoft.com/office/word/2010/wordprocessingCanvas" xmlns:mc="http://schemas.openxmlformats.org/markup-compatibility/2006" xmlns:o="urn:schemas-microsoft-com:office:office" xmlns:r="http://schemas.openxmlformats.org/officeDocument/2006/relationships" xmlns:m="http://schemas.openxmlformats.org/officeDocument/2006/math" xmlns:v="urn:schemas-microsoft-com:vml" xmlns:wp14="http://schemas.microsoft.com/office/word/2010/wordprocessingDrawing" xmlns:wp="http://schemas.openxmlformats.org/drawingml/2006/wordprocessingDrawing" xmlns:w10="urn:schemas-microsoft-com:office:word" xmlns:w="http://schemas.openxmlformats.org/wordprocessingml/2006/main" xmlns:w14="http://schemas.microsoft.com/office/word/2010/wordml" xmlns:w15="http://schemas.microsoft.com/office/word/2012/wordml" xmlns:wpg="http://schemas.microsoft.com/office/word/2010/wordprocessingGroup" xmlns:wpi="http://schemas.microsoft.com/office/word/2010/wordprocessingInk" xmlns:wne="http://schemas.microsoft.com/office/word/2006/wordml" xmlns:wps="http://schemas.microsoft.com/office/word/2010/wordprocessingShape" xmlns:w16se="http://schemas.microsoft.com/office/word/2015/wordml/symex" xmlns:w16cid="http://schemas.microsoft.com/office/word/2016/wordml/cid" xmlns:w16="http://schemas.microsoft.com/office/word/2018/wordml" xmlns:w16cex="http://schemas.microsoft.com/office/word/2018/wordml/cex" xmlns:w16sdtdh="http://schemas.microsoft.com/office/word/2020/wordml/sdtdatahash" xmlns:w16sdtfl="http://schemas.microsoft.com/office/word/2024/wordml/sdtformatlock" mc:Ignorable="w14 w15 wp14 w16se w16cid w16 w16cex w16sdtdh w16sdtfl">
+<w:document xmlns:wpc="http://schemas.microsoft.com/office/word/2010/wordprocessingCanvas" xmlns:cx="http://schemas.microsoft.com/office/drawing/2014/chartex" xmlns:cx1="http://schemas.microsoft.com/office/drawing/2015/9/8/chartex" xmlns:cx2="http://schemas.microsoft.com/office/drawing/2015/10/21/chartex" xmlns:cx3="http://schemas.microsoft.com/office/drawing/2016/5/9/chartex" xmlns:cx4="http://schemas.microsoft.com/office/drawing/2016/5/10/chartex" xmlns:cx5="http://schemas.microsoft.com/office/drawing/2016/5/11/chartex" xmlns:cx6="http://schemas.microsoft.com/office/drawing/2016/5/12/chartex" xmlns:cx7="http://schemas.microsoft.com/office/drawing/2016/5/13/chartex" xmlns:cx8="http://schemas.microsoft.com/office/drawing/2016/5/14/chartex" xmlns:mc="http://schemas.openxmlformats.org/markup-compatibility/2006" xmlns:aink="http://schemas.microsoft.com/office/drawing/2016/ink" xmlns:am3d="http://schemas.microsoft.com/office/drawing/2017/model3d" xmlns:o="urn:schemas-microsoft-com:office:office" xmlns:r="http://schemas.openxmlformats.org/officeDocument/2006/relationships" xmlns:m="http://schemas.openxmlformats.org/officeDocument/2006/math" xmlns:v="urn:schemas-microsoft-com:vml" xmlns:wp14="http://schemas.microsoft.com/office/word/2010/wordprocessingDrawing" xmlns:wp="http://schemas.openxmlformats.org/drawingml/2006/wordprocessingDrawing" xmlns:w10="urn:schemas-microsoft-com:office:word" xmlns:w="http://schemas.openxmlformats.org/wordprocessingml/2006/main" xmlns:w14="http://schemas.microsoft.com/office/word/2010/wordml" xmlns:w15="http://schemas.microsoft.com/office/word/2012/wordml" xmlns:w16cid="http://schemas.microsoft.com/office/word/2016/wordml/cid" xmlns:w16se="http://schemas.microsoft.com/office/word/2015/wordml/symex" xmlns:wpg="http://schemas.microsoft.com/office/word/2010/wordprocessingGroup" xmlns:wpi="http://schemas.microsoft.com/office/word/2010/wordprocessingInk" xmlns:wne="http://schemas.microsoft.com/office/word/2006/wordml" xmlns:wps="http://schemas.microsoft.com/office/word/2010/wordprocessingShape" mc:Ignorable="w14 w15 w16se w16cid wp14">
   <w:body>
     <w:p>
       <w:pPr>
-        <w:pStyle w:val="Normal"/>
         <w:jc w:val="center"/>
-      </w:pPr>
-      <w:r>
-        <w:rPr>
-          <w:rFonts w:ascii="Times New Roman" w:hAnsi="Times New Roman" w:eastAsia="Times New Roman" w:cs="Times New Roman"/>
-          <w:noProof w:val="0"/>
+        <w:rPr>
+          <w:rFonts w:ascii="Times New Roman" w:hAnsi="Times New Roman" w:cs="Times New Roman"/>
+        </w:rPr>
+      </w:pPr>
+      <w:r>
+        <w:rPr>
+          <w:rFonts w:ascii="Times New Roman" w:eastAsia="Times New Roman" w:hAnsi="Times New Roman" w:cs="Times New Roman"/>
+        </w:rPr>
+        <w:t xml:space="preserve">Budapesti Gazdasági SZC </w:t>
+      </w:r>
+    </w:p>
+    <w:p>
+      <w:pPr>
+        <w:jc w:val="center"/>
+        <w:rPr>
+          <w:rFonts w:ascii="Times New Roman" w:hAnsi="Times New Roman" w:cs="Times New Roman"/>
+        </w:rPr>
+      </w:pPr>
+      <w:r>
+        <w:rPr>
+          <w:rFonts w:ascii="Times New Roman" w:eastAsia="Times New Roman" w:hAnsi="Times New Roman" w:cs="Times New Roman"/>
+        </w:rPr>
+        <w:t>Logisztikai és Kereskedelmi Technikum és Szakképző Iskola</w:t>
+      </w:r>
+      <w:r>
+        <w:rPr>
+          <w:rFonts w:ascii="Times New Roman" w:hAnsi="Times New Roman" w:cs="Times New Roman"/>
+        </w:rPr>
+        <w:br/>
+      </w:r>
+      <w:r>
+        <w:rPr>
+          <w:rFonts w:ascii="Times New Roman" w:eastAsia="Times New Roman" w:hAnsi="Times New Roman" w:cs="Times New Roman"/>
+        </w:rPr>
+        <w:t>1087 Budapest, Szörény utca 2-4</w:t>
+      </w:r>
+    </w:p>
+    <w:p>
+      <w:pPr>
+        <w:pStyle w:val="Cm"/>
+        <w:jc w:val="center"/>
+        <w:rPr>
+          <w:rFonts w:ascii="Times New Roman" w:hAnsi="Times New Roman" w:cs="Times New Roman"/>
+          <w:sz w:val="96"/>
+          <w:szCs w:val="96"/>
+        </w:rPr>
+      </w:pPr>
+    </w:p>
+    <w:p>
+      <w:pPr>
+        <w:pStyle w:val="Cm"/>
+        <w:jc w:val="center"/>
+        <w:rPr>
+          <w:rFonts w:ascii="Times New Roman" w:hAnsi="Times New Roman" w:cs="Times New Roman"/>
+        </w:rPr>
+      </w:pPr>
+      <w:r>
+        <w:rPr>
+          <w:rFonts w:ascii="Times New Roman" w:hAnsi="Times New Roman" w:cs="Times New Roman"/>
+        </w:rPr>
+        <w:br/>
+      </w:r>
+      <w:r>
+        <w:rPr>
+          <w:rFonts w:ascii="Times New Roman" w:hAnsi="Times New Roman" w:cs="Times New Roman"/>
+        </w:rPr>
+        <w:br/>
+      </w:r>
+      <w:r>
+        <w:rPr>
+          <w:rFonts w:ascii="Times New Roman" w:hAnsi="Times New Roman" w:cs="Times New Roman"/>
+        </w:rPr>
+        <w:br/>
+      </w:r>
+      <w:r>
+        <w:rPr>
+          <w:rFonts w:ascii="Times New Roman" w:hAnsi="Times New Roman" w:cs="Times New Roman"/>
+          <w:sz w:val="120"/>
+          <w:szCs w:val="120"/>
+        </w:rPr>
+        <w:t>Vizsgaremek</w:t>
+      </w:r>
+    </w:p>
+    <w:p>
+      <w:pPr>
+        <w:pStyle w:val="Alcm"/>
+        <w:jc w:val="center"/>
+        <w:rPr>
+          <w:rFonts w:ascii="Times New Roman" w:hAnsi="Times New Roman" w:cs="Times New Roman"/>
+        </w:rPr>
+      </w:pPr>
+      <w:proofErr w:type="spellStart"/>
+      <w:r>
+        <w:rPr>
+          <w:rFonts w:ascii="Times New Roman" w:hAnsi="Times New Roman" w:cs="Times New Roman"/>
+          <w:sz w:val="52"/>
+          <w:szCs w:val="52"/>
+        </w:rPr>
+        <w:t>TeamPerformance</w:t>
+      </w:r>
+      <w:bookmarkStart w:id="0" w:name="_GoBack"/>
+      <w:bookmarkEnd w:id="0"/>
+      <w:proofErr w:type="spellEnd"/>
+    </w:p>
+    <w:p>
+      <w:pPr>
+        <w:rPr>
+          <w:rFonts w:ascii="Times New Roman" w:hAnsi="Times New Roman" w:cs="Times New Roman"/>
+        </w:rPr>
+      </w:pPr>
+    </w:p>
+    <w:p>
+      <w:pPr>
+        <w:rPr>
+          <w:rFonts w:ascii="Times New Roman" w:hAnsi="Times New Roman" w:cs="Times New Roman"/>
+        </w:rPr>
+      </w:pPr>
+    </w:p>
+    <w:p>
+      <w:pPr>
+        <w:rPr>
+          <w:rFonts w:ascii="Times New Roman" w:hAnsi="Times New Roman" w:cs="Times New Roman"/>
+        </w:rPr>
+      </w:pPr>
+    </w:p>
+    <w:p>
+      <w:pPr>
+        <w:rPr>
+          <w:rFonts w:ascii="Times New Roman" w:hAnsi="Times New Roman" w:cs="Times New Roman"/>
+        </w:rPr>
+      </w:pPr>
+    </w:p>
+    <w:p>
+      <w:pPr>
+        <w:rPr>
+          <w:rFonts w:ascii="Times New Roman" w:hAnsi="Times New Roman" w:cs="Times New Roman"/>
+        </w:rPr>
+      </w:pPr>
+    </w:p>
+    <w:p>
+      <w:pPr>
+        <w:rPr>
+          <w:rFonts w:ascii="Times New Roman" w:hAnsi="Times New Roman" w:cs="Times New Roman"/>
+        </w:rPr>
+      </w:pPr>
+    </w:p>
+    <w:p>
+      <w:pPr>
+        <w:rPr>
+          <w:rFonts w:ascii="Times New Roman" w:hAnsi="Times New Roman" w:cs="Times New Roman"/>
+        </w:rPr>
+      </w:pPr>
+    </w:p>
+    <w:p>
+      <w:pPr>
+        <w:ind w:left="708"/>
+        <w:rPr>
+          <w:rFonts w:ascii="Times New Roman" w:hAnsi="Times New Roman" w:cs="Times New Roman"/>
+        </w:rPr>
+      </w:pPr>
+      <w:r>
+        <w:rPr>
+          <w:rFonts w:ascii="Times New Roman" w:hAnsi="Times New Roman" w:cs="Times New Roman"/>
+        </w:rPr>
+        <w:t>Készítették:</w:t>
+      </w:r>
+    </w:p>
+    <w:p>
+      <w:pPr>
+        <w:pStyle w:val="Listaszerbekezds"/>
+        <w:numPr>
+          <w:ilvl w:val="0"/>
+          <w:numId w:val="3"/>
+        </w:numPr>
+        <w:rPr>
+          <w:rFonts w:ascii="Times New Roman" w:hAnsi="Times New Roman" w:cs="Times New Roman"/>
+        </w:rPr>
+      </w:pPr>
+      <w:r>
+        <w:rPr>
+          <w:rFonts w:ascii="Times New Roman" w:hAnsi="Times New Roman" w:cs="Times New Roman"/>
+        </w:rPr>
+        <w:t>Kánya Gábor</w:t>
+      </w:r>
+    </w:p>
+    <w:p>
+      <w:pPr>
+        <w:pStyle w:val="Listaszerbekezds"/>
+        <w:numPr>
+          <w:ilvl w:val="0"/>
+          <w:numId w:val="3"/>
+        </w:numPr>
+        <w:rPr>
+          <w:rFonts w:ascii="Times New Roman" w:hAnsi="Times New Roman" w:cs="Times New Roman"/>
+        </w:rPr>
+      </w:pPr>
+      <w:proofErr w:type="spellStart"/>
+      <w:r>
+        <w:rPr>
+          <w:rFonts w:ascii="Times New Roman" w:hAnsi="Times New Roman" w:cs="Times New Roman"/>
+        </w:rPr>
+        <w:t>Lukics</w:t>
+      </w:r>
+      <w:proofErr w:type="spellEnd"/>
+      <w:r>
+        <w:rPr>
+          <w:rFonts w:ascii="Times New Roman" w:hAnsi="Times New Roman" w:cs="Times New Roman"/>
+        </w:rPr>
+        <w:t xml:space="preserve"> Máté</w:t>
+      </w:r>
+    </w:p>
+    <w:p>
+      <w:pPr>
+        <w:pStyle w:val="Listaszerbekezds"/>
+        <w:numPr>
+          <w:ilvl w:val="0"/>
+          <w:numId w:val="3"/>
+        </w:numPr>
+        <w:rPr>
+          <w:rFonts w:ascii="Times New Roman" w:hAnsi="Times New Roman" w:cs="Times New Roman"/>
+        </w:rPr>
+      </w:pPr>
+      <w:proofErr w:type="spellStart"/>
+      <w:r>
+        <w:rPr>
+          <w:rFonts w:ascii="Times New Roman" w:hAnsi="Times New Roman" w:cs="Times New Roman"/>
+        </w:rPr>
+        <w:t>Szaszki</w:t>
+      </w:r>
+      <w:proofErr w:type="spellEnd"/>
+      <w:r>
+        <w:rPr>
+          <w:rFonts w:ascii="Times New Roman" w:hAnsi="Times New Roman" w:cs="Times New Roman"/>
+        </w:rPr>
+        <w:t xml:space="preserve"> Szilárd Zsombor</w:t>
+      </w:r>
+    </w:p>
+    <w:p/>
+    <w:p/>
+    <w:p/>
+    <w:p>
+      <w:pPr>
+        <w:pStyle w:val="Cm"/>
+        <w:jc w:val="center"/>
+        <w:rPr>
+          <w:rFonts w:ascii="Times New Roman" w:hAnsi="Times New Roman" w:cs="Times New Roman"/>
+        </w:rPr>
+      </w:pPr>
+      <w:r>
+        <w:rPr>
+          <w:rFonts w:ascii="Times New Roman" w:hAnsi="Times New Roman" w:cs="Times New Roman"/>
+        </w:rPr>
+        <w:t>Tartalomjegyzék</w:t>
+      </w:r>
+    </w:p>
+    <w:p>
+      <w:pPr>
+        <w:rPr>
+          <w:rFonts w:asciiTheme="majorHAnsi" w:eastAsiaTheme="majorEastAsia" w:hAnsiTheme="majorHAnsi" w:cstheme="majorBidi" w:hint="eastAsia"/>
+          <w:sz w:val="56"/>
+          <w:szCs w:val="56"/>
+        </w:rPr>
+      </w:pPr>
+      <w:r>
+        <w:rPr>
+          <w:rFonts w:hint="eastAsia"/>
+        </w:rPr>
+        <w:lastRenderedPageBreak/>
+        <w:br w:type="page"/>
+      </w:r>
+    </w:p>
+    <w:p>
+      <w:pPr>
+        <w:pStyle w:val="Alcm"/>
+        <w:rPr>
+          <w:rFonts w:ascii="Times New Roman" w:hAnsi="Times New Roman" w:cs="Times New Roman"/>
           <w:sz w:val="24"/>
           <w:szCs w:val="24"/>
-          <w:lang w:val="hu-HU"/>
-        </w:rPr>
-        <w:t xml:space="preserve">Budapesti Gazdasági SZC </w:t>
-      </w:r>
-    </w:p>
-    <w:p>
-      <w:pPr>
-        <w:pStyle w:val="Normal"/>
-        <w:jc w:val="center"/>
-      </w:pPr>
-      <w:r>
-        <w:rPr>
-          <w:rFonts w:ascii="Times New Roman" w:hAnsi="Times New Roman" w:eastAsia="Times New Roman" w:cs="Times New Roman"/>
-          <w:noProof w:val="0"/>
+        </w:rPr>
+      </w:pPr>
+      <w:r>
+        <w:rPr>
+          <w:rFonts w:ascii="Times New Roman" w:hAnsi="Times New Roman" w:cs="Times New Roman"/>
           <w:sz w:val="24"/>
           <w:szCs w:val="24"/>
-          <w:lang w:val="hu-HU"/>
-        </w:rPr>
-        <w:t>Logisztikai és Kereskedelmi Technikum és Szakképző Iskola</w:t>
-      </w:r>
-      <w:r>
-        <w:br/>
-      </w:r>
-      <w:r>
-        <w:rPr>
-          <w:rFonts w:ascii="Times New Roman" w:hAnsi="Times New Roman" w:eastAsia="Times New Roman" w:cs="Times New Roman"/>
-        </w:rPr>
-        <w:t>1087 Budapest, Szörény utca 2-4</w:t>
-      </w:r>
-    </w:p>
-    <w:p>
-      <w:pPr>
-        <w:pStyle w:val="Title"/>
-        <w:jc w:val="center"/>
-        <w:rPr>
-          <w:sz w:val="96"/>
-          <w:szCs w:val="96"/>
-        </w:rPr>
-      </w:pPr>
-    </w:p>
-    <w:p>
-      <w:pPr>
-        <w:pStyle w:val="Title"/>
-        <w:jc w:val="center"/>
-      </w:pPr>
-      <w:r>
-        <w:br/>
-      </w:r>
-      <w:r>
-        <w:br/>
-      </w:r>
-      <w:r>
-        <w:br/>
-      </w:r>
-      <w:r>
-        <w:rPr>
-          <w:sz w:val="120"/>
-          <w:szCs w:val="120"/>
-        </w:rPr>
-        <w:t>Vizsgaremek</w:t>
-      </w:r>
-    </w:p>
-    <w:p>
-      <w:pPr>
-        <w:pStyle w:val="Subtitle"/>
-        <w:jc w:val="center"/>
-      </w:pPr>
-      <w:r>
-        <w:rPr>
-          <w:sz w:val="52"/>
-          <w:szCs w:val="52"/>
-        </w:rPr>
-        <w:t>A program címe</w:t>
-      </w:r>
-    </w:p>
-    <w:p>
-      <w:pPr>
-        <w:pStyle w:val="Normal"/>
-      </w:pPr>
-    </w:p>
-    <w:p>
-      <w:pPr>
-        <w:pStyle w:val="Normal"/>
-      </w:pPr>
-    </w:p>
-    <w:p>
-      <w:pPr>
-        <w:pStyle w:val="Normal"/>
-      </w:pPr>
-    </w:p>
-    <w:p>
-      <w:pPr>
-        <w:pStyle w:val="Normal"/>
-      </w:pPr>
-    </w:p>
-    <w:p>
-      <w:pPr>
-        <w:pStyle w:val="Normal"/>
-      </w:pPr>
-    </w:p>
-    <w:p>
-      <w:pPr>
-        <w:pStyle w:val="Normal"/>
-      </w:pPr>
-    </w:p>
-    <w:p>
-      <w:pPr>
-        <w:pStyle w:val="Normal"/>
-      </w:pPr>
-    </w:p>
-    <w:p>
-      <w:pPr>
-        <w:pStyle w:val="Normal"/>
-        <w:ind w:left="708"/>
-      </w:pPr>
-      <w:r>
-        <w:rPr/>
-        <w:t>Készítették:</w:t>
-      </w:r>
-    </w:p>
-    <w:p>
-      <w:pPr>
-        <w:pStyle w:val="ListParagraph"/>
-        <w:numPr>
-          <w:ilvl w:val="0"/>
-          <w:numId w:val="6"/>
-        </w:numPr>
-        <w:rPr/>
-      </w:pPr>
-      <w:r>
-        <w:rPr/>
-        <w:t>Kánya Gábor</w:t>
-      </w:r>
-    </w:p>
-    <w:p>
-      <w:pPr>
-        <w:pStyle w:val="ListParagraph"/>
-        <w:numPr>
-          <w:ilvl w:val="0"/>
-          <w:numId w:val="6"/>
-        </w:numPr>
-        <w:rPr/>
-      </w:pPr>
-      <w:r>
-        <w:rPr/>
-        <w:t>Lukics</w:t>
-      </w:r>
-      <w:r>
-        <w:rPr/>
-        <w:t xml:space="preserve"> Máté</w:t>
-      </w:r>
-    </w:p>
-    <w:p>
-      <w:pPr>
-        <w:pStyle w:val="ListParagraph"/>
-        <w:numPr>
-          <w:ilvl w:val="0"/>
-          <w:numId w:val="6"/>
-        </w:numPr>
-        <w:rPr/>
-      </w:pPr>
-      <w:r>
-        <w:rPr/>
-        <w:t>Szaszki</w:t>
-      </w:r>
-      <w:r>
-        <w:rPr/>
-        <w:t xml:space="preserve"> Szilárd Zsombor</w:t>
+        </w:rPr>
+        <w:lastRenderedPageBreak/>
+        <w:t>1. A projekt bemutatása</w:t>
+      </w:r>
+    </w:p>
+    <w:p>
+      <w:pPr>
+        <w:rPr>
+          <w:rStyle w:val="Kiemels2"/>
+          <w:rFonts w:ascii="Times New Roman" w:hAnsi="Times New Roman" w:cs="Times New Roman"/>
+        </w:rPr>
+      </w:pPr>
+      <w:r>
+        <w:rPr>
+          <w:rStyle w:val="Kiemels2"/>
+          <w:rFonts w:ascii="Times New Roman" w:hAnsi="Times New Roman" w:cs="Times New Roman"/>
+        </w:rPr>
+        <w:t>1.1. A projekt célja</w:t>
+      </w:r>
+    </w:p>
+    <w:p>
+      <w:pPr>
+        <w:rPr>
+          <w:rFonts w:ascii="Times New Roman" w:hAnsi="Times New Roman" w:cs="Times New Roman"/>
+        </w:rPr>
+      </w:pPr>
+    </w:p>
+    <w:p>
+      <w:pPr>
+        <w:rPr>
+          <w:rFonts w:ascii="Times New Roman" w:hAnsi="Times New Roman" w:cs="Times New Roman"/>
+        </w:rPr>
+      </w:pPr>
+      <w:r>
+        <w:rPr>
+          <w:rFonts w:ascii="Times New Roman" w:hAnsi="Times New Roman" w:cs="Times New Roman"/>
+        </w:rPr>
+        <w:t>A projekt célja egy olyan modern, könnyen használható sportmenedzsment rendszer létrehozása, amely elsősorban labdarúgócsapatok edzőinek és szakmai stábjának munkáját segíti. A rendszer lehetőséget biztosít a csapatok, játékosok, edzések és mérkőzések adatainak egy helyen történő kezelésére, valamint az összegyűjtött adatokból különböző statisztikák és kimutatások készítésére.</w:t>
+      </w:r>
+    </w:p>
+    <w:p>
+      <w:pPr>
+        <w:rPr>
+          <w:rFonts w:ascii="Times New Roman" w:hAnsi="Times New Roman" w:cs="Times New Roman"/>
+        </w:rPr>
+      </w:pPr>
+      <w:r>
+        <w:rPr>
+          <w:rFonts w:ascii="Times New Roman" w:hAnsi="Times New Roman" w:cs="Times New Roman"/>
+        </w:rPr>
+        <w:t>A program elkészítésének egyik fő célja, hogy az edzők számára egyszerűbbé és átláthatóbbá tegye a csapat mindennapi adminisztrációját. A hagyományos, papír alapú vagy több különálló alkalmazásban végzett adatkezelés helyett a szükséges információk egyetlen rendszerben tárolhatók és kezelhetők.</w:t>
+      </w:r>
+    </w:p>
+    <w:p>
+      <w:pPr>
+        <w:rPr>
+          <w:rFonts w:ascii="Times New Roman" w:hAnsi="Times New Roman" w:cs="Times New Roman"/>
+        </w:rPr>
+      </w:pPr>
+      <w:r>
+        <w:rPr>
+          <w:rFonts w:ascii="Times New Roman" w:hAnsi="Times New Roman" w:cs="Times New Roman"/>
+        </w:rPr>
+        <w:t>A rendszer nem kizárólag az adatok tárolására szolgál, hanem azok későbbi elemzését is támogatja. Az edzésekről és mérkőzésekről rögzített adatok alapján a program képes különböző statisztikák megjelenítésére, amelyek segítséget nyújthatnak az edzőnek a csapat és az egyes játékosok fejlődésének követésében.</w:t>
+      </w:r>
+    </w:p>
+    <w:p>
+      <w:pPr>
+        <w:rPr>
+          <w:rFonts w:ascii="Times New Roman" w:hAnsi="Times New Roman" w:cs="Times New Roman"/>
+        </w:rPr>
+      </w:pPr>
+    </w:p>
+    <w:p>
+      <w:pPr>
+        <w:rPr>
+          <w:rStyle w:val="Kiemels2"/>
+          <w:rFonts w:ascii="Times New Roman" w:hAnsi="Times New Roman" w:cs="Times New Roman"/>
+        </w:rPr>
+      </w:pPr>
+      <w:r>
+        <w:rPr>
+          <w:rStyle w:val="Kiemels2"/>
+          <w:rFonts w:ascii="Times New Roman" w:hAnsi="Times New Roman" w:cs="Times New Roman"/>
+        </w:rPr>
+        <w:t>1.2. A probléma, amelyre a rendszer megoldást kínál</w:t>
+      </w:r>
+    </w:p>
+    <w:p>
+      <w:pPr>
+        <w:rPr>
+          <w:rFonts w:ascii="Times New Roman" w:hAnsi="Times New Roman" w:cs="Times New Roman"/>
+        </w:rPr>
+      </w:pPr>
+    </w:p>
+    <w:p>
+      <w:pPr>
+        <w:rPr>
+          <w:rFonts w:ascii="Times New Roman" w:hAnsi="Times New Roman" w:cs="Times New Roman"/>
+        </w:rPr>
+      </w:pPr>
+      <w:r>
+        <w:rPr>
+          <w:rFonts w:ascii="Times New Roman" w:hAnsi="Times New Roman" w:cs="Times New Roman"/>
+        </w:rPr>
+        <w:t>Egy sportcsapat működtetése során nagy mennyiségű adat keletkezik. Az edzőnek nyilván kell tartania többek között a játékosokat, az edzéseket, a jelenlétet, a mérkőzéseket és az egyes játékosok teljesítményét.</w:t>
+      </w:r>
+    </w:p>
+    <w:p>
+      <w:pPr>
+        <w:rPr>
+          <w:rFonts w:ascii="Times New Roman" w:hAnsi="Times New Roman" w:cs="Times New Roman"/>
+        </w:rPr>
+      </w:pPr>
+      <w:r>
+        <w:rPr>
+          <w:rFonts w:ascii="Times New Roman" w:hAnsi="Times New Roman" w:cs="Times New Roman"/>
+        </w:rPr>
+        <w:t>Kisebb csapatok esetében ezek az adatok gyakran különböző helyeken, például táblázatokban, jegyzetekben vagy több különálló alkalmazásban találhatók meg. Ez megnehezíti az adatok visszakeresését, összehasonlítását és hosszabb távú elemzését.</w:t>
+      </w:r>
+    </w:p>
+    <w:p>
+      <w:pPr>
+        <w:rPr>
+          <w:rFonts w:ascii="Times New Roman" w:hAnsi="Times New Roman" w:cs="Times New Roman"/>
+        </w:rPr>
+      </w:pPr>
+      <w:r>
+        <w:rPr>
+          <w:rFonts w:ascii="Times New Roman" w:hAnsi="Times New Roman" w:cs="Times New Roman"/>
+        </w:rPr>
+        <w:t>A projekt ezt a problémát egy központi rendszer kialakításával kívánja kezelni. A cél az, hogy az edző a csapat működéséhez szükséges legfontosabb adatokat egyetlen felületen tudja rögzíteni, kezelni és elemezni.</w:t>
+      </w:r>
+    </w:p>
+    <w:p>
+      <w:pPr>
+        <w:rPr>
+          <w:rStyle w:val="Kiemels2"/>
+          <w:rFonts w:ascii="Times New Roman" w:hAnsi="Times New Roman" w:cs="Times New Roman"/>
+        </w:rPr>
+      </w:pPr>
+    </w:p>
+    <w:p>
+      <w:pPr>
+        <w:rPr>
+          <w:rStyle w:val="Kiemels2"/>
+          <w:rFonts w:ascii="Times New Roman" w:hAnsi="Times New Roman" w:cs="Times New Roman"/>
+        </w:rPr>
+      </w:pPr>
+      <w:r>
+        <w:rPr>
+          <w:rStyle w:val="Kiemels2"/>
+          <w:rFonts w:ascii="Times New Roman" w:hAnsi="Times New Roman" w:cs="Times New Roman"/>
+        </w:rPr>
+        <w:t>1.3. Célközönség</w:t>
+      </w:r>
+    </w:p>
+    <w:p>
+      <w:pPr>
+        <w:rPr>
+          <w:rFonts w:ascii="Times New Roman" w:hAnsi="Times New Roman" w:cs="Times New Roman"/>
+        </w:rPr>
+      </w:pPr>
+    </w:p>
+    <w:p>
+      <w:pPr>
+        <w:rPr>
+          <w:rFonts w:ascii="Times New Roman" w:hAnsi="Times New Roman" w:cs="Times New Roman"/>
+        </w:rPr>
+      </w:pPr>
+      <w:r>
+        <w:rPr>
+          <w:rFonts w:ascii="Times New Roman" w:hAnsi="Times New Roman" w:cs="Times New Roman"/>
+        </w:rPr>
+        <w:t>A rendszer elsődleges célközönségét a labdarúgással foglalkozó edzők és szakmai stábtagok alkotják.</w:t>
+      </w:r>
+    </w:p>
+    <w:p>
+      <w:pPr>
+        <w:rPr>
+          <w:rFonts w:ascii="Times New Roman" w:hAnsi="Times New Roman" w:cs="Times New Roman"/>
+        </w:rPr>
+      </w:pPr>
+      <w:r>
+        <w:rPr>
+          <w:rFonts w:ascii="Times New Roman" w:hAnsi="Times New Roman" w:cs="Times New Roman"/>
+        </w:rPr>
+        <w:t>A program különösen hasznos lehet:</w:t>
+      </w:r>
+    </w:p>
+    <w:p>
+      <w:pPr>
+        <w:rPr>
+          <w:rFonts w:ascii="Times New Roman" w:hAnsi="Times New Roman" w:cs="Times New Roman"/>
+        </w:rPr>
+      </w:pPr>
+      <w:r>
+        <w:rPr>
+          <w:rFonts w:ascii="Times New Roman" w:hAnsi="Times New Roman" w:cs="Times New Roman"/>
+        </w:rPr>
+        <w:t>- utánpótláscsapatok edzői számára,</w:t>
+      </w:r>
+    </w:p>
+    <w:p>
+      <w:pPr>
+        <w:rPr>
+          <w:rFonts w:ascii="Times New Roman" w:hAnsi="Times New Roman" w:cs="Times New Roman"/>
+        </w:rPr>
+      </w:pPr>
+      <w:r>
+        <w:rPr>
+          <w:rFonts w:ascii="Times New Roman" w:hAnsi="Times New Roman" w:cs="Times New Roman"/>
+        </w:rPr>
+        <w:lastRenderedPageBreak/>
+        <w:t>- amatőr és félprofi labdarúgócsapatok edzői számára,</w:t>
+      </w:r>
+    </w:p>
+    <w:p>
+      <w:pPr>
+        <w:rPr>
+          <w:rFonts w:ascii="Times New Roman" w:hAnsi="Times New Roman" w:cs="Times New Roman"/>
+        </w:rPr>
+      </w:pPr>
+      <w:r>
+        <w:rPr>
+          <w:rFonts w:ascii="Times New Roman" w:hAnsi="Times New Roman" w:cs="Times New Roman"/>
+        </w:rPr>
+        <w:t>- vezetőedzők számára,</w:t>
+      </w:r>
+    </w:p>
+    <w:p>
+      <w:pPr>
+        <w:rPr>
+          <w:rFonts w:ascii="Times New Roman" w:hAnsi="Times New Roman" w:cs="Times New Roman"/>
+        </w:rPr>
+      </w:pPr>
+      <w:r>
+        <w:rPr>
+          <w:rFonts w:ascii="Times New Roman" w:hAnsi="Times New Roman" w:cs="Times New Roman"/>
+        </w:rPr>
+        <w:t>- segédedzők számára,</w:t>
+      </w:r>
+    </w:p>
+    <w:p>
+      <w:pPr>
+        <w:rPr>
+          <w:rFonts w:ascii="Times New Roman" w:hAnsi="Times New Roman" w:cs="Times New Roman"/>
+        </w:rPr>
+      </w:pPr>
+      <w:r>
+        <w:rPr>
+          <w:rFonts w:ascii="Times New Roman" w:hAnsi="Times New Roman" w:cs="Times New Roman"/>
+        </w:rPr>
+        <w:t>- kisebb klubok szakmai stábjai számára.</w:t>
+      </w:r>
+    </w:p>
+    <w:p>
+      <w:pPr>
+        <w:rPr>
+          <w:rFonts w:ascii="Times New Roman" w:hAnsi="Times New Roman" w:cs="Times New Roman"/>
+        </w:rPr>
+      </w:pPr>
+      <w:r>
+        <w:rPr>
+          <w:rFonts w:ascii="Times New Roman" w:hAnsi="Times New Roman" w:cs="Times New Roman"/>
+        </w:rPr>
+        <w:t>A rendszer kialakításánál fontos szempont az egyszerű kezelhetőség, ezért olyan felhasználók számára is használható, akik nem rendelkeznek magas szintű informatikai ismeretekkel.</w:t>
+      </w:r>
+    </w:p>
+    <w:p>
+      <w:pPr>
+        <w:rPr>
+          <w:rFonts w:ascii="Times New Roman" w:hAnsi="Times New Roman" w:cs="Times New Roman"/>
+        </w:rPr>
+      </w:pPr>
+      <w:r>
+        <w:rPr>
+          <w:rFonts w:ascii="Times New Roman" w:hAnsi="Times New Roman" w:cs="Times New Roman"/>
+        </w:rPr>
+        <w:t>A későbbi fejlesztések során a rendszer más sportágakra is kiterjeszthető, azonban a jelenlegi projekt elsődlegesen a labdarúgás igényeire épül.</w:t>
+      </w:r>
+    </w:p>
+    <w:p>
+      <w:pPr>
+        <w:rPr>
+          <w:rFonts w:ascii="Times New Roman" w:hAnsi="Times New Roman" w:cs="Times New Roman"/>
+        </w:rPr>
+      </w:pPr>
+    </w:p>
+    <w:p>
+      <w:pPr>
+        <w:rPr>
+          <w:rStyle w:val="Kiemels2"/>
+          <w:rFonts w:ascii="Times New Roman" w:hAnsi="Times New Roman" w:cs="Times New Roman"/>
+        </w:rPr>
+      </w:pPr>
+      <w:r>
+        <w:rPr>
+          <w:rStyle w:val="Kiemels2"/>
+          <w:rFonts w:ascii="Times New Roman" w:hAnsi="Times New Roman" w:cs="Times New Roman"/>
+        </w:rPr>
+        <w:t>1.4. A rendszerben található felhasználói szerepek</w:t>
+      </w:r>
+    </w:p>
+    <w:p>
+      <w:pPr>
+        <w:rPr>
+          <w:rFonts w:ascii="Times New Roman" w:hAnsi="Times New Roman" w:cs="Times New Roman"/>
+        </w:rPr>
+      </w:pPr>
+      <w:r>
+        <w:rPr>
+          <w:rFonts w:ascii="Times New Roman" w:hAnsi="Times New Roman" w:cs="Times New Roman"/>
+        </w:rPr>
+        <w:t>A rendszerben a különböző felhasználók eltérő jogosultságokkal rendelkeznek.</w:t>
+      </w:r>
+    </w:p>
+    <w:p>
+      <w:pPr>
+        <w:rPr>
+          <w:rFonts w:ascii="Times New Roman" w:hAnsi="Times New Roman" w:cs="Times New Roman"/>
+        </w:rPr>
+      </w:pPr>
+    </w:p>
+    <w:p>
+      <w:pPr>
+        <w:rPr>
+          <w:rFonts w:ascii="Times New Roman" w:hAnsi="Times New Roman" w:cs="Times New Roman"/>
+        </w:rPr>
+      </w:pPr>
+      <w:r>
+        <w:rPr>
+          <w:rFonts w:ascii="Times New Roman" w:hAnsi="Times New Roman" w:cs="Times New Roman"/>
+        </w:rPr>
+        <w:t>Vezetőedző / csapatmenedzser</w:t>
+      </w:r>
+    </w:p>
+    <w:p>
+      <w:pPr>
+        <w:rPr>
+          <w:rFonts w:ascii="Times New Roman" w:hAnsi="Times New Roman" w:cs="Times New Roman"/>
+        </w:rPr>
+      </w:pPr>
+    </w:p>
+    <w:p>
+      <w:pPr>
+        <w:rPr>
+          <w:rFonts w:ascii="Times New Roman" w:hAnsi="Times New Roman" w:cs="Times New Roman"/>
+        </w:rPr>
+      </w:pPr>
+      <w:r>
+        <w:rPr>
+          <w:rFonts w:ascii="Times New Roman" w:hAnsi="Times New Roman" w:cs="Times New Roman"/>
+        </w:rPr>
+        <w:t>A vezetőedző rendelkezik a legszélesebb jogosultsági körrel. Létrehozhat és kezelhet csapatokat, hozzáadhat játékosokat, meghívhat további edzőket, valamint létrehozhat és módosíthat edzéseket és mérkőzéseket.</w:t>
+      </w:r>
+    </w:p>
+    <w:p>
+      <w:pPr>
+        <w:rPr>
+          <w:rFonts w:ascii="Times New Roman" w:hAnsi="Times New Roman" w:cs="Times New Roman"/>
+        </w:rPr>
+      </w:pPr>
+      <w:r>
+        <w:rPr>
+          <w:rFonts w:ascii="Times New Roman" w:hAnsi="Times New Roman" w:cs="Times New Roman"/>
+        </w:rPr>
+        <w:t>A vezetőedző számára elérhetők a csapathoz kapcsolódó statisztikák és kimutatások is.</w:t>
+      </w:r>
+    </w:p>
+    <w:p>
+      <w:pPr>
+        <w:rPr>
+          <w:rFonts w:ascii="Times New Roman" w:hAnsi="Times New Roman" w:cs="Times New Roman"/>
+        </w:rPr>
+      </w:pPr>
+    </w:p>
+    <w:p>
+      <w:pPr>
+        <w:rPr>
+          <w:rFonts w:ascii="Times New Roman" w:hAnsi="Times New Roman" w:cs="Times New Roman"/>
+        </w:rPr>
+      </w:pPr>
+    </w:p>
+    <w:p>
+      <w:pPr>
+        <w:rPr>
+          <w:rFonts w:ascii="Times New Roman" w:hAnsi="Times New Roman" w:cs="Times New Roman"/>
+        </w:rPr>
+      </w:pPr>
+      <w:r>
+        <w:rPr>
+          <w:rFonts w:ascii="Times New Roman" w:hAnsi="Times New Roman" w:cs="Times New Roman"/>
+        </w:rPr>
+        <w:t>Segédedző</w:t>
+      </w:r>
+    </w:p>
+    <w:p>
+      <w:pPr>
+        <w:rPr>
+          <w:rFonts w:ascii="Times New Roman" w:hAnsi="Times New Roman" w:cs="Times New Roman"/>
+        </w:rPr>
+      </w:pPr>
+    </w:p>
+    <w:p>
+      <w:pPr>
+        <w:rPr>
+          <w:rFonts w:ascii="Times New Roman" w:hAnsi="Times New Roman" w:cs="Times New Roman"/>
+        </w:rPr>
+      </w:pPr>
+      <w:r>
+        <w:rPr>
+          <w:rFonts w:ascii="Times New Roman" w:hAnsi="Times New Roman" w:cs="Times New Roman"/>
+        </w:rPr>
+        <w:t>A segédedző a vezetőedző által meghatározott jogosultságok alapján vehet részt a csapat kezelésében. Rögzítheti például az edzéseket, a játékosok jelenlétét és a mérkőzések adatait.</w:t>
+      </w:r>
+    </w:p>
+    <w:p>
+      <w:pPr>
+        <w:rPr>
+          <w:rFonts w:ascii="Times New Roman" w:hAnsi="Times New Roman" w:cs="Times New Roman"/>
+        </w:rPr>
+      </w:pPr>
+      <w:r>
+        <w:rPr>
+          <w:rFonts w:ascii="Times New Roman" w:hAnsi="Times New Roman" w:cs="Times New Roman"/>
+        </w:rPr>
+        <w:t>A jogosultságok szerepkör alapú kezelése biztosítja, hogy minden felhasználó csak a számára engedélyezett műveleteket hajthassa végre.</w:t>
+      </w:r>
+    </w:p>
+    <w:p>
+      <w:pPr>
+        <w:rPr>
+          <w:rFonts w:ascii="Times New Roman" w:hAnsi="Times New Roman" w:cs="Times New Roman"/>
+        </w:rPr>
+      </w:pPr>
+    </w:p>
+    <w:p>
+      <w:pPr>
+        <w:rPr>
+          <w:rStyle w:val="Kiemels2"/>
+          <w:rFonts w:ascii="Times New Roman" w:hAnsi="Times New Roman" w:cs="Times New Roman"/>
+        </w:rPr>
+      </w:pPr>
+      <w:r>
+        <w:rPr>
+          <w:rStyle w:val="Kiemels2"/>
+          <w:rFonts w:ascii="Times New Roman" w:hAnsi="Times New Roman" w:cs="Times New Roman"/>
+        </w:rPr>
+        <w:t>1.5. A rendszer fő funkciói</w:t>
+      </w:r>
+    </w:p>
+    <w:p>
+      <w:pPr>
+        <w:rPr>
+          <w:rFonts w:ascii="Times New Roman" w:hAnsi="Times New Roman" w:cs="Times New Roman"/>
+        </w:rPr>
+      </w:pPr>
+    </w:p>
+    <w:p>
+      <w:pPr>
+        <w:rPr>
+          <w:rFonts w:ascii="Times New Roman" w:hAnsi="Times New Roman" w:cs="Times New Roman"/>
+        </w:rPr>
+      </w:pPr>
+      <w:r>
+        <w:rPr>
+          <w:rFonts w:ascii="Times New Roman" w:hAnsi="Times New Roman" w:cs="Times New Roman"/>
+        </w:rPr>
+        <w:t>A program több, egymással összekapcsolódó funkcióból épül fel.</w:t>
+      </w:r>
+    </w:p>
+    <w:p>
+      <w:pPr>
+        <w:rPr>
+          <w:rFonts w:ascii="Times New Roman" w:hAnsi="Times New Roman" w:cs="Times New Roman"/>
+        </w:rPr>
+      </w:pPr>
+    </w:p>
+    <w:p>
+      <w:pPr>
+        <w:rPr>
+          <w:rFonts w:ascii="Times New Roman" w:hAnsi="Times New Roman" w:cs="Times New Roman"/>
+        </w:rPr>
+      </w:pPr>
+      <w:r>
+        <w:rPr>
+          <w:rFonts w:ascii="Times New Roman" w:hAnsi="Times New Roman" w:cs="Times New Roman"/>
+        </w:rPr>
+        <w:lastRenderedPageBreak/>
+        <w:t>Felhasználói fiók kezelése</w:t>
+      </w:r>
+    </w:p>
+    <w:p>
+      <w:pPr>
+        <w:rPr>
+          <w:rFonts w:ascii="Times New Roman" w:hAnsi="Times New Roman" w:cs="Times New Roman"/>
+        </w:rPr>
+      </w:pPr>
+    </w:p>
+    <w:p>
+      <w:pPr>
+        <w:rPr>
+          <w:rFonts w:ascii="Times New Roman" w:hAnsi="Times New Roman" w:cs="Times New Roman"/>
+        </w:rPr>
+      </w:pPr>
+      <w:r>
+        <w:rPr>
+          <w:rFonts w:ascii="Times New Roman" w:hAnsi="Times New Roman" w:cs="Times New Roman"/>
+        </w:rPr>
+        <w:t>A felhasználók regisztrálhatnak és bejelentkezhetnek a rendszerbe. A regisztráció során megadott adatokhoz tartozó fiókot a rendszer biztonságosan kezeli.</w:t>
+      </w:r>
+    </w:p>
+    <w:p>
+      <w:pPr>
+        <w:rPr>
+          <w:rFonts w:ascii="Times New Roman" w:hAnsi="Times New Roman" w:cs="Times New Roman"/>
+        </w:rPr>
+      </w:pPr>
+      <w:r>
+        <w:rPr>
+          <w:rFonts w:ascii="Times New Roman" w:hAnsi="Times New Roman" w:cs="Times New Roman"/>
+        </w:rPr>
+        <w:t>A rendszer támogatja többek között:</w:t>
+      </w:r>
+    </w:p>
+    <w:p>
+      <w:pPr>
+        <w:rPr>
+          <w:rFonts w:ascii="Times New Roman" w:hAnsi="Times New Roman" w:cs="Times New Roman"/>
+        </w:rPr>
+      </w:pPr>
+      <w:r>
+        <w:rPr>
+          <w:rFonts w:ascii="Times New Roman" w:hAnsi="Times New Roman" w:cs="Times New Roman"/>
+        </w:rPr>
+        <w:t>- regisztrációt,</w:t>
+      </w:r>
+    </w:p>
+    <w:p>
+      <w:pPr>
+        <w:rPr>
+          <w:rFonts w:ascii="Times New Roman" w:hAnsi="Times New Roman" w:cs="Times New Roman"/>
+        </w:rPr>
+      </w:pPr>
+      <w:r>
+        <w:rPr>
+          <w:rFonts w:ascii="Times New Roman" w:hAnsi="Times New Roman" w:cs="Times New Roman"/>
+        </w:rPr>
+        <w:t>- bejelentkezést és kijelentkezést,</w:t>
+      </w:r>
+    </w:p>
+    <w:p>
+      <w:pPr>
+        <w:rPr>
+          <w:rFonts w:ascii="Times New Roman" w:hAnsi="Times New Roman" w:cs="Times New Roman"/>
+        </w:rPr>
+      </w:pPr>
+      <w:r>
+        <w:rPr>
+          <w:rFonts w:ascii="Times New Roman" w:hAnsi="Times New Roman" w:cs="Times New Roman"/>
+        </w:rPr>
+        <w:t>- e-mail-cím ellenőrzését,</w:t>
+      </w:r>
+    </w:p>
+    <w:p>
+      <w:pPr>
+        <w:rPr>
+          <w:rFonts w:ascii="Times New Roman" w:hAnsi="Times New Roman" w:cs="Times New Roman"/>
+        </w:rPr>
+      </w:pPr>
+      <w:r>
+        <w:rPr>
+          <w:rFonts w:ascii="Times New Roman" w:hAnsi="Times New Roman" w:cs="Times New Roman"/>
+        </w:rPr>
+        <w:t>- elfelejtett jelszó esetén a jelszó visszaállítását,</w:t>
+      </w:r>
+    </w:p>
+    <w:p>
+      <w:pPr>
+        <w:rPr>
+          <w:rFonts w:ascii="Times New Roman" w:hAnsi="Times New Roman" w:cs="Times New Roman"/>
+        </w:rPr>
+      </w:pPr>
+      <w:r>
+        <w:rPr>
+          <w:rFonts w:ascii="Times New Roman" w:hAnsi="Times New Roman" w:cs="Times New Roman"/>
+        </w:rPr>
+        <w:t>- szerepkör alapú jogosultságkezelést.</w:t>
+      </w:r>
+    </w:p>
+    <w:p>
+      <w:pPr>
+        <w:rPr>
+          <w:rFonts w:ascii="Times New Roman" w:hAnsi="Times New Roman" w:cs="Times New Roman"/>
+        </w:rPr>
+      </w:pPr>
+    </w:p>
+    <w:p>
+      <w:pPr>
+        <w:rPr>
+          <w:rFonts w:ascii="Times New Roman" w:hAnsi="Times New Roman" w:cs="Times New Roman"/>
+        </w:rPr>
+      </w:pPr>
+      <w:r>
+        <w:rPr>
+          <w:rFonts w:ascii="Times New Roman" w:hAnsi="Times New Roman" w:cs="Times New Roman"/>
+        </w:rPr>
+        <w:t>Csapatok kezelése</w:t>
+      </w:r>
+    </w:p>
+    <w:p>
+      <w:pPr>
+        <w:rPr>
+          <w:rFonts w:ascii="Times New Roman" w:hAnsi="Times New Roman" w:cs="Times New Roman"/>
+        </w:rPr>
+      </w:pPr>
+    </w:p>
+    <w:p>
+      <w:pPr>
+        <w:rPr>
+          <w:rFonts w:ascii="Times New Roman" w:hAnsi="Times New Roman" w:cs="Times New Roman"/>
+        </w:rPr>
+      </w:pPr>
+      <w:r>
+        <w:rPr>
+          <w:rFonts w:ascii="Times New Roman" w:hAnsi="Times New Roman" w:cs="Times New Roman"/>
+        </w:rPr>
+        <w:t>A vezetőedző új csapatot hozhat létre, amelyhez megadható többek között a csapat neve, korosztálya, sportága és rövid azonosítója.</w:t>
+      </w:r>
+    </w:p>
+    <w:p>
+      <w:pPr>
+        <w:rPr>
+          <w:rFonts w:ascii="Times New Roman" w:hAnsi="Times New Roman" w:cs="Times New Roman"/>
+        </w:rPr>
+      </w:pPr>
+      <w:r>
+        <w:rPr>
+          <w:rFonts w:ascii="Times New Roman" w:hAnsi="Times New Roman" w:cs="Times New Roman"/>
+        </w:rPr>
+        <w:t>Egy felhasználó több csapathoz is tartozhat, ezért a rendszer lehetőséget biztosít a csapatok közötti váltásra.</w:t>
+      </w:r>
+    </w:p>
+    <w:p>
+      <w:pPr>
+        <w:rPr>
+          <w:rFonts w:ascii="Times New Roman" w:hAnsi="Times New Roman" w:cs="Times New Roman"/>
+        </w:rPr>
+      </w:pPr>
+    </w:p>
+    <w:p>
+      <w:pPr>
+        <w:rPr>
+          <w:rFonts w:ascii="Times New Roman" w:hAnsi="Times New Roman" w:cs="Times New Roman"/>
+        </w:rPr>
+      </w:pPr>
+      <w:r>
+        <w:rPr>
+          <w:rFonts w:ascii="Times New Roman" w:hAnsi="Times New Roman" w:cs="Times New Roman"/>
+        </w:rPr>
+        <w:t>Játékosok kezelése</w:t>
+      </w:r>
+    </w:p>
+    <w:p>
+      <w:pPr>
+        <w:rPr>
+          <w:rFonts w:ascii="Times New Roman" w:hAnsi="Times New Roman" w:cs="Times New Roman"/>
+        </w:rPr>
+      </w:pPr>
+    </w:p>
+    <w:p>
+      <w:pPr>
+        <w:rPr>
+          <w:rFonts w:ascii="Times New Roman" w:hAnsi="Times New Roman" w:cs="Times New Roman"/>
+        </w:rPr>
+      </w:pPr>
+      <w:r>
+        <w:rPr>
+          <w:rFonts w:ascii="Times New Roman" w:hAnsi="Times New Roman" w:cs="Times New Roman"/>
+        </w:rPr>
+        <w:t>A csapatokhoz játékosok rendelhetők. A játékos adatlapján olyan információk tárolhatók, mint a név, mezszám, poszt és születési adatok.</w:t>
+      </w:r>
+    </w:p>
+    <w:p>
+      <w:pPr>
+        <w:rPr>
+          <w:rFonts w:ascii="Times New Roman" w:hAnsi="Times New Roman" w:cs="Times New Roman"/>
+        </w:rPr>
+      </w:pPr>
+      <w:r>
+        <w:rPr>
+          <w:rFonts w:ascii="Times New Roman" w:hAnsi="Times New Roman" w:cs="Times New Roman"/>
+        </w:rPr>
+        <w:t>A játékos adatlapja hosszabb távon a játékos teljesítményének és csapathoz kapcsolódó előzményeinek összefoglalására is szolgál.</w:t>
+      </w:r>
+    </w:p>
+    <w:p>
+      <w:pPr>
+        <w:rPr>
+          <w:rFonts w:ascii="Times New Roman" w:hAnsi="Times New Roman" w:cs="Times New Roman"/>
+        </w:rPr>
+      </w:pPr>
+    </w:p>
+    <w:p>
+      <w:pPr>
+        <w:rPr>
+          <w:rFonts w:ascii="Times New Roman" w:hAnsi="Times New Roman" w:cs="Times New Roman"/>
+        </w:rPr>
+      </w:pPr>
+      <w:r>
+        <w:rPr>
+          <w:rFonts w:ascii="Times New Roman" w:hAnsi="Times New Roman" w:cs="Times New Roman"/>
+        </w:rPr>
+        <w:t>Edzések tervezése</w:t>
+      </w:r>
+    </w:p>
+    <w:p>
+      <w:pPr>
+        <w:rPr>
+          <w:rFonts w:ascii="Times New Roman" w:hAnsi="Times New Roman" w:cs="Times New Roman"/>
+        </w:rPr>
+      </w:pPr>
+    </w:p>
+    <w:p>
+      <w:pPr>
+        <w:rPr>
+          <w:rFonts w:ascii="Times New Roman" w:hAnsi="Times New Roman" w:cs="Times New Roman"/>
+        </w:rPr>
+      </w:pPr>
+      <w:r>
+        <w:rPr>
+          <w:rFonts w:ascii="Times New Roman" w:hAnsi="Times New Roman" w:cs="Times New Roman"/>
+        </w:rPr>
+        <w:t>Az edzők előre megtervezhetik a csapat edzéseit. Az edzés több különálló gyakorlatból építhető fel, amelyekhez megadható például a gyakorlat neve, időtartama, célja, intenzitása és egyéb instrukciói.</w:t>
+      </w:r>
+    </w:p>
+    <w:p>
+      <w:pPr>
+        <w:rPr>
+          <w:rFonts w:ascii="Times New Roman" w:hAnsi="Times New Roman" w:cs="Times New Roman"/>
+        </w:rPr>
+      </w:pPr>
+      <w:r>
+        <w:rPr>
+          <w:rFonts w:ascii="Times New Roman" w:hAnsi="Times New Roman" w:cs="Times New Roman"/>
+        </w:rPr>
+        <w:t>A rendszerhez gyakorlatkönyvtár is tartozik, amelyből az edző kiválaszthatja a megfelelő gyakorlatokat. Saját gyakorlatok és edzéssablonok létrehozására is lehetőség van.</w:t>
+      </w:r>
+    </w:p>
+    <w:p>
+      <w:pPr>
+        <w:rPr>
+          <w:rFonts w:ascii="Times New Roman" w:hAnsi="Times New Roman" w:cs="Times New Roman"/>
+        </w:rPr>
+      </w:pPr>
+    </w:p>
+    <w:p>
+      <w:pPr>
+        <w:rPr>
+          <w:rFonts w:ascii="Times New Roman" w:hAnsi="Times New Roman" w:cs="Times New Roman"/>
+        </w:rPr>
+      </w:pPr>
+      <w:r>
+        <w:rPr>
+          <w:rFonts w:ascii="Times New Roman" w:hAnsi="Times New Roman" w:cs="Times New Roman"/>
+        </w:rPr>
+        <w:t>Edzések rögzítése</w:t>
+      </w:r>
+    </w:p>
+    <w:p>
+      <w:pPr>
+        <w:rPr>
+          <w:rFonts w:ascii="Times New Roman" w:hAnsi="Times New Roman" w:cs="Times New Roman"/>
+        </w:rPr>
+      </w:pPr>
+    </w:p>
+    <w:p>
+      <w:pPr>
+        <w:rPr>
+          <w:rFonts w:ascii="Times New Roman" w:hAnsi="Times New Roman" w:cs="Times New Roman"/>
+        </w:rPr>
+      </w:pPr>
+      <w:r>
+        <w:rPr>
+          <w:rFonts w:ascii="Times New Roman" w:hAnsi="Times New Roman" w:cs="Times New Roman"/>
+        </w:rPr>
+        <w:t>A megtartott edzések adatai utólag vagy az edzés során is rögzíthetők. Az edző megadhatja az edzés alapadatait, a résztvevő játékosokat, az elvégzett gyakorlatokat és az edzéshez kapcsolódó megjegyzéseket.</w:t>
+      </w:r>
+    </w:p>
+    <w:p>
+      <w:pPr>
+        <w:rPr>
+          <w:rFonts w:ascii="Times New Roman" w:hAnsi="Times New Roman" w:cs="Times New Roman"/>
+        </w:rPr>
+      </w:pPr>
+      <w:r>
+        <w:rPr>
+          <w:rFonts w:ascii="Times New Roman" w:hAnsi="Times New Roman" w:cs="Times New Roman"/>
+        </w:rPr>
+        <w:t>Az edzések így később visszakereshetők és a játékosok előzményeiben is megjelennek.</w:t>
+      </w:r>
+    </w:p>
+    <w:p>
+      <w:pPr>
+        <w:rPr>
+          <w:rFonts w:ascii="Times New Roman" w:hAnsi="Times New Roman" w:cs="Times New Roman"/>
+        </w:rPr>
+      </w:pPr>
+    </w:p>
+    <w:p>
+      <w:pPr>
+        <w:rPr>
+          <w:rFonts w:ascii="Times New Roman" w:hAnsi="Times New Roman" w:cs="Times New Roman"/>
+        </w:rPr>
+      </w:pPr>
+      <w:r>
+        <w:rPr>
+          <w:rFonts w:ascii="Times New Roman" w:hAnsi="Times New Roman" w:cs="Times New Roman"/>
+        </w:rPr>
+        <w:t>Mérkőzések kezelése</w:t>
+      </w:r>
+    </w:p>
+    <w:p>
+      <w:pPr>
+        <w:rPr>
+          <w:rFonts w:ascii="Times New Roman" w:hAnsi="Times New Roman" w:cs="Times New Roman"/>
+        </w:rPr>
+      </w:pPr>
+    </w:p>
+    <w:p>
+      <w:pPr>
+        <w:rPr>
+          <w:rFonts w:ascii="Times New Roman" w:hAnsi="Times New Roman" w:cs="Times New Roman"/>
+        </w:rPr>
+      </w:pPr>
+      <w:r>
+        <w:rPr>
+          <w:rFonts w:ascii="Times New Roman" w:hAnsi="Times New Roman" w:cs="Times New Roman"/>
+        </w:rPr>
+        <w:t>A rendszerben rögzíthetők a csapat mérkőzései. Megadható többek között az ellenfél, a mérkőzés időpontja, helyszíne, valamint a mérkőzés eredménye.</w:t>
+      </w:r>
+    </w:p>
+    <w:p>
+      <w:pPr>
+        <w:rPr>
+          <w:rFonts w:ascii="Times New Roman" w:hAnsi="Times New Roman" w:cs="Times New Roman"/>
+        </w:rPr>
+      </w:pPr>
+      <w:r>
+        <w:rPr>
+          <w:rFonts w:ascii="Times New Roman" w:hAnsi="Times New Roman" w:cs="Times New Roman"/>
+        </w:rPr>
+        <w:t xml:space="preserve">A mérkőzéshez </w:t>
+      </w:r>
+      <w:proofErr w:type="spellStart"/>
+      <w:r>
+        <w:rPr>
+          <w:rFonts w:ascii="Times New Roman" w:hAnsi="Times New Roman" w:cs="Times New Roman"/>
+        </w:rPr>
+        <w:t>játékosonként</w:t>
+      </w:r>
+      <w:proofErr w:type="spellEnd"/>
+      <w:r>
+        <w:rPr>
+          <w:rFonts w:ascii="Times New Roman" w:hAnsi="Times New Roman" w:cs="Times New Roman"/>
+        </w:rPr>
+        <w:t xml:space="preserve"> különböző teljesítményadatok is rögzíthetők, például a pályán töltött idő, gólok, gólpasszok, kapura lövések és lapok.</w:t>
+      </w:r>
+    </w:p>
+    <w:p>
+      <w:pPr>
+        <w:rPr>
+          <w:rFonts w:ascii="Times New Roman" w:hAnsi="Times New Roman" w:cs="Times New Roman"/>
+        </w:rPr>
+      </w:pPr>
+    </w:p>
+    <w:p>
+      <w:pPr>
+        <w:rPr>
+          <w:rFonts w:ascii="Times New Roman" w:hAnsi="Times New Roman" w:cs="Times New Roman"/>
+        </w:rPr>
+      </w:pPr>
+      <w:r>
+        <w:rPr>
+          <w:rFonts w:ascii="Times New Roman" w:hAnsi="Times New Roman" w:cs="Times New Roman"/>
+        </w:rPr>
+        <w:t>Jelenlét kezelése</w:t>
+      </w:r>
+    </w:p>
+    <w:p>
+      <w:pPr>
+        <w:rPr>
+          <w:rFonts w:ascii="Times New Roman" w:hAnsi="Times New Roman" w:cs="Times New Roman"/>
+        </w:rPr>
+      </w:pPr>
+    </w:p>
+    <w:p>
+      <w:pPr>
+        <w:rPr>
+          <w:rFonts w:ascii="Times New Roman" w:hAnsi="Times New Roman" w:cs="Times New Roman"/>
+        </w:rPr>
+      </w:pPr>
+      <w:r>
+        <w:rPr>
+          <w:rFonts w:ascii="Times New Roman" w:hAnsi="Times New Roman" w:cs="Times New Roman"/>
+        </w:rPr>
+        <w:t>Az edző az edzésekhez és mérkőzésekhez rögzítheti a játékosok részvételét. A rendszer így képes nyilvántartani, hogy egy adott játékos milyen gyakran vett részt a csapat foglalkozásain.</w:t>
+      </w:r>
+    </w:p>
+    <w:p>
+      <w:pPr>
+        <w:rPr>
+          <w:rFonts w:ascii="Times New Roman" w:hAnsi="Times New Roman" w:cs="Times New Roman"/>
+        </w:rPr>
+      </w:pPr>
+    </w:p>
+    <w:p>
+      <w:pPr>
+        <w:rPr>
+          <w:rFonts w:ascii="Times New Roman" w:hAnsi="Times New Roman" w:cs="Times New Roman"/>
+        </w:rPr>
+      </w:pPr>
+      <w:r>
+        <w:rPr>
+          <w:rFonts w:ascii="Times New Roman" w:hAnsi="Times New Roman" w:cs="Times New Roman"/>
+        </w:rPr>
+        <w:t>Statisztikák és kimutatások</w:t>
+      </w:r>
+    </w:p>
+    <w:p>
+      <w:pPr>
+        <w:rPr>
+          <w:rFonts w:ascii="Times New Roman" w:hAnsi="Times New Roman" w:cs="Times New Roman"/>
+        </w:rPr>
+      </w:pPr>
+    </w:p>
+    <w:p>
+      <w:pPr>
+        <w:rPr>
+          <w:rFonts w:ascii="Times New Roman" w:hAnsi="Times New Roman" w:cs="Times New Roman"/>
+        </w:rPr>
+      </w:pPr>
+      <w:r>
+        <w:rPr>
+          <w:rFonts w:ascii="Times New Roman" w:hAnsi="Times New Roman" w:cs="Times New Roman"/>
+        </w:rPr>
+        <w:t>A rendszer a rögzített adatok alapján különböző statisztikákat készít. Ezek segítségével az edző áttekintheti például a játékosok mérkőzésen nyújtott teljesítményét, az edzéseken való részvételt és a csapat hosszabb távú alakulását.</w:t>
+      </w:r>
+    </w:p>
+    <w:p>
+      <w:pPr>
+        <w:rPr>
+          <w:rFonts w:ascii="Times New Roman" w:hAnsi="Times New Roman" w:cs="Times New Roman"/>
+        </w:rPr>
+      </w:pPr>
+      <w:r>
+        <w:rPr>
+          <w:rFonts w:ascii="Times New Roman" w:hAnsi="Times New Roman" w:cs="Times New Roman"/>
+        </w:rPr>
+        <w:t>Az adatok grafikonok és egyéb vizuális kimutatások formájában is megjeleníthetők.</w:t>
+      </w:r>
+    </w:p>
+    <w:p>
+      <w:pPr>
+        <w:rPr>
+          <w:rFonts w:ascii="Times New Roman" w:hAnsi="Times New Roman" w:cs="Times New Roman"/>
+        </w:rPr>
+      </w:pPr>
+    </w:p>
+    <w:p>
+      <w:pPr>
+        <w:rPr>
+          <w:rFonts w:ascii="Times New Roman" w:hAnsi="Times New Roman" w:cs="Times New Roman"/>
+        </w:rPr>
+      </w:pPr>
+      <w:r>
+        <w:rPr>
+          <w:rFonts w:ascii="Times New Roman" w:hAnsi="Times New Roman" w:cs="Times New Roman"/>
+        </w:rPr>
+        <w:t>Terhelés és teljesítményelemzés</w:t>
+      </w:r>
+    </w:p>
+    <w:p>
+      <w:pPr>
+        <w:rPr>
+          <w:rFonts w:ascii="Times New Roman" w:hAnsi="Times New Roman" w:cs="Times New Roman"/>
+        </w:rPr>
+      </w:pPr>
+    </w:p>
+    <w:p>
+      <w:pPr>
+        <w:rPr>
+          <w:rFonts w:ascii="Times New Roman" w:hAnsi="Times New Roman" w:cs="Times New Roman"/>
+        </w:rPr>
+      </w:pPr>
+      <w:r>
+        <w:rPr>
+          <w:rFonts w:ascii="Times New Roman" w:hAnsi="Times New Roman" w:cs="Times New Roman"/>
+        </w:rPr>
+        <w:t xml:space="preserve">A rendszer egyik fontosabb célja, hogy az </w:t>
+      </w:r>
+      <w:proofErr w:type="spellStart"/>
+      <w:r>
+        <w:rPr>
+          <w:rFonts w:ascii="Times New Roman" w:hAnsi="Times New Roman" w:cs="Times New Roman"/>
+        </w:rPr>
+        <w:t>edzésadatokat</w:t>
+      </w:r>
+      <w:proofErr w:type="spellEnd"/>
+      <w:r>
+        <w:rPr>
+          <w:rFonts w:ascii="Times New Roman" w:hAnsi="Times New Roman" w:cs="Times New Roman"/>
+        </w:rPr>
+        <w:t xml:space="preserve"> és a mérkőzéseken nyújtott teljesítményt összekapcsolja.</w:t>
+      </w:r>
+    </w:p>
+    <w:p>
+      <w:pPr>
+        <w:rPr>
+          <w:rFonts w:ascii="Times New Roman" w:hAnsi="Times New Roman" w:cs="Times New Roman"/>
+        </w:rPr>
+      </w:pPr>
+      <w:r>
+        <w:rPr>
+          <w:rFonts w:ascii="Times New Roman" w:hAnsi="Times New Roman" w:cs="Times New Roman"/>
+        </w:rPr>
+        <w:lastRenderedPageBreak/>
+        <w:t>A rögzített adatok alapján különböző terhelési és teljesítménymutatók számíthatók, amelyek segítségével az edző hosszabb távon követheti a játékosok terhelésének és teljesítményének alakulását.</w:t>
+      </w:r>
+    </w:p>
+    <w:p>
+      <w:pPr>
+        <w:rPr>
+          <w:rFonts w:ascii="Times New Roman" w:hAnsi="Times New Roman" w:cs="Times New Roman"/>
+        </w:rPr>
+      </w:pPr>
+      <w:r>
+        <w:rPr>
+          <w:rFonts w:ascii="Times New Roman" w:hAnsi="Times New Roman" w:cs="Times New Roman"/>
+        </w:rPr>
+        <w:t>A rendszer ezen adatok alapján támogathatja az edzői döntéshozatalt, azonban az eredményeket nem diagnózisként, hanem információs és elemzési célból kezeli.</w:t>
+      </w:r>
+    </w:p>
+    <w:p>
+      <w:pPr>
+        <w:rPr>
+          <w:rFonts w:ascii="Times New Roman" w:hAnsi="Times New Roman" w:cs="Times New Roman"/>
+        </w:rPr>
+      </w:pPr>
+    </w:p>
+    <w:p>
+      <w:pPr>
+        <w:rPr>
+          <w:rStyle w:val="Kiemels2"/>
+          <w:rFonts w:ascii="Times New Roman" w:hAnsi="Times New Roman" w:cs="Times New Roman"/>
+        </w:rPr>
+      </w:pPr>
+      <w:r>
+        <w:rPr>
+          <w:rStyle w:val="Kiemels2"/>
+          <w:rFonts w:ascii="Times New Roman" w:hAnsi="Times New Roman" w:cs="Times New Roman"/>
+        </w:rPr>
+        <w:t>1.6. A rendszer működésének alapelve</w:t>
+      </w:r>
+    </w:p>
+    <w:p>
+      <w:pPr>
+        <w:rPr>
+          <w:rFonts w:ascii="Times New Roman" w:hAnsi="Times New Roman" w:cs="Times New Roman"/>
+        </w:rPr>
+      </w:pPr>
+    </w:p>
+    <w:p>
+      <w:pPr>
+        <w:rPr>
+          <w:rFonts w:ascii="Times New Roman" w:hAnsi="Times New Roman" w:cs="Times New Roman"/>
+        </w:rPr>
+      </w:pPr>
+      <w:r>
+        <w:rPr>
+          <w:rFonts w:ascii="Times New Roman" w:hAnsi="Times New Roman" w:cs="Times New Roman"/>
+        </w:rPr>
+        <w:t>A rendszer működése egy központi adatbázisra épül. A felhasználó a webes vagy mobilra optimalizált felületen keresztül rögzíti és módosítja az adatokat, amelyeket a rendszer az adatbázisban tárol.</w:t>
+      </w:r>
+    </w:p>
+    <w:p>
+      <w:pPr>
+        <w:rPr>
+          <w:rFonts w:ascii="Times New Roman" w:hAnsi="Times New Roman" w:cs="Times New Roman"/>
+        </w:rPr>
+      </w:pPr>
+    </w:p>
+    <w:p>
+      <w:pPr>
+        <w:rPr>
+          <w:rFonts w:ascii="Times New Roman" w:hAnsi="Times New Roman" w:cs="Times New Roman"/>
+        </w:rPr>
+      </w:pPr>
+      <w:r>
+        <w:rPr>
+          <w:rFonts w:ascii="Times New Roman" w:hAnsi="Times New Roman" w:cs="Times New Roman"/>
+        </w:rPr>
+        <w:t>A működés alapvető folyamata:</w:t>
+      </w:r>
+    </w:p>
+    <w:p>
+      <w:pPr>
+        <w:rPr>
+          <w:rFonts w:ascii="Times New Roman" w:hAnsi="Times New Roman" w:cs="Times New Roman"/>
+        </w:rPr>
+      </w:pPr>
+      <w:r>
+        <w:rPr>
+          <w:rFonts w:ascii="Times New Roman" w:hAnsi="Times New Roman" w:cs="Times New Roman"/>
+        </w:rPr>
+        <w:t>Felhasználó → Felület → Szerver / API → Adatbázis</w:t>
+      </w:r>
+    </w:p>
+    <w:p>
+      <w:pPr>
+        <w:rPr>
+          <w:rFonts w:ascii="Times New Roman" w:hAnsi="Times New Roman" w:cs="Times New Roman"/>
+        </w:rPr>
+      </w:pPr>
+    </w:p>
+    <w:p>
+      <w:pPr>
+        <w:rPr>
+          <w:rFonts w:ascii="Times New Roman" w:hAnsi="Times New Roman" w:cs="Times New Roman"/>
+        </w:rPr>
+      </w:pPr>
+      <w:r>
+        <w:rPr>
+          <w:rFonts w:ascii="Times New Roman" w:hAnsi="Times New Roman" w:cs="Times New Roman"/>
+        </w:rPr>
+        <w:t>A felhasználó által végrehajtott műveletet a rendszer ellenőrzi, majd a megfelelő adatokat elmenti vagy lekéri az adatbázisból. A feldolgozott adatok ezt követően megjelennek a felhasználói felületen.</w:t>
+      </w:r>
+    </w:p>
+    <w:p>
+      <w:pPr>
+        <w:rPr>
+          <w:rFonts w:ascii="Times New Roman" w:hAnsi="Times New Roman" w:cs="Times New Roman"/>
+        </w:rPr>
+      </w:pPr>
+    </w:p>
+    <w:p>
+      <w:pPr>
+        <w:rPr>
+          <w:rFonts w:ascii="Times New Roman" w:hAnsi="Times New Roman" w:cs="Times New Roman"/>
+        </w:rPr>
+      </w:pPr>
+      <w:r>
+        <w:rPr>
+          <w:rFonts w:ascii="Times New Roman" w:hAnsi="Times New Roman" w:cs="Times New Roman"/>
+        </w:rPr>
+        <w:t>Például egy edzés rögzítése során az edző kiválasztja a csapatot, megadja az edzés adatait és a résztvevőket. A rendszer ezeket az adatokat elmenti, majd később felhasználhatja az edzéslistában, a játékos adatlapján és a statisztikai kimutatásokban.</w:t>
+      </w:r>
+    </w:p>
+    <w:p>
+      <w:pPr>
+        <w:rPr>
+          <w:rFonts w:ascii="Times New Roman" w:hAnsi="Times New Roman" w:cs="Times New Roman"/>
+        </w:rPr>
+      </w:pPr>
+    </w:p>
+    <w:p>
+      <w:pPr>
+        <w:rPr>
+          <w:rStyle w:val="Kiemels2"/>
+          <w:rFonts w:ascii="Times New Roman" w:hAnsi="Times New Roman" w:cs="Times New Roman"/>
+        </w:rPr>
+      </w:pPr>
+      <w:r>
+        <w:rPr>
+          <w:rStyle w:val="Kiemels2"/>
+          <w:rFonts w:ascii="Times New Roman" w:hAnsi="Times New Roman" w:cs="Times New Roman"/>
+        </w:rPr>
+        <w:t>1.7. Adatok kapcsolata</w:t>
+      </w:r>
+    </w:p>
+    <w:p>
+      <w:pPr>
+        <w:rPr>
+          <w:rFonts w:ascii="Times New Roman" w:hAnsi="Times New Roman" w:cs="Times New Roman"/>
+        </w:rPr>
+      </w:pPr>
+    </w:p>
+    <w:p>
+      <w:pPr>
+        <w:rPr>
+          <w:rFonts w:ascii="Times New Roman" w:hAnsi="Times New Roman" w:cs="Times New Roman"/>
+        </w:rPr>
+      </w:pPr>
+      <w:r>
+        <w:rPr>
+          <w:rFonts w:ascii="Times New Roman" w:hAnsi="Times New Roman" w:cs="Times New Roman"/>
+        </w:rPr>
+        <w:t>A rendszerben az egyes adatok egymással kapcsolatban állnak. Egy felhasználó több csapathoz tartozhat, egy csapathoz több játékos, edzés és mérkőzés kapcsolódhat.</w:t>
+      </w:r>
+    </w:p>
+    <w:p>
+      <w:pPr>
+        <w:rPr>
+          <w:rFonts w:ascii="Times New Roman" w:hAnsi="Times New Roman" w:cs="Times New Roman"/>
+        </w:rPr>
+      </w:pPr>
+    </w:p>
+    <w:p>
+      <w:pPr>
+        <w:rPr>
+          <w:rFonts w:ascii="Times New Roman" w:hAnsi="Times New Roman" w:cs="Times New Roman"/>
+        </w:rPr>
+      </w:pPr>
+      <w:r>
+        <w:rPr>
+          <w:rFonts w:ascii="Times New Roman" w:hAnsi="Times New Roman" w:cs="Times New Roman"/>
+        </w:rPr>
+        <w:t>A főbb kapcsolatokat az alábbi hierarchia szemlélteti:</w:t>
+      </w:r>
+    </w:p>
+    <w:p>
+      <w:pPr>
+        <w:rPr>
+          <w:rFonts w:ascii="Times New Roman" w:hAnsi="Times New Roman" w:cs="Times New Roman"/>
+        </w:rPr>
+      </w:pPr>
+    </w:p>
+    <w:p>
+      <w:pPr>
+        <w:rPr>
+          <w:rFonts w:ascii="Times New Roman" w:hAnsi="Times New Roman" w:cs="Times New Roman"/>
+        </w:rPr>
+      </w:pPr>
+      <w:r>
+        <w:rPr>
+          <w:rFonts w:ascii="Times New Roman" w:hAnsi="Times New Roman" w:cs="Times New Roman"/>
+        </w:rPr>
+        <w:t>Felhasználó</w:t>
+      </w:r>
+    </w:p>
+    <w:p>
+      <w:pPr>
+        <w:rPr>
+          <w:rFonts w:ascii="Times New Roman" w:hAnsi="Times New Roman" w:cs="Times New Roman"/>
+        </w:rPr>
+      </w:pPr>
+      <w:r>
+        <w:rPr>
+          <w:rFonts w:ascii="Times New Roman" w:hAnsi="Times New Roman" w:cs="Times New Roman"/>
+        </w:rPr>
+        <w:t>→ Csapat</w:t>
+      </w:r>
+    </w:p>
+    <w:p>
+      <w:pPr>
+        <w:rPr>
+          <w:rFonts w:ascii="Times New Roman" w:hAnsi="Times New Roman" w:cs="Times New Roman"/>
+        </w:rPr>
+      </w:pPr>
+      <w:r>
+        <w:rPr>
+          <w:rFonts w:ascii="Times New Roman" w:hAnsi="Times New Roman" w:cs="Times New Roman"/>
+        </w:rPr>
+        <w:lastRenderedPageBreak/>
+        <w:t>→ Játékosok</w:t>
+      </w:r>
+    </w:p>
+    <w:p>
+      <w:pPr>
+        <w:rPr>
+          <w:rFonts w:ascii="Times New Roman" w:hAnsi="Times New Roman" w:cs="Times New Roman"/>
+        </w:rPr>
+      </w:pPr>
+    </w:p>
+    <w:p>
+      <w:pPr>
+        <w:rPr>
+          <w:rFonts w:ascii="Times New Roman" w:hAnsi="Times New Roman" w:cs="Times New Roman"/>
+        </w:rPr>
+      </w:pPr>
+      <w:r>
+        <w:rPr>
+          <w:rFonts w:ascii="Times New Roman" w:hAnsi="Times New Roman" w:cs="Times New Roman"/>
+        </w:rPr>
+        <w:t>Csapat</w:t>
+      </w:r>
+    </w:p>
+    <w:p>
+      <w:pPr>
+        <w:rPr>
+          <w:rFonts w:ascii="Times New Roman" w:hAnsi="Times New Roman" w:cs="Times New Roman"/>
+        </w:rPr>
+      </w:pPr>
+      <w:r>
+        <w:rPr>
+          <w:rFonts w:ascii="Times New Roman" w:hAnsi="Times New Roman" w:cs="Times New Roman"/>
+        </w:rPr>
+        <w:t>→ Edzések</w:t>
+      </w:r>
+    </w:p>
+    <w:p>
+      <w:pPr>
+        <w:rPr>
+          <w:rFonts w:ascii="Times New Roman" w:hAnsi="Times New Roman" w:cs="Times New Roman"/>
+        </w:rPr>
+      </w:pPr>
+      <w:r>
+        <w:rPr>
+          <w:rFonts w:ascii="Times New Roman" w:hAnsi="Times New Roman" w:cs="Times New Roman"/>
+        </w:rPr>
+        <w:t>→ Mérkőzések</w:t>
+      </w:r>
+    </w:p>
+    <w:p>
+      <w:pPr>
+        <w:rPr>
+          <w:rFonts w:ascii="Times New Roman" w:hAnsi="Times New Roman" w:cs="Times New Roman"/>
+        </w:rPr>
+      </w:pPr>
+      <w:r>
+        <w:rPr>
+          <w:rFonts w:ascii="Times New Roman" w:hAnsi="Times New Roman" w:cs="Times New Roman"/>
+        </w:rPr>
+        <w:t>→ Statisztikák</w:t>
+      </w:r>
+    </w:p>
+    <w:p>
+      <w:pPr>
+        <w:rPr>
+          <w:rFonts w:ascii="Times New Roman" w:hAnsi="Times New Roman" w:cs="Times New Roman"/>
+        </w:rPr>
+      </w:pPr>
+    </w:p>
+    <w:p>
+      <w:pPr>
+        <w:rPr>
+          <w:rFonts w:ascii="Times New Roman" w:hAnsi="Times New Roman" w:cs="Times New Roman"/>
+        </w:rPr>
+      </w:pPr>
+      <w:r>
+        <w:rPr>
+          <w:rFonts w:ascii="Times New Roman" w:hAnsi="Times New Roman" w:cs="Times New Roman"/>
+        </w:rPr>
+        <w:t xml:space="preserve">Az edzésekhez játékosok és gyakorlatok, a mérkőzésekhez pedig </w:t>
+      </w:r>
+      <w:proofErr w:type="spellStart"/>
+      <w:r>
+        <w:rPr>
+          <w:rFonts w:ascii="Times New Roman" w:hAnsi="Times New Roman" w:cs="Times New Roman"/>
+        </w:rPr>
+        <w:t>játékosonkénti</w:t>
+      </w:r>
+      <w:proofErr w:type="spellEnd"/>
+      <w:r>
+        <w:rPr>
+          <w:rFonts w:ascii="Times New Roman" w:hAnsi="Times New Roman" w:cs="Times New Roman"/>
+        </w:rPr>
+        <w:t xml:space="preserve"> teljesítményadatok kapcsolódnak.</w:t>
+      </w:r>
+    </w:p>
+    <w:p>
+      <w:pPr>
+        <w:rPr>
+          <w:rFonts w:ascii="Times New Roman" w:hAnsi="Times New Roman" w:cs="Times New Roman"/>
+        </w:rPr>
+      </w:pPr>
+    </w:p>
+    <w:p>
+      <w:pPr>
+        <w:rPr>
+          <w:rFonts w:ascii="Times New Roman" w:hAnsi="Times New Roman" w:cs="Times New Roman"/>
+        </w:rPr>
+      </w:pPr>
+      <w:r>
+        <w:rPr>
+          <w:rFonts w:ascii="Times New Roman" w:hAnsi="Times New Roman" w:cs="Times New Roman"/>
+        </w:rPr>
+        <w:t>Ez a felépítés biztosítja, hogy az egyszer rögzített adatok több különböző felületen is felhasználhatók legyenek.</w:t>
+      </w:r>
+    </w:p>
+    <w:p>
+      <w:pPr>
+        <w:rPr>
+          <w:rFonts w:ascii="Times New Roman" w:hAnsi="Times New Roman" w:cs="Times New Roman"/>
+        </w:rPr>
+      </w:pPr>
+    </w:p>
+    <w:p>
+      <w:pPr>
+        <w:rPr>
+          <w:rStyle w:val="Kiemels2"/>
+          <w:rFonts w:ascii="Times New Roman" w:hAnsi="Times New Roman" w:cs="Times New Roman"/>
+        </w:rPr>
+      </w:pPr>
+      <w:r>
+        <w:rPr>
+          <w:rStyle w:val="Kiemels2"/>
+          <w:rFonts w:ascii="Times New Roman" w:hAnsi="Times New Roman" w:cs="Times New Roman"/>
+        </w:rPr>
+        <w:t>1.8. A rendszer használatának folyamata</w:t>
+      </w:r>
+    </w:p>
+    <w:p>
+      <w:pPr>
+        <w:rPr>
+          <w:rFonts w:ascii="Times New Roman" w:hAnsi="Times New Roman" w:cs="Times New Roman"/>
+        </w:rPr>
+      </w:pPr>
+    </w:p>
+    <w:p>
+      <w:pPr>
+        <w:rPr>
+          <w:rFonts w:ascii="Times New Roman" w:hAnsi="Times New Roman" w:cs="Times New Roman"/>
+        </w:rPr>
+      </w:pPr>
+      <w:r>
+        <w:rPr>
+          <w:rFonts w:ascii="Times New Roman" w:hAnsi="Times New Roman" w:cs="Times New Roman"/>
+        </w:rPr>
+        <w:t>A rendszer használata egy tipikus esetben a következő lépésekből áll:</w:t>
+      </w:r>
+    </w:p>
+    <w:p>
+      <w:pPr>
+        <w:rPr>
+          <w:rFonts w:ascii="Times New Roman" w:hAnsi="Times New Roman" w:cs="Times New Roman"/>
+        </w:rPr>
+      </w:pPr>
+    </w:p>
+    <w:p>
+      <w:pPr>
+        <w:rPr>
+          <w:rFonts w:ascii="Times New Roman" w:hAnsi="Times New Roman" w:cs="Times New Roman"/>
+        </w:rPr>
+      </w:pPr>
+      <w:r>
+        <w:rPr>
+          <w:rFonts w:ascii="Times New Roman" w:hAnsi="Times New Roman" w:cs="Times New Roman"/>
+        </w:rPr>
+        <w:t>1. A felhasználó regisztrál és bejelentkezik.</w:t>
+      </w:r>
+    </w:p>
+    <w:p>
+      <w:pPr>
+        <w:rPr>
+          <w:rFonts w:ascii="Times New Roman" w:hAnsi="Times New Roman" w:cs="Times New Roman"/>
+        </w:rPr>
+      </w:pPr>
+      <w:r>
+        <w:rPr>
+          <w:rFonts w:ascii="Times New Roman" w:hAnsi="Times New Roman" w:cs="Times New Roman"/>
+        </w:rPr>
+        <w:t>2. A vezetőedző létrehozza a csapatot.</w:t>
+      </w:r>
+    </w:p>
+    <w:p>
+      <w:pPr>
+        <w:rPr>
+          <w:rFonts w:ascii="Times New Roman" w:hAnsi="Times New Roman" w:cs="Times New Roman"/>
+        </w:rPr>
+      </w:pPr>
+      <w:r>
+        <w:rPr>
+          <w:rFonts w:ascii="Times New Roman" w:hAnsi="Times New Roman" w:cs="Times New Roman"/>
+        </w:rPr>
+        <w:t>3. A csapathoz hozzáadja a játékosokat és a további edzőket.</w:t>
+      </w:r>
+    </w:p>
+    <w:p>
+      <w:pPr>
+        <w:rPr>
+          <w:rFonts w:ascii="Times New Roman" w:hAnsi="Times New Roman" w:cs="Times New Roman"/>
+        </w:rPr>
+      </w:pPr>
+      <w:r>
+        <w:rPr>
+          <w:rFonts w:ascii="Times New Roman" w:hAnsi="Times New Roman" w:cs="Times New Roman"/>
+        </w:rPr>
+        <w:t>4. Az edző létrehozza vagy kiválasztja a megfelelő edzéstervet.</w:t>
+      </w:r>
+    </w:p>
+    <w:p>
+      <w:pPr>
+        <w:rPr>
+          <w:rFonts w:ascii="Times New Roman" w:hAnsi="Times New Roman" w:cs="Times New Roman"/>
+        </w:rPr>
+      </w:pPr>
+      <w:r>
+        <w:rPr>
+          <w:rFonts w:ascii="Times New Roman" w:hAnsi="Times New Roman" w:cs="Times New Roman"/>
+        </w:rPr>
+        <w:t>5. Az edzés megtartása közben vagy után rögzíti a ténylegesen elvégzett feladatokat és a résztvevőket.</w:t>
+      </w:r>
+    </w:p>
+    <w:p>
+      <w:pPr>
+        <w:rPr>
+          <w:rFonts w:ascii="Times New Roman" w:hAnsi="Times New Roman" w:cs="Times New Roman"/>
+        </w:rPr>
+      </w:pPr>
+      <w:r>
+        <w:rPr>
+          <w:rFonts w:ascii="Times New Roman" w:hAnsi="Times New Roman" w:cs="Times New Roman"/>
+        </w:rPr>
+        <w:t>6. A mérkőzések közben vagy után rögzíti a mérkőzés eredményét és a játékosok teljesítményadatait.</w:t>
+      </w:r>
+    </w:p>
+    <w:p>
+      <w:pPr>
+        <w:rPr>
+          <w:rFonts w:ascii="Times New Roman" w:hAnsi="Times New Roman" w:cs="Times New Roman"/>
+        </w:rPr>
+      </w:pPr>
+      <w:r>
+        <w:rPr>
+          <w:rFonts w:ascii="Times New Roman" w:hAnsi="Times New Roman" w:cs="Times New Roman"/>
+        </w:rPr>
+        <w:t>7. A rendszer a rögzített adatokból automatikusan frissíti a kapcsolódó statisztikákat.</w:t>
+      </w:r>
+    </w:p>
+    <w:p>
+      <w:pPr>
+        <w:rPr>
+          <w:rFonts w:ascii="Times New Roman" w:hAnsi="Times New Roman" w:cs="Times New Roman"/>
+        </w:rPr>
+      </w:pPr>
+      <w:r>
+        <w:rPr>
+          <w:rFonts w:ascii="Times New Roman" w:hAnsi="Times New Roman" w:cs="Times New Roman"/>
+        </w:rPr>
+        <w:t xml:space="preserve">8. Az edző a </w:t>
+      </w:r>
+      <w:proofErr w:type="spellStart"/>
+      <w:r>
+        <w:rPr>
+          <w:rFonts w:ascii="Times New Roman" w:hAnsi="Times New Roman" w:cs="Times New Roman"/>
+        </w:rPr>
+        <w:t>dashboardon</w:t>
+      </w:r>
+      <w:proofErr w:type="spellEnd"/>
+      <w:r>
+        <w:rPr>
+          <w:rFonts w:ascii="Times New Roman" w:hAnsi="Times New Roman" w:cs="Times New Roman"/>
+        </w:rPr>
+        <w:t xml:space="preserve"> és a statisztikai oldalakon áttekintheti az adatokat.</w:t>
+      </w:r>
+    </w:p>
+    <w:p>
+      <w:pPr>
+        <w:rPr>
+          <w:rFonts w:ascii="Times New Roman" w:hAnsi="Times New Roman" w:cs="Times New Roman"/>
+        </w:rPr>
+      </w:pPr>
+    </w:p>
+    <w:p>
+      <w:pPr>
+        <w:rPr>
+          <w:rStyle w:val="Kiemels2"/>
+          <w:rFonts w:ascii="Times New Roman" w:hAnsi="Times New Roman" w:cs="Times New Roman"/>
+        </w:rPr>
+      </w:pPr>
+      <w:r>
+        <w:rPr>
+          <w:rStyle w:val="Kiemels2"/>
+          <w:rFonts w:ascii="Times New Roman" w:hAnsi="Times New Roman" w:cs="Times New Roman"/>
+        </w:rPr>
+        <w:t>1.9. A rendszer előnyei és célja a gyakorlatban</w:t>
+      </w:r>
+    </w:p>
+    <w:p>
+      <w:pPr>
+        <w:rPr>
+          <w:rFonts w:ascii="Times New Roman" w:hAnsi="Times New Roman" w:cs="Times New Roman"/>
+        </w:rPr>
+      </w:pPr>
+    </w:p>
+    <w:p>
+      <w:pPr>
+        <w:rPr>
+          <w:rFonts w:ascii="Times New Roman" w:hAnsi="Times New Roman" w:cs="Times New Roman"/>
+        </w:rPr>
+      </w:pPr>
+      <w:r>
+        <w:rPr>
+          <w:rFonts w:ascii="Times New Roman" w:hAnsi="Times New Roman" w:cs="Times New Roman"/>
+        </w:rPr>
+        <w:lastRenderedPageBreak/>
+        <w:t>A projekt legfontosabb célja az edzői adminisztráció egyszerűsítése és az adatok strukturált kezelése.</w:t>
+      </w:r>
+    </w:p>
+    <w:p>
+      <w:pPr>
+        <w:rPr>
+          <w:rFonts w:ascii="Times New Roman" w:hAnsi="Times New Roman" w:cs="Times New Roman"/>
+        </w:rPr>
+      </w:pPr>
+      <w:r>
+        <w:rPr>
+          <w:rFonts w:ascii="Times New Roman" w:hAnsi="Times New Roman" w:cs="Times New Roman"/>
+        </w:rPr>
+        <w:t>A rendszer használatával:</w:t>
+      </w:r>
+    </w:p>
+    <w:p>
+      <w:pPr>
+        <w:rPr>
+          <w:rFonts w:ascii="Times New Roman" w:hAnsi="Times New Roman" w:cs="Times New Roman"/>
+        </w:rPr>
+      </w:pPr>
+      <w:r>
+        <w:rPr>
+          <w:rFonts w:ascii="Times New Roman" w:hAnsi="Times New Roman" w:cs="Times New Roman"/>
+        </w:rPr>
+        <w:t>- az edzések és mérkőzések adatai egy helyen tárolhatók,</w:t>
+      </w:r>
+    </w:p>
+    <w:p>
+      <w:pPr>
+        <w:rPr>
+          <w:rFonts w:ascii="Times New Roman" w:hAnsi="Times New Roman" w:cs="Times New Roman"/>
+        </w:rPr>
+      </w:pPr>
+      <w:r>
+        <w:rPr>
+          <w:rFonts w:ascii="Times New Roman" w:hAnsi="Times New Roman" w:cs="Times New Roman"/>
+        </w:rPr>
+        <w:t>- egyszerűbbé válik a játékosok adatainak kezelése,</w:t>
+      </w:r>
+    </w:p>
+    <w:p>
+      <w:pPr>
+        <w:rPr>
+          <w:rFonts w:ascii="Times New Roman" w:hAnsi="Times New Roman" w:cs="Times New Roman"/>
+        </w:rPr>
+      </w:pPr>
+      <w:r>
+        <w:rPr>
+          <w:rFonts w:ascii="Times New Roman" w:hAnsi="Times New Roman" w:cs="Times New Roman"/>
+        </w:rPr>
+        <w:t>- gyorsabban visszakereshetők a korábbi események,</w:t>
+      </w:r>
+    </w:p>
+    <w:p>
+      <w:pPr>
+        <w:rPr>
+          <w:rFonts w:ascii="Times New Roman" w:hAnsi="Times New Roman" w:cs="Times New Roman"/>
+        </w:rPr>
+      </w:pPr>
+      <w:r>
+        <w:rPr>
+          <w:rFonts w:ascii="Times New Roman" w:hAnsi="Times New Roman" w:cs="Times New Roman"/>
+        </w:rPr>
+        <w:t>- csökkenthető a manuális adminisztráció,</w:t>
+      </w:r>
+    </w:p>
+    <w:p>
+      <w:pPr>
+        <w:rPr>
+          <w:rFonts w:ascii="Times New Roman" w:hAnsi="Times New Roman" w:cs="Times New Roman"/>
+        </w:rPr>
+      </w:pPr>
+      <w:r>
+        <w:rPr>
+          <w:rFonts w:ascii="Times New Roman" w:hAnsi="Times New Roman" w:cs="Times New Roman"/>
+        </w:rPr>
+        <w:t>- könnyebbé válik a statisztikák készítése,</w:t>
+      </w:r>
+    </w:p>
+    <w:p>
+      <w:pPr>
+        <w:rPr>
+          <w:rFonts w:ascii="Times New Roman" w:hAnsi="Times New Roman" w:cs="Times New Roman"/>
+        </w:rPr>
+      </w:pPr>
+      <w:r>
+        <w:rPr>
+          <w:rFonts w:ascii="Times New Roman" w:hAnsi="Times New Roman" w:cs="Times New Roman"/>
+        </w:rPr>
+        <w:t>- hosszabb távon követhető a játékosok és a csapat fejlődése,</w:t>
+      </w:r>
+    </w:p>
+    <w:p>
+      <w:pPr>
+        <w:rPr>
+          <w:rFonts w:ascii="Times New Roman" w:hAnsi="Times New Roman" w:cs="Times New Roman"/>
+        </w:rPr>
+      </w:pPr>
+      <w:r>
+        <w:rPr>
+          <w:rFonts w:ascii="Times New Roman" w:hAnsi="Times New Roman" w:cs="Times New Roman"/>
+        </w:rPr>
+        <w:t>- az edző az adatok alapján átláthatóbban követheti a csapat működését.</w:t>
+      </w:r>
+    </w:p>
+    <w:p>
+      <w:pPr>
+        <w:rPr>
+          <w:rFonts w:ascii="Times New Roman" w:hAnsi="Times New Roman" w:cs="Times New Roman"/>
+        </w:rPr>
+      </w:pPr>
+    </w:p>
+    <w:p>
+      <w:pPr>
+        <w:rPr>
+          <w:rStyle w:val="Kiemels2"/>
+          <w:rFonts w:ascii="Times New Roman" w:hAnsi="Times New Roman" w:cs="Times New Roman"/>
+        </w:rPr>
+      </w:pPr>
+      <w:r>
+        <w:rPr>
+          <w:rStyle w:val="Kiemels2"/>
+          <w:rFonts w:ascii="Times New Roman" w:hAnsi="Times New Roman" w:cs="Times New Roman"/>
+        </w:rPr>
+        <w:t>1.10. Összegzés</w:t>
+      </w:r>
+    </w:p>
+    <w:p>
+      <w:pPr>
+        <w:rPr>
+          <w:rFonts w:ascii="Times New Roman" w:hAnsi="Times New Roman" w:cs="Times New Roman"/>
+        </w:rPr>
+      </w:pPr>
+    </w:p>
+    <w:p>
+      <w:pPr>
+        <w:rPr>
+          <w:rFonts w:ascii="Times New Roman" w:hAnsi="Times New Roman" w:cs="Times New Roman"/>
+        </w:rPr>
+      </w:pPr>
+      <w:r>
+        <w:rPr>
+          <w:rFonts w:ascii="Times New Roman" w:hAnsi="Times New Roman" w:cs="Times New Roman"/>
+        </w:rPr>
+        <w:t>A projekt egy olyan komplex, sportmenedzsmentet támogató rendszer létrehozását valósítja meg, amely egyetlen platformon egyesíti a csapatok, játékosok, edzések és mérkőzések kezelését.</w:t>
+      </w:r>
+    </w:p>
+    <w:p>
+      <w:pPr>
+        <w:rPr>
+          <w:rFonts w:ascii="Times New Roman" w:hAnsi="Times New Roman" w:cs="Times New Roman"/>
+        </w:rPr>
+      </w:pPr>
+    </w:p>
+    <w:p>
+      <w:pPr>
+        <w:rPr>
+          <w:rFonts w:ascii="Times New Roman" w:hAnsi="Times New Roman" w:cs="Times New Roman"/>
+        </w:rPr>
+      </w:pPr>
+      <w:r>
+        <w:rPr>
+          <w:rFonts w:ascii="Times New Roman" w:hAnsi="Times New Roman" w:cs="Times New Roman"/>
+        </w:rPr>
+        <w:t>A rendszer elsődleges célja nem csupán az adatok tárolása, hanem azok strukturált összekapcsolása és felhasználása statisztikai elemzésekhez. Ezáltal a program egy olyan digitális eszközt biztosít az edzők számára, amely támogatja a mindennapi adminisztrációt, az adatok áttekintését és a csapat fejlődésének hosszabb távú követését.</w:t>
       </w:r>
     </w:p>
     <w:sectPr>
-      <w:pgSz w:w="11906" w:h="16838" w:orient="portrait"/>
+      <w:headerReference w:type="even" r:id="rId7"/>
+      <w:headerReference w:type="default" r:id="rId8"/>
+      <w:footerReference w:type="even" r:id="rId9"/>
+      <w:footerReference w:type="default" r:id="rId10"/>
+      <w:headerReference w:type="first" r:id="rId11"/>
+      <w:footerReference w:type="first" r:id="rId12"/>
+      <w:pgSz w:w="11906" w:h="16838"/>
       <w:pgMar w:top="1440" w:right="1440" w:bottom="1440" w:left="1440" w:header="708" w:footer="708" w:gutter="0"/>
       <w:cols w:space="708"/>
       <w:docGrid w:linePitch="360"/>
-      <w:headerReference w:type="default" r:id="Rb4fb7766b3654001"/>
-      <w:footerReference w:type="default" r:id="Rd914bd5ed16c4abf"/>
     </w:sectPr>
   </w:body>
 </w:document>
 </file>
 
-<file path=word/footer.xml><?xml version="1.0" encoding="utf-8"?>
-<w:ftr xmlns:w14="http://schemas.microsoft.com/office/word/2010/wordml" xmlns:w="http://schemas.openxmlformats.org/wordprocessingml/2006/main">
+<file path=word/endnotes.xml><?xml version="1.0" encoding="utf-8"?>
+<w:endnotes xmlns:wpc="http://schemas.microsoft.com/office/word/2010/wordprocessingCanvas" xmlns:cx="http://schemas.microsoft.com/office/drawing/2014/chartex" xmlns:cx1="http://schemas.microsoft.com/office/drawing/2015/9/8/chartex" xmlns:cx2="http://schemas.microsoft.com/office/drawing/2015/10/21/chartex" xmlns:cx3="http://schemas.microsoft.com/office/drawing/2016/5/9/chartex" xmlns:cx4="http://schemas.microsoft.com/office/drawing/2016/5/10/chartex" xmlns:cx5="http://schemas.microsoft.com/office/drawing/2016/5/11/chartex" xmlns:cx6="http://schemas.microsoft.com/office/drawing/2016/5/12/chartex" xmlns:cx7="http://schemas.microsoft.com/office/drawing/2016/5/13/chartex" xmlns:cx8="http://schemas.microsoft.com/office/drawing/2016/5/14/chartex" xmlns:mc="http://schemas.openxmlformats.org/markup-compatibility/2006" xmlns:aink="http://schemas.microsoft.com/office/drawing/2016/ink" xmlns:am3d="http://schemas.microsoft.com/office/drawing/2017/model3d" xmlns:o="urn:schemas-microsoft-com:office:office" xmlns:r="http://schemas.openxmlformats.org/officeDocument/2006/relationships" xmlns:m="http://schemas.openxmlformats.org/officeDocument/2006/math" xmlns:v="urn:schemas-microsoft-com:vml" xmlns:wp14="http://schemas.microsoft.com/office/word/2010/wordprocessingDrawing" xmlns:wp="http://schemas.openxmlformats.org/drawingml/2006/wordprocessingDrawing" xmlns:w10="urn:schemas-microsoft-com:office:word" xmlns:w="http://schemas.openxmlformats.org/wordprocessingml/2006/main" xmlns:w14="http://schemas.microsoft.com/office/word/2010/wordml" xmlns:w15="http://schemas.microsoft.com/office/word/2012/wordml" xmlns:w16cid="http://schemas.microsoft.com/office/word/2016/wordml/cid" xmlns:w16se="http://schemas.microsoft.com/office/word/2015/wordml/symex" xmlns:wpg="http://schemas.microsoft.com/office/word/2010/wordprocessingGroup" xmlns:wpi="http://schemas.microsoft.com/office/word/2010/wordprocessingInk" xmlns:wne="http://schemas.microsoft.com/office/word/2006/wordml" xmlns:wps="http://schemas.microsoft.com/office/word/2010/wordprocessingShape" mc:Ignorable="w14 w15 w16se w16cid wp14">
+  <w:endnote w:type="separator" w:id="-1">
+    <w:p>
+      <w:pPr>
+        <w:spacing w:after="0" w:line="240" w:lineRule="auto"/>
+      </w:pPr>
+      <w:r>
+        <w:separator/>
+      </w:r>
+    </w:p>
+  </w:endnote>
+  <w:endnote w:type="continuationSeparator" w:id="0">
+    <w:p>
+      <w:pPr>
+        <w:spacing w:after="0" w:line="240" w:lineRule="auto"/>
+      </w:pPr>
+      <w:r>
+        <w:continuationSeparator/>
+      </w:r>
+    </w:p>
+  </w:endnote>
+</w:endnotes>
+</file>
+
+<file path=word/footer1.xml><?xml version="1.0" encoding="utf-8"?>
+<w:ftr xmlns:wpc="http://schemas.microsoft.com/office/word/2010/wordprocessingCanvas" xmlns:cx="http://schemas.microsoft.com/office/drawing/2014/chartex" xmlns:cx1="http://schemas.microsoft.com/office/drawing/2015/9/8/chartex" xmlns:cx2="http://schemas.microsoft.com/office/drawing/2015/10/21/chartex" xmlns:cx3="http://schemas.microsoft.com/office/drawing/2016/5/9/chartex" xmlns:cx4="http://schemas.microsoft.com/office/drawing/2016/5/10/chartex" xmlns:cx5="http://schemas.microsoft.com/office/drawing/2016/5/11/chartex" xmlns:cx6="http://schemas.microsoft.com/office/drawing/2016/5/12/chartex" xmlns:cx7="http://schemas.microsoft.com/office/drawing/2016/5/13/chartex" xmlns:cx8="http://schemas.microsoft.com/office/drawing/2016/5/14/chartex" xmlns:mc="http://schemas.openxmlformats.org/markup-compatibility/2006" xmlns:aink="http://schemas.microsoft.com/office/drawing/2016/ink" xmlns:am3d="http://schemas.microsoft.com/office/drawing/2017/model3d" xmlns:o="urn:schemas-microsoft-com:office:office" xmlns:r="http://schemas.openxmlformats.org/officeDocument/2006/relationships" xmlns:m="http://schemas.openxmlformats.org/officeDocument/2006/math" xmlns:v="urn:schemas-microsoft-com:vml" xmlns:wp14="http://schemas.microsoft.com/office/word/2010/wordprocessingDrawing" xmlns:wp="http://schemas.openxmlformats.org/drawingml/2006/wordprocessingDrawing" xmlns:w10="urn:schemas-microsoft-com:office:word" xmlns:w="http://schemas.openxmlformats.org/wordprocessingml/2006/main" xmlns:w14="http://schemas.microsoft.com/office/word/2010/wordml" xmlns:w15="http://schemas.microsoft.com/office/word/2012/wordml" xmlns:w16cid="http://schemas.microsoft.com/office/word/2016/wordml/cid" xmlns:w16se="http://schemas.microsoft.com/office/word/2015/wordml/symex" xmlns:wpg="http://schemas.microsoft.com/office/word/2010/wordprocessingGroup" xmlns:wpi="http://schemas.microsoft.com/office/word/2010/wordprocessingInk" xmlns:wne="http://schemas.microsoft.com/office/word/2006/wordml" xmlns:wps="http://schemas.microsoft.com/office/word/2010/wordprocessingShape" mc:Ignorable="w14 w15 w16se w16cid wp14">
+  <w:p>
+    <w:pPr>
+      <w:pStyle w:val="llb"/>
+    </w:pPr>
+  </w:p>
+</w:ftr>
+</file>
+
+<file path=word/footer2.xml><?xml version="1.0" encoding="utf-8"?>
+<w:ftr xmlns:wpc="http://schemas.microsoft.com/office/word/2010/wordprocessingCanvas" xmlns:cx="http://schemas.microsoft.com/office/drawing/2014/chartex" xmlns:cx1="http://schemas.microsoft.com/office/drawing/2015/9/8/chartex" xmlns:cx2="http://schemas.microsoft.com/office/drawing/2015/10/21/chartex" xmlns:cx3="http://schemas.microsoft.com/office/drawing/2016/5/9/chartex" xmlns:cx4="http://schemas.microsoft.com/office/drawing/2016/5/10/chartex" xmlns:cx5="http://schemas.microsoft.com/office/drawing/2016/5/11/chartex" xmlns:cx6="http://schemas.microsoft.com/office/drawing/2016/5/12/chartex" xmlns:cx7="http://schemas.microsoft.com/office/drawing/2016/5/13/chartex" xmlns:cx8="http://schemas.microsoft.com/office/drawing/2016/5/14/chartex" xmlns:mc="http://schemas.openxmlformats.org/markup-compatibility/2006" xmlns:aink="http://schemas.microsoft.com/office/drawing/2016/ink" xmlns:am3d="http://schemas.microsoft.com/office/drawing/2017/model3d" xmlns:o="urn:schemas-microsoft-com:office:office" xmlns:r="http://schemas.openxmlformats.org/officeDocument/2006/relationships" xmlns:m="http://schemas.openxmlformats.org/officeDocument/2006/math" xmlns:v="urn:schemas-microsoft-com:vml" xmlns:wp14="http://schemas.microsoft.com/office/word/2010/wordprocessingDrawing" xmlns:wp="http://schemas.openxmlformats.org/drawingml/2006/wordprocessingDrawing" xmlns:w10="urn:schemas-microsoft-com:office:word" xmlns:w="http://schemas.openxmlformats.org/wordprocessingml/2006/main" xmlns:w14="http://schemas.microsoft.com/office/word/2010/wordml" xmlns:w15="http://schemas.microsoft.com/office/word/2012/wordml" xmlns:w16cid="http://schemas.microsoft.com/office/word/2016/wordml/cid" xmlns:w16se="http://schemas.microsoft.com/office/word/2015/wordml/symex" xmlns:wpg="http://schemas.microsoft.com/office/word/2010/wordprocessingGroup" xmlns:wpi="http://schemas.microsoft.com/office/word/2010/wordprocessingInk" xmlns:wne="http://schemas.microsoft.com/office/word/2006/wordml" xmlns:wps="http://schemas.microsoft.com/office/word/2010/wordprocessingShape" mc:Ignorable="w14 w15 w16se w16cid wp14">
   <w:tbl>
     <w:tblPr>
-      <w:tblStyle w:val="TableNormal"/>
-      <w:bidiVisual w:val="0"/>
       <w:tblW w:w="0" w:type="auto"/>
       <w:tblLook w:val="06A0" w:firstRow="1" w:lastRow="0" w:firstColumn="1" w:lastColumn="0" w:noHBand="1" w:noVBand="1"/>
     </w:tblPr>
@@ -216,36 +2117,40 @@
       <w:tc>
         <w:tcPr>
           <w:tcW w:w="3005" w:type="dxa"/>
-          <w:tcMar/>
         </w:tcPr>
         <w:p>
           <w:pPr>
-            <w:pStyle w:val="Header"/>
-            <w:bidi w:val="0"/>
+            <w:pStyle w:val="lfej"/>
             <w:ind w:left="-115"/>
-            <w:jc w:val="left"/>
           </w:pPr>
+          <w:r>
+            <w:t>2026. 09. 29.</w:t>
+          </w:r>
         </w:p>
       </w:tc>
       <w:tc>
         <w:tcPr>
           <w:tcW w:w="3005" w:type="dxa"/>
-          <w:tcMar/>
         </w:tcPr>
         <w:p>
           <w:pPr>
-            <w:pStyle w:val="Header"/>
-            <w:bidi w:val="0"/>
+            <w:pStyle w:val="lfej"/>
             <w:jc w:val="center"/>
           </w:pPr>
           <w:r>
             <w:fldChar w:fldCharType="begin"/>
           </w:r>
           <w:r>
-            <w:instrText xml:space="preserve">PAGE</w:instrText>
+            <w:instrText>PAGE</w:instrText>
           </w:r>
           <w:r>
             <w:fldChar w:fldCharType="separate"/>
+          </w:r>
+          <w:r>
+            <w:rPr>
+              <w:noProof/>
+            </w:rPr>
+            <w:t>1</w:t>
           </w:r>
           <w:r>
             <w:fldChar w:fldCharType="end"/>
@@ -255,12 +2160,10 @@
       <w:tc>
         <w:tcPr>
           <w:tcW w:w="3005" w:type="dxa"/>
-          <w:tcMar/>
         </w:tcPr>
         <w:p>
           <w:pPr>
-            <w:pStyle w:val="Header"/>
-            <w:bidi w:val="0"/>
+            <w:pStyle w:val="lfej"/>
             <w:ind w:right="-115"/>
             <w:jc w:val="right"/>
           </w:pPr>
@@ -270,25 +2173,67 @@
   </w:tbl>
   <w:p>
     <w:pPr>
-      <w:pStyle w:val="Footer"/>
-      <w:bidi w:val="0"/>
+      <w:pStyle w:val="llb"/>
     </w:pPr>
   </w:p>
 </w:ftr>
 </file>
 
-<file path=word/header.xml><?xml version="1.0" encoding="utf-8"?>
-<w:hdr xmlns:w14="http://schemas.microsoft.com/office/word/2010/wordml" xmlns:w="http://schemas.openxmlformats.org/wordprocessingml/2006/main">
+<file path=word/footer3.xml><?xml version="1.0" encoding="utf-8"?>
+<w:ftr xmlns:wpc="http://schemas.microsoft.com/office/word/2010/wordprocessingCanvas" xmlns:cx="http://schemas.microsoft.com/office/drawing/2014/chartex" xmlns:cx1="http://schemas.microsoft.com/office/drawing/2015/9/8/chartex" xmlns:cx2="http://schemas.microsoft.com/office/drawing/2015/10/21/chartex" xmlns:cx3="http://schemas.microsoft.com/office/drawing/2016/5/9/chartex" xmlns:cx4="http://schemas.microsoft.com/office/drawing/2016/5/10/chartex" xmlns:cx5="http://schemas.microsoft.com/office/drawing/2016/5/11/chartex" xmlns:cx6="http://schemas.microsoft.com/office/drawing/2016/5/12/chartex" xmlns:cx7="http://schemas.microsoft.com/office/drawing/2016/5/13/chartex" xmlns:cx8="http://schemas.microsoft.com/office/drawing/2016/5/14/chartex" xmlns:mc="http://schemas.openxmlformats.org/markup-compatibility/2006" xmlns:aink="http://schemas.microsoft.com/office/drawing/2016/ink" xmlns:am3d="http://schemas.microsoft.com/office/drawing/2017/model3d" xmlns:o="urn:schemas-microsoft-com:office:office" xmlns:r="http://schemas.openxmlformats.org/officeDocument/2006/relationships" xmlns:m="http://schemas.openxmlformats.org/officeDocument/2006/math" xmlns:v="urn:schemas-microsoft-com:vml" xmlns:wp14="http://schemas.microsoft.com/office/word/2010/wordprocessingDrawing" xmlns:wp="http://schemas.openxmlformats.org/drawingml/2006/wordprocessingDrawing" xmlns:w10="urn:schemas-microsoft-com:office:word" xmlns:w="http://schemas.openxmlformats.org/wordprocessingml/2006/main" xmlns:w14="http://schemas.microsoft.com/office/word/2010/wordml" xmlns:w15="http://schemas.microsoft.com/office/word/2012/wordml" xmlns:w16cid="http://schemas.microsoft.com/office/word/2016/wordml/cid" xmlns:w16se="http://schemas.microsoft.com/office/word/2015/wordml/symex" xmlns:wpg="http://schemas.microsoft.com/office/word/2010/wordprocessingGroup" xmlns:wpi="http://schemas.microsoft.com/office/word/2010/wordprocessingInk" xmlns:wne="http://schemas.microsoft.com/office/word/2006/wordml" xmlns:wps="http://schemas.microsoft.com/office/word/2010/wordprocessingShape" mc:Ignorable="w14 w15 w16se w16cid wp14">
+  <w:p>
+    <w:pPr>
+      <w:pStyle w:val="llb"/>
+    </w:pPr>
+  </w:p>
+</w:ftr>
+</file>
+
+<file path=word/footnotes.xml><?xml version="1.0" encoding="utf-8"?>
+<w:footnotes xmlns:wpc="http://schemas.microsoft.com/office/word/2010/wordprocessingCanvas" xmlns:cx="http://schemas.microsoft.com/office/drawing/2014/chartex" xmlns:cx1="http://schemas.microsoft.com/office/drawing/2015/9/8/chartex" xmlns:cx2="http://schemas.microsoft.com/office/drawing/2015/10/21/chartex" xmlns:cx3="http://schemas.microsoft.com/office/drawing/2016/5/9/chartex" xmlns:cx4="http://schemas.microsoft.com/office/drawing/2016/5/10/chartex" xmlns:cx5="http://schemas.microsoft.com/office/drawing/2016/5/11/chartex" xmlns:cx6="http://schemas.microsoft.com/office/drawing/2016/5/12/chartex" xmlns:cx7="http://schemas.microsoft.com/office/drawing/2016/5/13/chartex" xmlns:cx8="http://schemas.microsoft.com/office/drawing/2016/5/14/chartex" xmlns:mc="http://schemas.openxmlformats.org/markup-compatibility/2006" xmlns:aink="http://schemas.microsoft.com/office/drawing/2016/ink" xmlns:am3d="http://schemas.microsoft.com/office/drawing/2017/model3d" xmlns:o="urn:schemas-microsoft-com:office:office" xmlns:r="http://schemas.openxmlformats.org/officeDocument/2006/relationships" xmlns:m="http://schemas.openxmlformats.org/officeDocument/2006/math" xmlns:v="urn:schemas-microsoft-com:vml" xmlns:wp14="http://schemas.microsoft.com/office/word/2010/wordprocessingDrawing" xmlns:wp="http://schemas.openxmlformats.org/drawingml/2006/wordprocessingDrawing" xmlns:w10="urn:schemas-microsoft-com:office:word" xmlns:w="http://schemas.openxmlformats.org/wordprocessingml/2006/main" xmlns:w14="http://schemas.microsoft.com/office/word/2010/wordml" xmlns:w15="http://schemas.microsoft.com/office/word/2012/wordml" xmlns:w16cid="http://schemas.microsoft.com/office/word/2016/wordml/cid" xmlns:w16se="http://schemas.microsoft.com/office/word/2015/wordml/symex" xmlns:wpg="http://schemas.microsoft.com/office/word/2010/wordprocessingGroup" xmlns:wpi="http://schemas.microsoft.com/office/word/2010/wordprocessingInk" xmlns:wne="http://schemas.microsoft.com/office/word/2006/wordml" xmlns:wps="http://schemas.microsoft.com/office/word/2010/wordprocessingShape" mc:Ignorable="w14 w15 w16se w16cid wp14">
+  <w:footnote w:type="separator" w:id="-1">
+    <w:p>
+      <w:pPr>
+        <w:spacing w:after="0" w:line="240" w:lineRule="auto"/>
+      </w:pPr>
+      <w:r>
+        <w:separator/>
+      </w:r>
+    </w:p>
+  </w:footnote>
+  <w:footnote w:type="continuationSeparator" w:id="0">
+    <w:p>
+      <w:pPr>
+        <w:spacing w:after="0" w:line="240" w:lineRule="auto"/>
+      </w:pPr>
+      <w:r>
+        <w:continuationSeparator/>
+      </w:r>
+    </w:p>
+  </w:footnote>
+</w:footnotes>
+</file>
+
+<file path=word/header1.xml><?xml version="1.0" encoding="utf-8"?>
+<w:hdr xmlns:wpc="http://schemas.microsoft.com/office/word/2010/wordprocessingCanvas" xmlns:cx="http://schemas.microsoft.com/office/drawing/2014/chartex" xmlns:cx1="http://schemas.microsoft.com/office/drawing/2015/9/8/chartex" xmlns:cx2="http://schemas.microsoft.com/office/drawing/2015/10/21/chartex" xmlns:cx3="http://schemas.microsoft.com/office/drawing/2016/5/9/chartex" xmlns:cx4="http://schemas.microsoft.com/office/drawing/2016/5/10/chartex" xmlns:cx5="http://schemas.microsoft.com/office/drawing/2016/5/11/chartex" xmlns:cx6="http://schemas.microsoft.com/office/drawing/2016/5/12/chartex" xmlns:cx7="http://schemas.microsoft.com/office/drawing/2016/5/13/chartex" xmlns:cx8="http://schemas.microsoft.com/office/drawing/2016/5/14/chartex" xmlns:mc="http://schemas.openxmlformats.org/markup-compatibility/2006" xmlns:aink="http://schemas.microsoft.com/office/drawing/2016/ink" xmlns:am3d="http://schemas.microsoft.com/office/drawing/2017/model3d" xmlns:o="urn:schemas-microsoft-com:office:office" xmlns:r="http://schemas.openxmlformats.org/officeDocument/2006/relationships" xmlns:m="http://schemas.openxmlformats.org/officeDocument/2006/math" xmlns:v="urn:schemas-microsoft-com:vml" xmlns:wp14="http://schemas.microsoft.com/office/word/2010/wordprocessingDrawing" xmlns:wp="http://schemas.openxmlformats.org/drawingml/2006/wordprocessingDrawing" xmlns:w10="urn:schemas-microsoft-com:office:word" xmlns:w="http://schemas.openxmlformats.org/wordprocessingml/2006/main" xmlns:w14="http://schemas.microsoft.com/office/word/2010/wordml" xmlns:w15="http://schemas.microsoft.com/office/word/2012/wordml" xmlns:w16cid="http://schemas.microsoft.com/office/word/2016/wordml/cid" xmlns:w16se="http://schemas.microsoft.com/office/word/2015/wordml/symex" xmlns:wpg="http://schemas.microsoft.com/office/word/2010/wordprocessingGroup" xmlns:wpi="http://schemas.microsoft.com/office/word/2010/wordprocessingInk" xmlns:wne="http://schemas.microsoft.com/office/word/2006/wordml" xmlns:wps="http://schemas.microsoft.com/office/word/2010/wordprocessingShape" mc:Ignorable="w14 w15 w16se w16cid wp14">
+  <w:p>
+    <w:pPr>
+      <w:pStyle w:val="lfej"/>
+    </w:pPr>
+  </w:p>
+</w:hdr>
+</file>
+
+<file path=word/header2.xml><?xml version="1.0" encoding="utf-8"?>
+<w:hdr xmlns:wpc="http://schemas.microsoft.com/office/word/2010/wordprocessingCanvas" xmlns:cx="http://schemas.microsoft.com/office/drawing/2014/chartex" xmlns:cx1="http://schemas.microsoft.com/office/drawing/2015/9/8/chartex" xmlns:cx2="http://schemas.microsoft.com/office/drawing/2015/10/21/chartex" xmlns:cx3="http://schemas.microsoft.com/office/drawing/2016/5/9/chartex" xmlns:cx4="http://schemas.microsoft.com/office/drawing/2016/5/10/chartex" xmlns:cx5="http://schemas.microsoft.com/office/drawing/2016/5/11/chartex" xmlns:cx6="http://schemas.microsoft.com/office/drawing/2016/5/12/chartex" xmlns:cx7="http://schemas.microsoft.com/office/drawing/2016/5/13/chartex" xmlns:cx8="http://schemas.microsoft.com/office/drawing/2016/5/14/chartex" xmlns:mc="http://schemas.openxmlformats.org/markup-compatibility/2006" xmlns:aink="http://schemas.microsoft.com/office/drawing/2016/ink" xmlns:am3d="http://schemas.microsoft.com/office/drawing/2017/model3d" xmlns:o="urn:schemas-microsoft-com:office:office" xmlns:r="http://schemas.openxmlformats.org/officeDocument/2006/relationships" xmlns:m="http://schemas.openxmlformats.org/officeDocument/2006/math" xmlns:v="urn:schemas-microsoft-com:vml" xmlns:wp14="http://schemas.microsoft.com/office/word/2010/wordprocessingDrawing" xmlns:wp="http://schemas.openxmlformats.org/drawingml/2006/wordprocessingDrawing" xmlns:w10="urn:schemas-microsoft-com:office:word" xmlns:w="http://schemas.openxmlformats.org/wordprocessingml/2006/main" xmlns:w14="http://schemas.microsoft.com/office/word/2010/wordml" xmlns:w15="http://schemas.microsoft.com/office/word/2012/wordml" xmlns:w16cid="http://schemas.microsoft.com/office/word/2016/wordml/cid" xmlns:w16se="http://schemas.microsoft.com/office/word/2015/wordml/symex" xmlns:wpg="http://schemas.microsoft.com/office/word/2010/wordprocessingGroup" xmlns:wpi="http://schemas.microsoft.com/office/word/2010/wordprocessingInk" xmlns:wne="http://schemas.microsoft.com/office/word/2006/wordml" xmlns:wps="http://schemas.microsoft.com/office/word/2010/wordprocessingShape" mc:Ignorable="w14 w15 w16se w16cid wp14">
   <w:tbl>
     <w:tblPr>
-      <w:tblStyle w:val="TableNormal"/>
-      <w:bidiVisual w:val="0"/>
       <w:tblW w:w="0" w:type="auto"/>
       <w:tblLook w:val="06A0" w:firstRow="1" w:lastRow="0" w:firstColumn="1" w:lastColumn="0" w:noHBand="1" w:noVBand="1"/>
     </w:tblPr>
     <w:tblGrid>
-      <w:gridCol w:w="3005"/>
-      <w:gridCol w:w="6128"/>
+      <w:gridCol w:w="2965"/>
+      <w:gridCol w:w="6061"/>
     </w:tblGrid>
     <w:tr>
       <w:trPr>
@@ -297,35 +2242,30 @@
       <w:tc>
         <w:tcPr>
           <w:tcW w:w="3005" w:type="dxa"/>
-          <w:tcMar/>
         </w:tcPr>
         <w:p>
           <w:pPr>
-            <w:pStyle w:val="Header"/>
-            <w:bidi w:val="0"/>
+            <w:pStyle w:val="lfej"/>
             <w:ind w:left="-115"/>
-            <w:jc w:val="left"/>
           </w:pPr>
         </w:p>
       </w:tc>
       <w:tc>
         <w:tcPr>
           <w:tcW w:w="6128" w:type="dxa"/>
-          <w:tcMar/>
         </w:tcPr>
         <w:p>
           <w:pPr>
-            <w:pStyle w:val="Header"/>
-            <w:bidi w:val="0"/>
+            <w:pStyle w:val="lfej"/>
             <w:ind w:right="-115"/>
             <w:jc w:val="right"/>
             <w:rPr>
-              <w:rFonts w:ascii="Times New Roman" w:hAnsi="Times New Roman" w:eastAsia="Times New Roman" w:cs="Times New Roman"/>
+              <w:rFonts w:ascii="Times New Roman" w:eastAsia="Times New Roman" w:hAnsi="Times New Roman" w:cs="Times New Roman"/>
             </w:rPr>
           </w:pPr>
           <w:r>
             <w:rPr>
-              <w:rFonts w:ascii="Times New Roman" w:hAnsi="Times New Roman" w:eastAsia="Times New Roman" w:cs="Times New Roman"/>
+              <w:rFonts w:ascii="Times New Roman" w:eastAsia="Times New Roman" w:hAnsi="Times New Roman" w:cs="Times New Roman"/>
             </w:rPr>
             <w:t>Vizsgaremek</w:t>
           </w:r>
@@ -335,104 +2275,228 @@
   </w:tbl>
   <w:p>
     <w:pPr>
-      <w:pStyle w:val="Header"/>
-      <w:bidi w:val="0"/>
+      <w:pStyle w:val="lfej"/>
+    </w:pPr>
+  </w:p>
+</w:hdr>
+</file>
+
+<file path=word/header3.xml><?xml version="1.0" encoding="utf-8"?>
+<w:hdr xmlns:wpc="http://schemas.microsoft.com/office/word/2010/wordprocessingCanvas" xmlns:cx="http://schemas.microsoft.com/office/drawing/2014/chartex" xmlns:cx1="http://schemas.microsoft.com/office/drawing/2015/9/8/chartex" xmlns:cx2="http://schemas.microsoft.com/office/drawing/2015/10/21/chartex" xmlns:cx3="http://schemas.microsoft.com/office/drawing/2016/5/9/chartex" xmlns:cx4="http://schemas.microsoft.com/office/drawing/2016/5/10/chartex" xmlns:cx5="http://schemas.microsoft.com/office/drawing/2016/5/11/chartex" xmlns:cx6="http://schemas.microsoft.com/office/drawing/2016/5/12/chartex" xmlns:cx7="http://schemas.microsoft.com/office/drawing/2016/5/13/chartex" xmlns:cx8="http://schemas.microsoft.com/office/drawing/2016/5/14/chartex" xmlns:mc="http://schemas.openxmlformats.org/markup-compatibility/2006" xmlns:aink="http://schemas.microsoft.com/office/drawing/2016/ink" xmlns:am3d="http://schemas.microsoft.com/office/drawing/2017/model3d" xmlns:o="urn:schemas-microsoft-com:office:office" xmlns:r="http://schemas.openxmlformats.org/officeDocument/2006/relationships" xmlns:m="http://schemas.openxmlformats.org/officeDocument/2006/math" xmlns:v="urn:schemas-microsoft-com:vml" xmlns:wp14="http://schemas.microsoft.com/office/word/2010/wordprocessingDrawing" xmlns:wp="http://schemas.openxmlformats.org/drawingml/2006/wordprocessingDrawing" xmlns:w10="urn:schemas-microsoft-com:office:word" xmlns:w="http://schemas.openxmlformats.org/wordprocessingml/2006/main" xmlns:w14="http://schemas.microsoft.com/office/word/2010/wordml" xmlns:w15="http://schemas.microsoft.com/office/word/2012/wordml" xmlns:w16cid="http://schemas.microsoft.com/office/word/2016/wordml/cid" xmlns:w16se="http://schemas.microsoft.com/office/word/2015/wordml/symex" xmlns:wpg="http://schemas.microsoft.com/office/word/2010/wordprocessingGroup" xmlns:wpi="http://schemas.microsoft.com/office/word/2010/wordprocessingInk" xmlns:wne="http://schemas.microsoft.com/office/word/2006/wordml" xmlns:wps="http://schemas.microsoft.com/office/word/2010/wordprocessingShape" mc:Ignorable="w14 w15 w16se w16cid wp14">
+  <w:p>
+    <w:pPr>
+      <w:pStyle w:val="lfej"/>
     </w:pPr>
   </w:p>
 </w:hdr>
 </file>
 
 <file path=word/numbering.xml><?xml version="1.0" encoding="utf-8"?>
-<w:numbering xmlns:w="http://schemas.openxmlformats.org/wordprocessingml/2006/main">
-  <w:abstractNum xmlns:w="http://schemas.openxmlformats.org/wordprocessingml/2006/main" w:abstractNumId="6">
-    <w:nsid w:val="202e9f5f"/>
-    <w:multiLevelType xmlns:w="http://schemas.openxmlformats.org/wordprocessingml/2006/main" w:val="hybridMultilevel"/>
-    <w:lvl xmlns:w="http://schemas.openxmlformats.org/wordprocessingml/2006/main" w:ilvl="0">
+<w:numbering xmlns:wpc="http://schemas.microsoft.com/office/word/2010/wordprocessingCanvas" xmlns:cx="http://schemas.microsoft.com/office/drawing/2014/chartex" xmlns:cx1="http://schemas.microsoft.com/office/drawing/2015/9/8/chartex" xmlns:cx2="http://schemas.microsoft.com/office/drawing/2015/10/21/chartex" xmlns:cx3="http://schemas.microsoft.com/office/drawing/2016/5/9/chartex" xmlns:cx4="http://schemas.microsoft.com/office/drawing/2016/5/10/chartex" xmlns:cx5="http://schemas.microsoft.com/office/drawing/2016/5/11/chartex" xmlns:cx6="http://schemas.microsoft.com/office/drawing/2016/5/12/chartex" xmlns:cx7="http://schemas.microsoft.com/office/drawing/2016/5/13/chartex" xmlns:cx8="http://schemas.microsoft.com/office/drawing/2016/5/14/chartex" xmlns:mc="http://schemas.openxmlformats.org/markup-compatibility/2006" xmlns:aink="http://schemas.microsoft.com/office/drawing/2016/ink" xmlns:am3d="http://schemas.microsoft.com/office/drawing/2017/model3d" xmlns:o="urn:schemas-microsoft-com:office:office" xmlns:r="http://schemas.openxmlformats.org/officeDocument/2006/relationships" xmlns:m="http://schemas.openxmlformats.org/officeDocument/2006/math" xmlns:v="urn:schemas-microsoft-com:vml" xmlns:wp14="http://schemas.microsoft.com/office/word/2010/wordprocessingDrawing" xmlns:wp="http://schemas.openxmlformats.org/drawingml/2006/wordprocessingDrawing" xmlns:w10="urn:schemas-microsoft-com:office:word" xmlns:w="http://schemas.openxmlformats.org/wordprocessingml/2006/main" xmlns:w14="http://schemas.microsoft.com/office/word/2010/wordml" xmlns:w15="http://schemas.microsoft.com/office/word/2012/wordml" xmlns:w16cid="http://schemas.microsoft.com/office/word/2016/wordml/cid" xmlns:w16se="http://schemas.microsoft.com/office/word/2015/wordml/symex" xmlns:wpg="http://schemas.microsoft.com/office/word/2010/wordprocessingGroup" xmlns:wpi="http://schemas.microsoft.com/office/word/2010/wordprocessingInk" xmlns:wne="http://schemas.microsoft.com/office/word/2006/wordml" xmlns:wps="http://schemas.microsoft.com/office/word/2010/wordprocessingShape" mc:Ignorable="w14 w15 w16se w16cid wp14">
+  <w:abstractNum w:abstractNumId="0" w15:restartNumberingAfterBreak="0">
+    <w:nsid w:val="0CABC249"/>
+    <w:multiLevelType w:val="hybridMultilevel"/>
+    <w:tmpl w:val="6B9CB9FA"/>
+    <w:lvl w:ilvl="0" w:tplc="2A0458AA">
+      <w:start w:val="1"/>
+      <w:numFmt w:val="bullet"/>
+      <w:lvlText w:val=""/>
+      <w:lvlJc w:val="left"/>
+      <w:pPr>
+        <w:ind w:left="720" w:hanging="360"/>
+      </w:pPr>
+      <w:rPr>
+        <w:rFonts w:ascii="Symbol" w:hAnsi="Symbol" w:hint="default"/>
+      </w:rPr>
+    </w:lvl>
+    <w:lvl w:ilvl="1" w:tplc="D0642770">
+      <w:start w:val="1"/>
+      <w:numFmt w:val="bullet"/>
+      <w:lvlText w:val="o"/>
+      <w:lvlJc w:val="left"/>
+      <w:pPr>
+        <w:ind w:left="1440" w:hanging="360"/>
+      </w:pPr>
+      <w:rPr>
+        <w:rFonts w:ascii="Courier New" w:hAnsi="Courier New" w:hint="default"/>
+      </w:rPr>
+    </w:lvl>
+    <w:lvl w:ilvl="2" w:tplc="59E29084">
+      <w:start w:val="1"/>
+      <w:numFmt w:val="bullet"/>
+      <w:lvlText w:val=""/>
+      <w:lvlJc w:val="left"/>
+      <w:pPr>
+        <w:ind w:left="2160" w:hanging="360"/>
+      </w:pPr>
+      <w:rPr>
+        <w:rFonts w:ascii="Wingdings" w:hAnsi="Wingdings" w:hint="default"/>
+      </w:rPr>
+    </w:lvl>
+    <w:lvl w:ilvl="3" w:tplc="9ADEAA3A">
+      <w:start w:val="1"/>
+      <w:numFmt w:val="bullet"/>
+      <w:lvlText w:val=""/>
+      <w:lvlJc w:val="left"/>
+      <w:pPr>
+        <w:ind w:left="2880" w:hanging="360"/>
+      </w:pPr>
+      <w:rPr>
+        <w:rFonts w:ascii="Symbol" w:hAnsi="Symbol" w:hint="default"/>
+      </w:rPr>
+    </w:lvl>
+    <w:lvl w:ilvl="4" w:tplc="1BC601CA">
+      <w:start w:val="1"/>
+      <w:numFmt w:val="bullet"/>
+      <w:lvlText w:val="o"/>
+      <w:lvlJc w:val="left"/>
+      <w:pPr>
+        <w:ind w:left="3600" w:hanging="360"/>
+      </w:pPr>
+      <w:rPr>
+        <w:rFonts w:ascii="Courier New" w:hAnsi="Courier New" w:hint="default"/>
+      </w:rPr>
+    </w:lvl>
+    <w:lvl w:ilvl="5" w:tplc="E5964796">
+      <w:start w:val="1"/>
+      <w:numFmt w:val="bullet"/>
+      <w:lvlText w:val=""/>
+      <w:lvlJc w:val="left"/>
+      <w:pPr>
+        <w:ind w:left="4320" w:hanging="360"/>
+      </w:pPr>
+      <w:rPr>
+        <w:rFonts w:ascii="Wingdings" w:hAnsi="Wingdings" w:hint="default"/>
+      </w:rPr>
+    </w:lvl>
+    <w:lvl w:ilvl="6" w:tplc="A7A61B64">
+      <w:start w:val="1"/>
+      <w:numFmt w:val="bullet"/>
+      <w:lvlText w:val=""/>
+      <w:lvlJc w:val="left"/>
+      <w:pPr>
+        <w:ind w:left="5040" w:hanging="360"/>
+      </w:pPr>
+      <w:rPr>
+        <w:rFonts w:ascii="Symbol" w:hAnsi="Symbol" w:hint="default"/>
+      </w:rPr>
+    </w:lvl>
+    <w:lvl w:ilvl="7" w:tplc="4A620794">
+      <w:start w:val="1"/>
+      <w:numFmt w:val="bullet"/>
+      <w:lvlText w:val="o"/>
+      <w:lvlJc w:val="left"/>
+      <w:pPr>
+        <w:ind w:left="5760" w:hanging="360"/>
+      </w:pPr>
+      <w:rPr>
+        <w:rFonts w:ascii="Courier New" w:hAnsi="Courier New" w:hint="default"/>
+      </w:rPr>
+    </w:lvl>
+    <w:lvl w:ilvl="8" w:tplc="2EAAB78E">
+      <w:start w:val="1"/>
+      <w:numFmt w:val="bullet"/>
+      <w:lvlText w:val=""/>
+      <w:lvlJc w:val="left"/>
+      <w:pPr>
+        <w:ind w:left="6480" w:hanging="360"/>
+      </w:pPr>
+      <w:rPr>
+        <w:rFonts w:ascii="Wingdings" w:hAnsi="Wingdings" w:hint="default"/>
+      </w:rPr>
+    </w:lvl>
+  </w:abstractNum>
+  <w:abstractNum w:abstractNumId="1" w15:restartNumberingAfterBreak="0">
+    <w:nsid w:val="19BEF27E"/>
+    <w:multiLevelType w:val="hybridMultilevel"/>
+    <w:tmpl w:val="527CDA02"/>
+    <w:lvl w:ilvl="0" w:tplc="15A491FA">
       <w:start w:val="1"/>
       <w:numFmt w:val="decimal"/>
       <w:lvlText w:val="%1."/>
       <w:lvlJc w:val="left"/>
       <w:pPr>
-        <w:ind w:left="1068" w:hanging="360"/>
-      </w:pPr>
-    </w:lvl>
-    <w:lvl xmlns:w="http://schemas.openxmlformats.org/wordprocessingml/2006/main" w:ilvl="1">
+        <w:ind w:left="720" w:hanging="360"/>
+      </w:pPr>
+    </w:lvl>
+    <w:lvl w:ilvl="1" w:tplc="98D0F512">
       <w:start w:val="1"/>
       <w:numFmt w:val="lowerLetter"/>
       <w:lvlText w:val="%2."/>
       <w:lvlJc w:val="left"/>
       <w:pPr>
-        <w:ind w:left="1788" w:hanging="360"/>
-      </w:pPr>
-    </w:lvl>
-    <w:lvl xmlns:w="http://schemas.openxmlformats.org/wordprocessingml/2006/main" w:ilvl="2">
+        <w:ind w:left="1440" w:hanging="360"/>
+      </w:pPr>
+    </w:lvl>
+    <w:lvl w:ilvl="2" w:tplc="69B25B26">
       <w:start w:val="1"/>
       <w:numFmt w:val="lowerRoman"/>
       <w:lvlText w:val="%3."/>
       <w:lvlJc w:val="right"/>
       <w:pPr>
-        <w:ind w:left="2508" w:hanging="180"/>
-      </w:pPr>
-    </w:lvl>
-    <w:lvl xmlns:w="http://schemas.openxmlformats.org/wordprocessingml/2006/main" w:ilvl="3">
+        <w:ind w:left="2160" w:hanging="180"/>
+      </w:pPr>
+    </w:lvl>
+    <w:lvl w:ilvl="3" w:tplc="4936F642">
       <w:start w:val="1"/>
       <w:numFmt w:val="decimal"/>
       <w:lvlText w:val="%4."/>
       <w:lvlJc w:val="left"/>
       <w:pPr>
-        <w:ind w:left="3228" w:hanging="360"/>
-      </w:pPr>
-    </w:lvl>
-    <w:lvl xmlns:w="http://schemas.openxmlformats.org/wordprocessingml/2006/main" w:ilvl="4">
+        <w:ind w:left="2880" w:hanging="360"/>
+      </w:pPr>
+    </w:lvl>
+    <w:lvl w:ilvl="4" w:tplc="DDEC648C">
       <w:start w:val="1"/>
       <w:numFmt w:val="lowerLetter"/>
       <w:lvlText w:val="%5."/>
       <w:lvlJc w:val="left"/>
       <w:pPr>
-        <w:ind w:left="3948" w:hanging="360"/>
-      </w:pPr>
-    </w:lvl>
-    <w:lvl xmlns:w="http://schemas.openxmlformats.org/wordprocessingml/2006/main" w:ilvl="5">
+        <w:ind w:left="3600" w:hanging="360"/>
+      </w:pPr>
+    </w:lvl>
+    <w:lvl w:ilvl="5" w:tplc="DA1CF506">
       <w:start w:val="1"/>
       <w:numFmt w:val="lowerRoman"/>
       <w:lvlText w:val="%6."/>
       <w:lvlJc w:val="right"/>
       <w:pPr>
-        <w:ind w:left="4668" w:hanging="180"/>
-      </w:pPr>
-    </w:lvl>
-    <w:lvl xmlns:w="http://schemas.openxmlformats.org/wordprocessingml/2006/main" w:ilvl="6">
+        <w:ind w:left="4320" w:hanging="180"/>
+      </w:pPr>
+    </w:lvl>
+    <w:lvl w:ilvl="6" w:tplc="7936A33E">
       <w:start w:val="1"/>
       <w:numFmt w:val="decimal"/>
       <w:lvlText w:val="%7."/>
       <w:lvlJc w:val="left"/>
       <w:pPr>
-        <w:ind w:left="5388" w:hanging="360"/>
-      </w:pPr>
-    </w:lvl>
-    <w:lvl xmlns:w="http://schemas.openxmlformats.org/wordprocessingml/2006/main" w:ilvl="7">
+        <w:ind w:left="5040" w:hanging="360"/>
+      </w:pPr>
+    </w:lvl>
+    <w:lvl w:ilvl="7" w:tplc="E9DC3792">
       <w:start w:val="1"/>
       <w:numFmt w:val="lowerLetter"/>
       <w:lvlText w:val="%8."/>
       <w:lvlJc w:val="left"/>
       <w:pPr>
-        <w:ind w:left="6108" w:hanging="360"/>
-      </w:pPr>
-    </w:lvl>
-    <w:lvl xmlns:w="http://schemas.openxmlformats.org/wordprocessingml/2006/main" w:ilvl="8">
+        <w:ind w:left="5760" w:hanging="360"/>
+      </w:pPr>
+    </w:lvl>
+    <w:lvl w:ilvl="8" w:tplc="2B280C74">
       <w:start w:val="1"/>
       <w:numFmt w:val="lowerRoman"/>
       <w:lvlText w:val="%9."/>
       <w:lvlJc w:val="right"/>
       <w:pPr>
-        <w:ind w:left="6828" w:hanging="180"/>
+        <w:ind w:left="6480" w:hanging="180"/>
       </w:pPr>
     </w:lvl>
   </w:abstractNum>
-  <w:abstractNum xmlns:w="http://schemas.openxmlformats.org/wordprocessingml/2006/main" w:abstractNumId="5">
-    <w:nsid w:val="7a586f26"/>
-    <w:multiLevelType xmlns:w="http://schemas.openxmlformats.org/wordprocessingml/2006/main" w:val="hybridMultilevel"/>
-    <w:lvl xmlns:w="http://schemas.openxmlformats.org/wordprocessingml/2006/main" w:ilvl="0">
+  <w:abstractNum w:abstractNumId="2" w15:restartNumberingAfterBreak="0">
+    <w:nsid w:val="202E9F5F"/>
+    <w:multiLevelType w:val="hybridMultilevel"/>
+    <w:tmpl w:val="7CA89A24"/>
+    <w:lvl w:ilvl="0" w:tplc="CB0E7708">
       <w:start w:val="1"/>
       <w:numFmt w:val="decimal"/>
       <w:lvlText w:val="%1."/>
@@ -441,7 +2505,7 @@
         <w:ind w:left="1068" w:hanging="360"/>
       </w:pPr>
     </w:lvl>
-    <w:lvl xmlns:w="http://schemas.openxmlformats.org/wordprocessingml/2006/main" w:ilvl="1">
+    <w:lvl w:ilvl="1" w:tplc="DD44FA08">
       <w:start w:val="1"/>
       <w:numFmt w:val="lowerLetter"/>
       <w:lvlText w:val="%2."/>
@@ -450,7 +2514,7 @@
         <w:ind w:left="1788" w:hanging="360"/>
       </w:pPr>
     </w:lvl>
-    <w:lvl xmlns:w="http://schemas.openxmlformats.org/wordprocessingml/2006/main" w:ilvl="2">
+    <w:lvl w:ilvl="2" w:tplc="9AC622D8">
       <w:start w:val="1"/>
       <w:numFmt w:val="lowerRoman"/>
       <w:lvlText w:val="%3."/>
@@ -459,7 +2523,7 @@
         <w:ind w:left="2508" w:hanging="180"/>
       </w:pPr>
     </w:lvl>
-    <w:lvl xmlns:w="http://schemas.openxmlformats.org/wordprocessingml/2006/main" w:ilvl="3">
+    <w:lvl w:ilvl="3" w:tplc="08A039AC">
       <w:start w:val="1"/>
       <w:numFmt w:val="decimal"/>
       <w:lvlText w:val="%4."/>
@@ -468,7 +2532,7 @@
         <w:ind w:left="3228" w:hanging="360"/>
       </w:pPr>
     </w:lvl>
-    <w:lvl xmlns:w="http://schemas.openxmlformats.org/wordprocessingml/2006/main" w:ilvl="4">
+    <w:lvl w:ilvl="4" w:tplc="DB1692FE">
       <w:start w:val="1"/>
       <w:numFmt w:val="lowerLetter"/>
       <w:lvlText w:val="%5."/>
@@ -477,7 +2541,7 @@
         <w:ind w:left="3948" w:hanging="360"/>
       </w:pPr>
     </w:lvl>
-    <w:lvl xmlns:w="http://schemas.openxmlformats.org/wordprocessingml/2006/main" w:ilvl="5">
+    <w:lvl w:ilvl="5" w:tplc="8FF05E5C">
       <w:start w:val="1"/>
       <w:numFmt w:val="lowerRoman"/>
       <w:lvlText w:val="%6."/>
@@ -486,7 +2550,7 @@
         <w:ind w:left="4668" w:hanging="180"/>
       </w:pPr>
     </w:lvl>
-    <w:lvl xmlns:w="http://schemas.openxmlformats.org/wordprocessingml/2006/main" w:ilvl="6">
+    <w:lvl w:ilvl="6" w:tplc="607C01BC">
       <w:start w:val="1"/>
       <w:numFmt w:val="decimal"/>
       <w:lvlText w:val="%7."/>
@@ -495,7 +2559,7 @@
         <w:ind w:left="5388" w:hanging="360"/>
       </w:pPr>
     </w:lvl>
-    <w:lvl xmlns:w="http://schemas.openxmlformats.org/wordprocessingml/2006/main" w:ilvl="7">
+    <w:lvl w:ilvl="7" w:tplc="EBC4439A">
       <w:start w:val="1"/>
       <w:numFmt w:val="lowerLetter"/>
       <w:lvlText w:val="%8."/>
@@ -504,7 +2568,7 @@
         <w:ind w:left="6108" w:hanging="360"/>
       </w:pPr>
     </w:lvl>
-    <w:lvl xmlns:w="http://schemas.openxmlformats.org/wordprocessingml/2006/main" w:ilvl="8">
+    <w:lvl w:ilvl="8" w:tplc="D3086104">
       <w:start w:val="1"/>
       <w:numFmt w:val="lowerRoman"/>
       <w:lvlText w:val="%9."/>
@@ -514,10 +2578,11 @@
       </w:pPr>
     </w:lvl>
   </w:abstractNum>
-  <w:abstractNum xmlns:w="http://schemas.openxmlformats.org/wordprocessingml/2006/main" w:abstractNumId="4">
-    <w:nsid w:val="6f83ecaa"/>
-    <w:multiLevelType xmlns:w="http://schemas.openxmlformats.org/wordprocessingml/2006/main" w:val="hybridMultilevel"/>
-    <w:lvl xmlns:w="http://schemas.openxmlformats.org/wordprocessingml/2006/main" w:ilvl="0">
+  <w:abstractNum w:abstractNumId="3" w15:restartNumberingAfterBreak="0">
+    <w:nsid w:val="6F83ECAA"/>
+    <w:multiLevelType w:val="hybridMultilevel"/>
+    <w:tmpl w:val="24E00E70"/>
+    <w:lvl w:ilvl="0" w:tplc="2284A5A8">
       <w:start w:val="1"/>
       <w:numFmt w:val="decimal"/>
       <w:lvlText w:val="%1."/>
@@ -526,7 +2591,7 @@
         <w:ind w:left="1068" w:hanging="360"/>
       </w:pPr>
     </w:lvl>
-    <w:lvl xmlns:w="http://schemas.openxmlformats.org/wordprocessingml/2006/main" w:ilvl="1">
+    <w:lvl w:ilvl="1" w:tplc="90FEE77A">
       <w:start w:val="1"/>
       <w:numFmt w:val="lowerLetter"/>
       <w:lvlText w:val="%2."/>
@@ -535,7 +2600,7 @@
         <w:ind w:left="1788" w:hanging="360"/>
       </w:pPr>
     </w:lvl>
-    <w:lvl xmlns:w="http://schemas.openxmlformats.org/wordprocessingml/2006/main" w:ilvl="2">
+    <w:lvl w:ilvl="2" w:tplc="DF2AE6B0">
       <w:start w:val="1"/>
       <w:numFmt w:val="lowerRoman"/>
       <w:lvlText w:val="%3."/>
@@ -544,7 +2609,7 @@
         <w:ind w:left="2508" w:hanging="180"/>
       </w:pPr>
     </w:lvl>
-    <w:lvl xmlns:w="http://schemas.openxmlformats.org/wordprocessingml/2006/main" w:ilvl="3">
+    <w:lvl w:ilvl="3" w:tplc="6B0E8586">
       <w:start w:val="1"/>
       <w:numFmt w:val="decimal"/>
       <w:lvlText w:val="%4."/>
@@ -553,7 +2618,7 @@
         <w:ind w:left="3228" w:hanging="360"/>
       </w:pPr>
     </w:lvl>
-    <w:lvl xmlns:w="http://schemas.openxmlformats.org/wordprocessingml/2006/main" w:ilvl="4">
+    <w:lvl w:ilvl="4" w:tplc="036CBFD2">
       <w:start w:val="1"/>
       <w:numFmt w:val="lowerLetter"/>
       <w:lvlText w:val="%5."/>
@@ -562,7 +2627,7 @@
         <w:ind w:left="3948" w:hanging="360"/>
       </w:pPr>
     </w:lvl>
-    <w:lvl xmlns:w="http://schemas.openxmlformats.org/wordprocessingml/2006/main" w:ilvl="5">
+    <w:lvl w:ilvl="5" w:tplc="6AD4B312">
       <w:start w:val="1"/>
       <w:numFmt w:val="lowerRoman"/>
       <w:lvlText w:val="%6."/>
@@ -571,7 +2636,7 @@
         <w:ind w:left="4668" w:hanging="180"/>
       </w:pPr>
     </w:lvl>
-    <w:lvl xmlns:w="http://schemas.openxmlformats.org/wordprocessingml/2006/main" w:ilvl="6">
+    <w:lvl w:ilvl="6" w:tplc="495EF746">
       <w:start w:val="1"/>
       <w:numFmt w:val="decimal"/>
       <w:lvlText w:val="%7."/>
@@ -580,7 +2645,7 @@
         <w:ind w:left="5388" w:hanging="360"/>
       </w:pPr>
     </w:lvl>
-    <w:lvl xmlns:w="http://schemas.openxmlformats.org/wordprocessingml/2006/main" w:ilvl="7">
+    <w:lvl w:ilvl="7" w:tplc="DDDCC8AA">
       <w:start w:val="1"/>
       <w:numFmt w:val="lowerLetter"/>
       <w:lvlText w:val="%8."/>
@@ -589,7 +2654,7 @@
         <w:ind w:left="6108" w:hanging="360"/>
       </w:pPr>
     </w:lvl>
-    <w:lvl xmlns:w="http://schemas.openxmlformats.org/wordprocessingml/2006/main" w:ilvl="8">
+    <w:lvl w:ilvl="8" w:tplc="988CDC8E">
       <w:start w:val="1"/>
       <w:numFmt w:val="lowerRoman"/>
       <w:lvlText w:val="%9."/>
@@ -599,10 +2664,11 @@
       </w:pPr>
     </w:lvl>
   </w:abstractNum>
-  <w:abstractNum xmlns:w="http://schemas.openxmlformats.org/wordprocessingml/2006/main" w:abstractNumId="3">
-    <w:nsid w:val="77ce073a"/>
-    <w:multiLevelType xmlns:w="http://schemas.openxmlformats.org/wordprocessingml/2006/main" w:val="hybridMultilevel"/>
-    <w:lvl xmlns:w="http://schemas.openxmlformats.org/wordprocessingml/2006/main" w:ilvl="0">
+  <w:abstractNum w:abstractNumId="4" w15:restartNumberingAfterBreak="0">
+    <w:nsid w:val="77CE073A"/>
+    <w:multiLevelType w:val="hybridMultilevel"/>
+    <w:tmpl w:val="54D251A8"/>
+    <w:lvl w:ilvl="0" w:tplc="E9BA0F5A">
       <w:start w:val="1"/>
       <w:numFmt w:val="decimal"/>
       <w:lvlText w:val="%1."/>
@@ -611,7 +2677,7 @@
         <w:ind w:left="1080" w:hanging="360"/>
       </w:pPr>
     </w:lvl>
-    <w:lvl xmlns:w="http://schemas.openxmlformats.org/wordprocessingml/2006/main" w:ilvl="1">
+    <w:lvl w:ilvl="1" w:tplc="4A0649D6">
       <w:start w:val="1"/>
       <w:numFmt w:val="lowerLetter"/>
       <w:lvlText w:val="%2."/>
@@ -620,7 +2686,7 @@
         <w:ind w:left="1800" w:hanging="360"/>
       </w:pPr>
     </w:lvl>
-    <w:lvl xmlns:w="http://schemas.openxmlformats.org/wordprocessingml/2006/main" w:ilvl="2">
+    <w:lvl w:ilvl="2" w:tplc="2AA8E0B8">
       <w:start w:val="1"/>
       <w:numFmt w:val="lowerRoman"/>
       <w:lvlText w:val="%3."/>
@@ -629,7 +2695,7 @@
         <w:ind w:left="2520" w:hanging="180"/>
       </w:pPr>
     </w:lvl>
-    <w:lvl xmlns:w="http://schemas.openxmlformats.org/wordprocessingml/2006/main" w:ilvl="3">
+    <w:lvl w:ilvl="3" w:tplc="773EF9C6">
       <w:start w:val="1"/>
       <w:numFmt w:val="decimal"/>
       <w:lvlText w:val="%4."/>
@@ -638,7 +2704,7 @@
         <w:ind w:left="3240" w:hanging="360"/>
       </w:pPr>
     </w:lvl>
-    <w:lvl xmlns:w="http://schemas.openxmlformats.org/wordprocessingml/2006/main" w:ilvl="4">
+    <w:lvl w:ilvl="4" w:tplc="CD2A66BA">
       <w:start w:val="1"/>
       <w:numFmt w:val="lowerLetter"/>
       <w:lvlText w:val="%5."/>
@@ -647,7 +2713,7 @@
         <w:ind w:left="3960" w:hanging="360"/>
       </w:pPr>
     </w:lvl>
-    <w:lvl xmlns:w="http://schemas.openxmlformats.org/wordprocessingml/2006/main" w:ilvl="5">
+    <w:lvl w:ilvl="5" w:tplc="5F1E5DF0">
       <w:start w:val="1"/>
       <w:numFmt w:val="lowerRoman"/>
       <w:lvlText w:val="%6."/>
@@ -656,7 +2722,7 @@
         <w:ind w:left="4680" w:hanging="180"/>
       </w:pPr>
     </w:lvl>
-    <w:lvl xmlns:w="http://schemas.openxmlformats.org/wordprocessingml/2006/main" w:ilvl="6">
+    <w:lvl w:ilvl="6" w:tplc="32962CEC">
       <w:start w:val="1"/>
       <w:numFmt w:val="decimal"/>
       <w:lvlText w:val="%7."/>
@@ -665,7 +2731,7 @@
         <w:ind w:left="5400" w:hanging="360"/>
       </w:pPr>
     </w:lvl>
-    <w:lvl xmlns:w="http://schemas.openxmlformats.org/wordprocessingml/2006/main" w:ilvl="7">
+    <w:lvl w:ilvl="7" w:tplc="AED24E0A">
       <w:start w:val="1"/>
       <w:numFmt w:val="lowerLetter"/>
       <w:lvlText w:val="%8."/>
@@ -674,7 +2740,7 @@
         <w:ind w:left="6120" w:hanging="360"/>
       </w:pPr>
     </w:lvl>
-    <w:lvl xmlns:w="http://schemas.openxmlformats.org/wordprocessingml/2006/main" w:ilvl="8">
+    <w:lvl w:ilvl="8" w:tplc="36FCD194">
       <w:start w:val="1"/>
       <w:numFmt w:val="lowerRoman"/>
       <w:lvlText w:val="%9."/>
@@ -684,230 +2750,119 @@
       </w:pPr>
     </w:lvl>
   </w:abstractNum>
-  <w:abstractNum xmlns:w="http://schemas.openxmlformats.org/wordprocessingml/2006/main" w:abstractNumId="2">
-    <w:nsid w:val="19bef27e"/>
-    <w:multiLevelType xmlns:w="http://schemas.openxmlformats.org/wordprocessingml/2006/main" w:val="hybridMultilevel"/>
-    <w:lvl xmlns:w="http://schemas.openxmlformats.org/wordprocessingml/2006/main" w:ilvl="0">
+  <w:abstractNum w:abstractNumId="5" w15:restartNumberingAfterBreak="0">
+    <w:nsid w:val="7A586F26"/>
+    <w:multiLevelType w:val="hybridMultilevel"/>
+    <w:tmpl w:val="A7A61B7C"/>
+    <w:lvl w:ilvl="0" w:tplc="DAC2054E">
       <w:start w:val="1"/>
       <w:numFmt w:val="decimal"/>
       <w:lvlText w:val="%1."/>
       <w:lvlJc w:val="left"/>
       <w:pPr>
-        <w:ind w:left="720" w:hanging="360"/>
-      </w:pPr>
-    </w:lvl>
-    <w:lvl xmlns:w="http://schemas.openxmlformats.org/wordprocessingml/2006/main" w:ilvl="1">
+        <w:ind w:left="1068" w:hanging="360"/>
+      </w:pPr>
+    </w:lvl>
+    <w:lvl w:ilvl="1" w:tplc="04FC9396">
       <w:start w:val="1"/>
       <w:numFmt w:val="lowerLetter"/>
       <w:lvlText w:val="%2."/>
       <w:lvlJc w:val="left"/>
       <w:pPr>
-        <w:ind w:left="1440" w:hanging="360"/>
-      </w:pPr>
-    </w:lvl>
-    <w:lvl xmlns:w="http://schemas.openxmlformats.org/wordprocessingml/2006/main" w:ilvl="2">
+        <w:ind w:left="1788" w:hanging="360"/>
+      </w:pPr>
+    </w:lvl>
+    <w:lvl w:ilvl="2" w:tplc="536CC998">
       <w:start w:val="1"/>
       <w:numFmt w:val="lowerRoman"/>
       <w:lvlText w:val="%3."/>
       <w:lvlJc w:val="right"/>
       <w:pPr>
-        <w:ind w:left="2160" w:hanging="180"/>
-      </w:pPr>
-    </w:lvl>
-    <w:lvl xmlns:w="http://schemas.openxmlformats.org/wordprocessingml/2006/main" w:ilvl="3">
+        <w:ind w:left="2508" w:hanging="180"/>
+      </w:pPr>
+    </w:lvl>
+    <w:lvl w:ilvl="3" w:tplc="4FA4BD70">
       <w:start w:val="1"/>
       <w:numFmt w:val="decimal"/>
       <w:lvlText w:val="%4."/>
       <w:lvlJc w:val="left"/>
       <w:pPr>
-        <w:ind w:left="2880" w:hanging="360"/>
-      </w:pPr>
-    </w:lvl>
-    <w:lvl xmlns:w="http://schemas.openxmlformats.org/wordprocessingml/2006/main" w:ilvl="4">
+        <w:ind w:left="3228" w:hanging="360"/>
+      </w:pPr>
+    </w:lvl>
+    <w:lvl w:ilvl="4" w:tplc="FC96971E">
       <w:start w:val="1"/>
       <w:numFmt w:val="lowerLetter"/>
       <w:lvlText w:val="%5."/>
       <w:lvlJc w:val="left"/>
       <w:pPr>
-        <w:ind w:left="3600" w:hanging="360"/>
-      </w:pPr>
-    </w:lvl>
-    <w:lvl xmlns:w="http://schemas.openxmlformats.org/wordprocessingml/2006/main" w:ilvl="5">
+        <w:ind w:left="3948" w:hanging="360"/>
+      </w:pPr>
+    </w:lvl>
+    <w:lvl w:ilvl="5" w:tplc="02F02DDA">
       <w:start w:val="1"/>
       <w:numFmt w:val="lowerRoman"/>
       <w:lvlText w:val="%6."/>
       <w:lvlJc w:val="right"/>
       <w:pPr>
-        <w:ind w:left="4320" w:hanging="180"/>
-      </w:pPr>
-    </w:lvl>
-    <w:lvl xmlns:w="http://schemas.openxmlformats.org/wordprocessingml/2006/main" w:ilvl="6">
+        <w:ind w:left="4668" w:hanging="180"/>
+      </w:pPr>
+    </w:lvl>
+    <w:lvl w:ilvl="6" w:tplc="6EA428D4">
       <w:start w:val="1"/>
       <w:numFmt w:val="decimal"/>
       <w:lvlText w:val="%7."/>
       <w:lvlJc w:val="left"/>
       <w:pPr>
-        <w:ind w:left="5040" w:hanging="360"/>
-      </w:pPr>
-    </w:lvl>
-    <w:lvl xmlns:w="http://schemas.openxmlformats.org/wordprocessingml/2006/main" w:ilvl="7">
+        <w:ind w:left="5388" w:hanging="360"/>
+      </w:pPr>
+    </w:lvl>
+    <w:lvl w:ilvl="7" w:tplc="9FCA8A02">
       <w:start w:val="1"/>
       <w:numFmt w:val="lowerLetter"/>
       <w:lvlText w:val="%8."/>
       <w:lvlJc w:val="left"/>
       <w:pPr>
-        <w:ind w:left="5760" w:hanging="360"/>
-      </w:pPr>
-    </w:lvl>
-    <w:lvl xmlns:w="http://schemas.openxmlformats.org/wordprocessingml/2006/main" w:ilvl="8">
+        <w:ind w:left="6108" w:hanging="360"/>
+      </w:pPr>
+    </w:lvl>
+    <w:lvl w:ilvl="8" w:tplc="F2625984">
       <w:start w:val="1"/>
       <w:numFmt w:val="lowerRoman"/>
       <w:lvlText w:val="%9."/>
       <w:lvlJc w:val="right"/>
       <w:pPr>
-        <w:ind w:left="6480" w:hanging="180"/>
+        <w:ind w:left="6828" w:hanging="180"/>
       </w:pPr>
     </w:lvl>
   </w:abstractNum>
-  <w:abstractNum xmlns:w="http://schemas.openxmlformats.org/wordprocessingml/2006/main" w:abstractNumId="1">
-    <w:nsid w:val="cabc249"/>
-    <w:multiLevelType xmlns:w="http://schemas.openxmlformats.org/wordprocessingml/2006/main" w:val="hybridMultilevel"/>
-    <w:lvl xmlns:w="http://schemas.openxmlformats.org/wordprocessingml/2006/main" w:ilvl="0">
-      <w:start w:val="1"/>
-      <w:numFmt w:val="bullet"/>
-      <w:lvlText w:val=""/>
-      <w:lvlJc w:val="left"/>
-      <w:pPr>
-        <w:ind w:left="720" w:hanging="360"/>
-      </w:pPr>
-      <w:rPr>
-        <w:rFonts w:hint="default" w:ascii="Symbol" w:hAnsi="Symbol"/>
-      </w:rPr>
-    </w:lvl>
-    <w:lvl xmlns:w="http://schemas.openxmlformats.org/wordprocessingml/2006/main" w:ilvl="1">
-      <w:start w:val="1"/>
-      <w:numFmt w:val="bullet"/>
-      <w:lvlText w:val="o"/>
-      <w:lvlJc w:val="left"/>
-      <w:pPr>
-        <w:ind w:left="1440" w:hanging="360"/>
-      </w:pPr>
-      <w:rPr>
-        <w:rFonts w:hint="default" w:ascii="Courier New" w:hAnsi="Courier New"/>
-      </w:rPr>
-    </w:lvl>
-    <w:lvl xmlns:w="http://schemas.openxmlformats.org/wordprocessingml/2006/main" w:ilvl="2">
-      <w:start w:val="1"/>
-      <w:numFmt w:val="bullet"/>
-      <w:lvlText w:val=""/>
-      <w:lvlJc w:val="left"/>
-      <w:pPr>
-        <w:ind w:left="2160" w:hanging="360"/>
-      </w:pPr>
-      <w:rPr>
-        <w:rFonts w:hint="default" w:ascii="Wingdings" w:hAnsi="Wingdings"/>
-      </w:rPr>
-    </w:lvl>
-    <w:lvl xmlns:w="http://schemas.openxmlformats.org/wordprocessingml/2006/main" w:ilvl="3">
-      <w:start w:val="1"/>
-      <w:numFmt w:val="bullet"/>
-      <w:lvlText w:val=""/>
-      <w:lvlJc w:val="left"/>
-      <w:pPr>
-        <w:ind w:left="2880" w:hanging="360"/>
-      </w:pPr>
-      <w:rPr>
-        <w:rFonts w:hint="default" w:ascii="Symbol" w:hAnsi="Symbol"/>
-      </w:rPr>
-    </w:lvl>
-    <w:lvl xmlns:w="http://schemas.openxmlformats.org/wordprocessingml/2006/main" w:ilvl="4">
-      <w:start w:val="1"/>
-      <w:numFmt w:val="bullet"/>
-      <w:lvlText w:val="o"/>
-      <w:lvlJc w:val="left"/>
-      <w:pPr>
-        <w:ind w:left="3600" w:hanging="360"/>
-      </w:pPr>
-      <w:rPr>
-        <w:rFonts w:hint="default" w:ascii="Courier New" w:hAnsi="Courier New"/>
-      </w:rPr>
-    </w:lvl>
-    <w:lvl xmlns:w="http://schemas.openxmlformats.org/wordprocessingml/2006/main" w:ilvl="5">
-      <w:start w:val="1"/>
-      <w:numFmt w:val="bullet"/>
-      <w:lvlText w:val=""/>
-      <w:lvlJc w:val="left"/>
-      <w:pPr>
-        <w:ind w:left="4320" w:hanging="360"/>
-      </w:pPr>
-      <w:rPr>
-        <w:rFonts w:hint="default" w:ascii="Wingdings" w:hAnsi="Wingdings"/>
-      </w:rPr>
-    </w:lvl>
-    <w:lvl xmlns:w="http://schemas.openxmlformats.org/wordprocessingml/2006/main" w:ilvl="6">
-      <w:start w:val="1"/>
-      <w:numFmt w:val="bullet"/>
-      <w:lvlText w:val=""/>
-      <w:lvlJc w:val="left"/>
-      <w:pPr>
-        <w:ind w:left="5040" w:hanging="360"/>
-      </w:pPr>
-      <w:rPr>
-        <w:rFonts w:hint="default" w:ascii="Symbol" w:hAnsi="Symbol"/>
-      </w:rPr>
-    </w:lvl>
-    <w:lvl xmlns:w="http://schemas.openxmlformats.org/wordprocessingml/2006/main" w:ilvl="7">
-      <w:start w:val="1"/>
-      <w:numFmt w:val="bullet"/>
-      <w:lvlText w:val="o"/>
-      <w:lvlJc w:val="left"/>
-      <w:pPr>
-        <w:ind w:left="5760" w:hanging="360"/>
-      </w:pPr>
-      <w:rPr>
-        <w:rFonts w:hint="default" w:ascii="Courier New" w:hAnsi="Courier New"/>
-      </w:rPr>
-    </w:lvl>
-    <w:lvl xmlns:w="http://schemas.openxmlformats.org/wordprocessingml/2006/main" w:ilvl="8">
-      <w:start w:val="1"/>
-      <w:numFmt w:val="bullet"/>
-      <w:lvlText w:val=""/>
-      <w:lvlJc w:val="left"/>
-      <w:pPr>
-        <w:ind w:left="6480" w:hanging="360"/>
-      </w:pPr>
-      <w:rPr>
-        <w:rFonts w:hint="default" w:ascii="Wingdings" w:hAnsi="Wingdings"/>
-      </w:rPr>
-    </w:lvl>
-  </w:abstractNum>
-  <w:num w:numId="6">
-    <w:abstractNumId w:val="6"/>
+  <w:num w:numId="1">
+    <w:abstractNumId w:val="1"/>
   </w:num>
-  <w:num w:numId="5">
-    <w:abstractNumId w:val="5"/>
-  </w:num>
-  <w:num w:numId="4">
+  <w:num w:numId="2">
     <w:abstractNumId w:val="4"/>
   </w:num>
   <w:num w:numId="3">
-    <w:abstractNumId w:val="3"/>
-  </w:num>
-  <w:num w:numId="2">
     <w:abstractNumId w:val="2"/>
   </w:num>
-  <w:num w:numId="1">
-    <w:abstractNumId w:val="1"/>
+  <w:num w:numId="4">
+    <w:abstractNumId w:val="5"/>
+  </w:num>
+  <w:num w:numId="5">
+    <w:abstractNumId w:val="0"/>
+  </w:num>
+  <w:num w:numId="6">
+    <w:abstractNumId w:val="3"/>
   </w:num>
 </w:numbering>
 </file>
 
 <file path=word/styles.xml><?xml version="1.0" encoding="utf-8"?>
-<w:styles xmlns:wp14="http://schemas.microsoft.com/office/word/2010/wordprocessingDrawing" xmlns:mc="http://schemas.openxmlformats.org/markup-compatibility/2006" xmlns:r="http://schemas.openxmlformats.org/officeDocument/2006/relationships" xmlns:w="http://schemas.openxmlformats.org/wordprocessingml/2006/main" xmlns:w14="http://schemas.microsoft.com/office/word/2010/wordml" xmlns:w15="http://schemas.microsoft.com/office/word/2012/wordml" xmlns:w16se="http://schemas.microsoft.com/office/word/2015/wordml/symex" xmlns:w16cid="http://schemas.microsoft.com/office/word/2016/wordml/cid" xmlns:w16="http://schemas.microsoft.com/office/word/2018/wordml" xmlns:w16cex="http://schemas.microsoft.com/office/word/2018/wordml/cex" xmlns:w16sdtdh="http://schemas.microsoft.com/office/word/2020/wordml/sdtdatahash" xmlns:w16sdtfl="http://schemas.microsoft.com/office/word/2024/wordml/sdtformatlock" mc:Ignorable="w14 w15 wp14 w16se w16cid w16 w16cex w16sdtdh w16sdtfl">
+<w:styles xmlns:mc="http://schemas.openxmlformats.org/markup-compatibility/2006" xmlns:r="http://schemas.openxmlformats.org/officeDocument/2006/relationships" xmlns:w="http://schemas.openxmlformats.org/wordprocessingml/2006/main" xmlns:w14="http://schemas.microsoft.com/office/word/2010/wordml" xmlns:w15="http://schemas.microsoft.com/office/word/2012/wordml" xmlns:w16cid="http://schemas.microsoft.com/office/word/2016/wordml/cid" xmlns:w16se="http://schemas.microsoft.com/office/word/2015/wordml/symex" mc:Ignorable="w14 w15 w16se w16cid">
   <w:docDefaults>
     <w:rPrDefault>
       <w:rPr>
-        <w:rFonts w:asciiTheme="minorHAnsi" w:hAnsiTheme="minorHAnsi" w:eastAsiaTheme="minorHAnsi" w:cstheme="minorBidi"/>
+        <w:rFonts w:asciiTheme="minorHAnsi" w:eastAsiaTheme="minorHAnsi" w:hAnsiTheme="minorHAnsi" w:cstheme="minorBidi"/>
         <w:sz w:val="24"/>
         <w:szCs w:val="24"/>
         <w:lang w:val="hu-HU" w:eastAsia="en-US" w:bidi="ar-SA"/>
@@ -919,17 +2874,17 @@
       </w:pPr>
     </w:pPrDefault>
   </w:docDefaults>
-  <w:latentStyles w:defLockedState="0" w:defUIPriority="99" w:defSemiHidden="0" w:defUnhideWhenUsed="0" w:defQFormat="0" w:count="371">
+  <w:latentStyles w:defLockedState="0" w:defUIPriority="99" w:defSemiHidden="0" w:defUnhideWhenUsed="0" w:defQFormat="0" w:count="375">
     <w:lsdException w:name="Normal" w:uiPriority="0" w:qFormat="1"/>
     <w:lsdException w:name="heading 1" w:uiPriority="9" w:qFormat="1"/>
-    <w:lsdException w:name="heading 2" w:uiPriority="9" w:semiHidden="1" w:unhideWhenUsed="1" w:qFormat="1"/>
-    <w:lsdException w:name="heading 3" w:uiPriority="9" w:semiHidden="1" w:unhideWhenUsed="1" w:qFormat="1"/>
-    <w:lsdException w:name="heading 4" w:uiPriority="9" w:semiHidden="1" w:unhideWhenUsed="1" w:qFormat="1"/>
-    <w:lsdException w:name="heading 5" w:uiPriority="9" w:semiHidden="1" w:unhideWhenUsed="1" w:qFormat="1"/>
-    <w:lsdException w:name="heading 6" w:uiPriority="9" w:semiHidden="1" w:unhideWhenUsed="1" w:qFormat="1"/>
-    <w:lsdException w:name="heading 7" w:uiPriority="9" w:semiHidden="1" w:unhideWhenUsed="1" w:qFormat="1"/>
-    <w:lsdException w:name="heading 8" w:uiPriority="9" w:semiHidden="1" w:unhideWhenUsed="1" w:qFormat="1"/>
-    <w:lsdException w:name="heading 9" w:uiPriority="9" w:semiHidden="1" w:unhideWhenUsed="1" w:qFormat="1"/>
+    <w:lsdException w:name="heading 2" w:semiHidden="1" w:uiPriority="9" w:unhideWhenUsed="1" w:qFormat="1"/>
+    <w:lsdException w:name="heading 3" w:semiHidden="1" w:uiPriority="9" w:unhideWhenUsed="1" w:qFormat="1"/>
+    <w:lsdException w:name="heading 4" w:semiHidden="1" w:uiPriority="9" w:unhideWhenUsed="1" w:qFormat="1"/>
+    <w:lsdException w:name="heading 5" w:semiHidden="1" w:uiPriority="9" w:unhideWhenUsed="1" w:qFormat="1"/>
+    <w:lsdException w:name="heading 6" w:semiHidden="1" w:uiPriority="9" w:unhideWhenUsed="1" w:qFormat="1"/>
+    <w:lsdException w:name="heading 7" w:semiHidden="1" w:uiPriority="9" w:unhideWhenUsed="1" w:qFormat="1"/>
+    <w:lsdException w:name="heading 8" w:semiHidden="1" w:uiPriority="9" w:unhideWhenUsed="1" w:qFormat="1"/>
+    <w:lsdException w:name="heading 9" w:semiHidden="1" w:uiPriority="9" w:unhideWhenUsed="1" w:qFormat="1"/>
     <w:lsdException w:name="index 1" w:semiHidden="1" w:unhideWhenUsed="1"/>
     <w:lsdException w:name="index 2" w:semiHidden="1" w:unhideWhenUsed="1"/>
     <w:lsdException w:name="index 3" w:semiHidden="1" w:unhideWhenUsed="1"/>
@@ -939,22 +2894,22 @@
     <w:lsdException w:name="index 7" w:semiHidden="1" w:unhideWhenUsed="1"/>
     <w:lsdException w:name="index 8" w:semiHidden="1" w:unhideWhenUsed="1"/>
     <w:lsdException w:name="index 9" w:semiHidden="1" w:unhideWhenUsed="1"/>
-    <w:lsdException w:name="toc 1" w:uiPriority="39" w:semiHidden="1" w:unhideWhenUsed="1"/>
-    <w:lsdException w:name="toc 2" w:uiPriority="39" w:semiHidden="1" w:unhideWhenUsed="1"/>
-    <w:lsdException w:name="toc 3" w:uiPriority="39" w:semiHidden="1" w:unhideWhenUsed="1"/>
-    <w:lsdException w:name="toc 4" w:uiPriority="39" w:semiHidden="1" w:unhideWhenUsed="1"/>
-    <w:lsdException w:name="toc 5" w:uiPriority="39" w:semiHidden="1" w:unhideWhenUsed="1"/>
-    <w:lsdException w:name="toc 6" w:uiPriority="39" w:semiHidden="1" w:unhideWhenUsed="1"/>
-    <w:lsdException w:name="toc 7" w:uiPriority="39" w:semiHidden="1" w:unhideWhenUsed="1"/>
-    <w:lsdException w:name="toc 8" w:uiPriority="39" w:semiHidden="1" w:unhideWhenUsed="1"/>
-    <w:lsdException w:name="toc 9" w:uiPriority="39" w:semiHidden="1" w:unhideWhenUsed="1"/>
+    <w:lsdException w:name="toc 1" w:semiHidden="1" w:uiPriority="39" w:unhideWhenUsed="1"/>
+    <w:lsdException w:name="toc 2" w:semiHidden="1" w:uiPriority="39" w:unhideWhenUsed="1"/>
+    <w:lsdException w:name="toc 3" w:semiHidden="1" w:uiPriority="39" w:unhideWhenUsed="1"/>
+    <w:lsdException w:name="toc 4" w:semiHidden="1" w:uiPriority="39" w:unhideWhenUsed="1"/>
+    <w:lsdException w:name="toc 5" w:semiHidden="1" w:uiPriority="39" w:unhideWhenUsed="1"/>
+    <w:lsdException w:name="toc 6" w:semiHidden="1" w:uiPriority="39" w:unhideWhenUsed="1"/>
+    <w:lsdException w:name="toc 7" w:semiHidden="1" w:uiPriority="39" w:unhideWhenUsed="1"/>
+    <w:lsdException w:name="toc 8" w:semiHidden="1" w:uiPriority="39" w:unhideWhenUsed="1"/>
+    <w:lsdException w:name="toc 9" w:semiHidden="1" w:uiPriority="39" w:unhideWhenUsed="1"/>
     <w:lsdException w:name="Normal Indent" w:semiHidden="1" w:unhideWhenUsed="1"/>
     <w:lsdException w:name="footnote text" w:semiHidden="1" w:unhideWhenUsed="1"/>
     <w:lsdException w:name="annotation text" w:semiHidden="1" w:unhideWhenUsed="1"/>
     <w:lsdException w:name="header" w:semiHidden="1" w:unhideWhenUsed="1"/>
     <w:lsdException w:name="footer" w:semiHidden="1" w:unhideWhenUsed="1"/>
     <w:lsdException w:name="index heading" w:semiHidden="1" w:unhideWhenUsed="1"/>
-    <w:lsdException w:name="caption" w:uiPriority="35" w:semiHidden="1" w:unhideWhenUsed="1" w:qFormat="1"/>
+    <w:lsdException w:name="caption" w:semiHidden="1" w:uiPriority="35" w:unhideWhenUsed="1" w:qFormat="1"/>
     <w:lsdException w:name="table of figures" w:semiHidden="1" w:unhideWhenUsed="1"/>
     <w:lsdException w:name="envelope address" w:semiHidden="1" w:unhideWhenUsed="1"/>
     <w:lsdException w:name="envelope return" w:semiHidden="1" w:unhideWhenUsed="1"/>
@@ -985,7 +2940,7 @@
     <w:lsdException w:name="Title" w:uiPriority="10" w:qFormat="1"/>
     <w:lsdException w:name="Closing" w:semiHidden="1" w:unhideWhenUsed="1"/>
     <w:lsdException w:name="Signature" w:semiHidden="1" w:unhideWhenUsed="1"/>
-    <w:lsdException w:name="Default Paragraph Font" w:uiPriority="1" w:semiHidden="1" w:unhideWhenUsed="1"/>
+    <w:lsdException w:name="Default Paragraph Font" w:semiHidden="1" w:uiPriority="1" w:unhideWhenUsed="1"/>
     <w:lsdException w:name="Body Text" w:semiHidden="1" w:unhideWhenUsed="1"/>
     <w:lsdException w:name="Body Text Indent" w:semiHidden="1" w:unhideWhenUsed="1"/>
     <w:lsdException w:name="List Continue" w:semiHidden="1" w:unhideWhenUsed="1"/>
@@ -1185,8 +3140,8 @@
     <w:lsdException w:name="Subtle Reference" w:uiPriority="31" w:qFormat="1"/>
     <w:lsdException w:name="Intense Reference" w:uiPriority="32" w:qFormat="1"/>
     <w:lsdException w:name="Book Title" w:uiPriority="33" w:qFormat="1"/>
-    <w:lsdException w:name="Bibliography" w:uiPriority="37" w:semiHidden="1" w:unhideWhenUsed="1"/>
-    <w:lsdException w:name="TOC Heading" w:uiPriority="39" w:semiHidden="1" w:unhideWhenUsed="1" w:qFormat="1"/>
+    <w:lsdException w:name="Bibliography" w:semiHidden="1" w:uiPriority="37" w:unhideWhenUsed="1"/>
+    <w:lsdException w:name="TOC Heading" w:semiHidden="1" w:uiPriority="39" w:unhideWhenUsed="1" w:qFormat="1"/>
     <w:lsdException w:name="Plain Table 1" w:uiPriority="41"/>
     <w:lsdException w:name="Plain Table 2" w:uiPriority="42"/>
     <w:lsdException w:name="Plain Table 3" w:uiPriority="43"/>
@@ -1291,18 +3246,42 @@
     <w:lsdException w:name="List Table 5 Dark Accent 6" w:uiPriority="50"/>
     <w:lsdException w:name="List Table 6 Colorful Accent 6" w:uiPriority="51"/>
     <w:lsdException w:name="List Table 7 Colorful Accent 6" w:uiPriority="52"/>
+    <w:lsdException w:name="Mention" w:semiHidden="1" w:unhideWhenUsed="1"/>
+    <w:lsdException w:name="Smart Hyperlink" w:semiHidden="1" w:unhideWhenUsed="1"/>
+    <w:lsdException w:name="Hashtag" w:semiHidden="1" w:unhideWhenUsed="1"/>
+    <w:lsdException w:name="Unresolved Mention" w:semiHidden="1" w:unhideWhenUsed="1"/>
   </w:latentStyles>
-  <w:style w:type="paragraph" w:styleId="Normal" w:default="1">
+  <w:style w:type="paragraph" w:default="1" w:styleId="Norml">
     <w:name w:val="Normal"/>
     <w:qFormat/>
   </w:style>
-  <w:style w:type="character" w:styleId="DefaultParagraphFont" w:default="1">
+  <w:style w:type="paragraph" w:styleId="Cmsor1">
+    <w:name w:val="heading 1"/>
+    <w:basedOn w:val="Norml"/>
+    <w:next w:val="Norml"/>
+    <w:uiPriority w:val="9"/>
+    <w:qFormat/>
+    <w:rsid w:val="4846633E"/>
+    <w:pPr>
+      <w:keepNext/>
+      <w:keepLines/>
+      <w:spacing w:before="360" w:after="80"/>
+      <w:outlineLvl w:val="0"/>
+    </w:pPr>
+    <w:rPr>
+      <w:rFonts w:asciiTheme="majorHAnsi" w:eastAsiaTheme="majorEastAsia" w:hAnsiTheme="majorHAnsi" w:cstheme="majorBidi"/>
+      <w:color w:val="0F4761" w:themeColor="accent1" w:themeShade="BF"/>
+      <w:sz w:val="40"/>
+      <w:szCs w:val="40"/>
+    </w:rPr>
+  </w:style>
+  <w:style w:type="character" w:default="1" w:styleId="Bekezdsalapbettpusa">
     <w:name w:val="Default Paragraph Font"/>
     <w:uiPriority w:val="1"/>
     <w:semiHidden/>
     <w:unhideWhenUsed/>
   </w:style>
-  <w:style w:type="table" w:styleId="TableNormal" w:default="1">
+  <w:style w:type="table" w:default="1" w:styleId="Normltblzat">
     <w:name w:val="Normal Table"/>
     <w:uiPriority w:val="99"/>
     <w:semiHidden/>
@@ -1317,134 +3296,117 @@
       </w:tblCellMar>
     </w:tblPr>
   </w:style>
-  <w:style w:type="numbering" w:styleId="NoList" w:default="1">
+  <w:style w:type="numbering" w:default="1" w:styleId="Nemlista">
     <w:name w:val="No List"/>
     <w:uiPriority w:val="99"/>
     <w:semiHidden/>
     <w:unhideWhenUsed/>
   </w:style>
-  <w:style w:type="paragraph" w:styleId="Header">
+  <w:style w:type="paragraph" w:styleId="lfej">
+    <w:name w:val="header"/>
+    <w:basedOn w:val="Norml"/>
     <w:uiPriority w:val="99"/>
-    <w:name w:val="header"/>
-    <w:basedOn w:val="Normal"/>
     <w:unhideWhenUsed/>
     <w:rsid w:val="4846633E"/>
     <w:pPr>
       <w:tabs>
-        <w:tab w:val="center" w:leader="none" w:pos="4680"/>
-        <w:tab w:val="right" w:leader="none" w:pos="9360"/>
+        <w:tab w:val="center" w:pos="4680"/>
+        <w:tab w:val="right" w:pos="9360"/>
       </w:tabs>
       <w:spacing w:after="0" w:line="240" w:lineRule="auto"/>
     </w:pPr>
   </w:style>
-  <w:style w:type="paragraph" w:styleId="Footer">
+  <w:style w:type="paragraph" w:styleId="llb">
+    <w:name w:val="footer"/>
+    <w:basedOn w:val="Norml"/>
     <w:uiPriority w:val="99"/>
-    <w:name w:val="footer"/>
-    <w:basedOn w:val="Normal"/>
     <w:unhideWhenUsed/>
     <w:rsid w:val="4846633E"/>
     <w:pPr>
       <w:tabs>
-        <w:tab w:val="center" w:leader="none" w:pos="4680"/>
-        <w:tab w:val="right" w:leader="none" w:pos="9360"/>
+        <w:tab w:val="center" w:pos="4680"/>
+        <w:tab w:val="right" w:pos="9360"/>
       </w:tabs>
       <w:spacing w:after="0" w:line="240" w:lineRule="auto"/>
     </w:pPr>
   </w:style>
-  <w:style w:type="paragraph" w:styleId="Heading1">
-    <w:uiPriority w:val="9"/>
-    <w:name w:val="heading 1"/>
-    <w:basedOn w:val="Normal"/>
-    <w:next w:val="Normal"/>
+  <w:style w:type="paragraph" w:styleId="Cm">
+    <w:name w:val="Title"/>
+    <w:basedOn w:val="Norml"/>
+    <w:next w:val="Norml"/>
+    <w:uiPriority w:val="10"/>
     <w:qFormat/>
     <w:rsid w:val="4846633E"/>
-    <w:rPr>
-      <w:rFonts w:ascii="Aptos Display" w:hAnsi="Aptos Display" w:eastAsia="" w:cs="" w:asciiTheme="majorAscii" w:hAnsiTheme="majorAscii" w:eastAsiaTheme="majorEastAsia" w:cstheme="majorBidi"/>
-      <w:color w:val="0F4761" w:themeColor="accent1" w:themeTint="FF" w:themeShade="BF"/>
-      <w:sz w:val="40"/>
-      <w:szCs w:val="40"/>
-    </w:rPr>
-    <w:pPr>
-      <w:keepNext w:val="1"/>
-      <w:keepLines w:val="1"/>
-      <w:spacing w:before="360" w:after="80"/>
-      <w:outlineLvl w:val="0"/>
-    </w:pPr>
-  </w:style>
-  <w:style w:type="paragraph" w:styleId="Title">
-    <w:uiPriority w:val="10"/>
-    <w:name w:val="Title"/>
-    <w:basedOn w:val="Normal"/>
-    <w:next w:val="Normal"/>
-    <w:qFormat/>
-    <w:rsid w:val="4846633E"/>
-    <w:rPr>
-      <w:rFonts w:ascii="Aptos Display" w:hAnsi="Aptos Display" w:eastAsia="" w:cs="" w:asciiTheme="majorAscii" w:hAnsiTheme="majorAscii" w:eastAsiaTheme="majorEastAsia" w:cstheme="majorBidi"/>
-      <w:sz w:val="56"/>
-      <w:szCs w:val="56"/>
-    </w:rPr>
     <w:pPr>
       <w:spacing w:after="80" w:line="240" w:lineRule="auto"/>
       <w:contextualSpacing/>
     </w:pPr>
+    <w:rPr>
+      <w:rFonts w:asciiTheme="majorHAnsi" w:eastAsiaTheme="majorEastAsia" w:hAnsiTheme="majorHAnsi" w:cstheme="majorBidi"/>
+      <w:sz w:val="56"/>
+      <w:szCs w:val="56"/>
+    </w:rPr>
   </w:style>
-  <w:style w:type="paragraph" w:styleId="Subtitle">
+  <w:style w:type="paragraph" w:styleId="Alcm">
+    <w:name w:val="Subtitle"/>
+    <w:basedOn w:val="Norml"/>
+    <w:next w:val="Norml"/>
     <w:uiPriority w:val="11"/>
-    <w:name w:val="Subtitle"/>
-    <w:basedOn w:val="Normal"/>
-    <w:next w:val="Normal"/>
     <w:qFormat/>
     <w:rsid w:val="4846633E"/>
     <w:rPr>
-      <w:rFonts w:eastAsia="" w:cs="" w:eastAsiaTheme="majorEastAsia" w:cstheme="majorBidi"/>
-      <w:color w:val="595959" w:themeColor="text1" w:themeTint="A6" w:themeShade="FF"/>
+      <w:rFonts w:eastAsiaTheme="majorEastAsia" w:cstheme="majorBidi"/>
+      <w:color w:val="595959" w:themeColor="text1" w:themeTint="A6"/>
       <w:sz w:val="28"/>
       <w:szCs w:val="28"/>
     </w:rPr>
   </w:style>
-  <w:style w:type="paragraph" w:styleId="ListParagraph">
+  <w:style w:type="paragraph" w:styleId="Listaszerbekezds">
+    <w:name w:val="List Paragraph"/>
+    <w:basedOn w:val="Norml"/>
     <w:uiPriority w:val="34"/>
-    <w:name w:val="List Paragraph"/>
-    <w:basedOn w:val="Normal"/>
     <w:qFormat/>
     <w:rsid w:val="4846633E"/>
     <w:pPr>
-      <w:spacing/>
       <w:ind w:left="720"/>
       <w:contextualSpacing/>
     </w:pPr>
   </w:style>
-  <w:style xmlns:w="http://schemas.openxmlformats.org/wordprocessingml/2006/main" w:type="table" w:styleId="TableGrid">
-    <w:name xmlns:w="http://schemas.openxmlformats.org/wordprocessingml/2006/main" w:val="Table Grid"/>
-    <w:basedOn xmlns:w="http://schemas.openxmlformats.org/wordprocessingml/2006/main" w:val="TableNormal"/>
-    <w:uiPriority xmlns:w="http://schemas.openxmlformats.org/wordprocessingml/2006/main" w:val="59"/>
-    <w:rsid xmlns:w="http://schemas.openxmlformats.org/wordprocessingml/2006/main" w:val="00FB4123"/>
-    <w:pPr xmlns:w="http://schemas.openxmlformats.org/wordprocessingml/2006/main">
+  <w:style w:type="table" w:styleId="Rcsostblzat">
+    <w:name w:val="Table Grid"/>
+    <w:basedOn w:val="Normltblzat"/>
+    <w:uiPriority w:val="59"/>
+    <w:rsid w:val="00FB4123"/>
+    <w:pPr>
       <w:spacing w:after="0" w:line="240" w:lineRule="auto"/>
     </w:pPr>
-    <w:tblPr xmlns:w="http://schemas.openxmlformats.org/wordprocessingml/2006/main">
-      <w:tblInd w:w="0" w:type="dxa"/>
+    <w:tblPr>
       <w:tblBorders>
-        <w:top w:val="single" w:color="000000" w:themeColor="text1" w:sz="4" w:space="0"/>
-        <w:left w:val="single" w:color="000000" w:themeColor="text1" w:sz="4" w:space="0"/>
-        <w:bottom w:val="single" w:color="000000" w:themeColor="text1" w:sz="4" w:space="0"/>
-        <w:right w:val="single" w:color="000000" w:themeColor="text1" w:sz="4" w:space="0"/>
-        <w:insideH w:val="single" w:color="000000" w:themeColor="text1" w:sz="4" w:space="0"/>
-        <w:insideV w:val="single" w:color="000000" w:themeColor="text1" w:sz="4" w:space="0"/>
+        <w:top w:val="single" w:sz="4" w:space="0" w:color="000000" w:themeColor="text1"/>
+        <w:left w:val="single" w:sz="4" w:space="0" w:color="000000" w:themeColor="text1"/>
+        <w:bottom w:val="single" w:sz="4" w:space="0" w:color="000000" w:themeColor="text1"/>
+        <w:right w:val="single" w:sz="4" w:space="0" w:color="000000" w:themeColor="text1"/>
+        <w:insideH w:val="single" w:sz="4" w:space="0" w:color="000000" w:themeColor="text1"/>
+        <w:insideV w:val="single" w:sz="4" w:space="0" w:color="000000" w:themeColor="text1"/>
       </w:tblBorders>
-      <w:tblCellMar>
-        <w:top w:w="0" w:type="dxa"/>
-        <w:left w:w="108" w:type="dxa"/>
-        <w:bottom w:w="0" w:type="dxa"/>
-        <w:right w:w="108" w:type="dxa"/>
-      </w:tblCellMar>
     </w:tblPr>
+  </w:style>
+  <w:style w:type="character" w:styleId="Kiemels2">
+    <w:name w:val="Strong"/>
+    <w:basedOn w:val="Bekezdsalapbettpusa"/>
+    <w:uiPriority w:val="22"/>
+    <w:qFormat/>
+    <w:rsid w:val="00745DF7"/>
+    <w:rPr>
+      <w:b/>
+      <w:bCs/>
+    </w:rPr>
   </w:style>
 </w:styles>
 </file>
 
 <file path=word/theme/theme1.xml><?xml version="1.0" encoding="utf-8"?>
-<a:theme xmlns:thm15="http://schemas.microsoft.com/office/thememl/2012/main" xmlns:a="http://schemas.openxmlformats.org/drawingml/2006/main" name="Office Theme">
+<a:theme xmlns:a="http://schemas.openxmlformats.org/drawingml/2006/main" name="Office Theme">
   <a:themeElements>
     <a:clrScheme name="Office">
       <a:dk1>

--- a/Vizsgaremek_2027.docx
+++ b/Vizsgaremek_2027.docx
@@ -105,8 +105,6 @@
         </w:rPr>
         <w:t>TeamPerformance</w:t>
       </w:r>
-      <w:bookmarkStart w:id="0" w:name="_GoBack"/>
-      <w:bookmarkEnd w:id="0"/>
       <w:proofErr w:type="spellEnd"/>
     </w:p>
     <w:p>
@@ -253,10 +251,22 @@
           <w:rFonts w:ascii="Times New Roman" w:hAnsi="Times New Roman" w:cs="Times New Roman"/>
         </w:rPr>
       </w:pPr>
-      <w:r>
-        <w:rPr>
-          <w:rFonts w:ascii="Times New Roman" w:hAnsi="Times New Roman" w:cs="Times New Roman"/>
-        </w:rPr>
+    </w:p>
+    <w:p>
+      <w:pPr>
+        <w:pStyle w:val="Cm"/>
+        <w:jc w:val="center"/>
+        <w:rPr>
+          <w:rFonts w:ascii="Times New Roman" w:hAnsi="Times New Roman" w:cs="Times New Roman"/>
+        </w:rPr>
+      </w:pPr>
+      <w:bookmarkStart w:id="0" w:name="_GoBack"/>
+      <w:bookmarkEnd w:id="0"/>
+      <w:r>
+        <w:rPr>
+          <w:rFonts w:ascii="Times New Roman" w:hAnsi="Times New Roman" w:cs="Times New Roman"/>
+        </w:rPr>
+        <w:lastRenderedPageBreak/>
         <w:t>Tartalomjegyzék</w:t>
       </w:r>
     </w:p>
@@ -272,7 +282,6 @@
         <w:rPr>
           <w:rFonts w:hint="eastAsia"/>
         </w:rPr>
-        <w:lastRenderedPageBreak/>
         <w:br w:type="page"/>
       </w:r>
     </w:p>
@@ -1852,11 +1861,28 @@
           <w:rFonts w:ascii="Times New Roman" w:hAnsi="Times New Roman" w:cs="Times New Roman"/>
         </w:rPr>
       </w:pPr>
-      <w:r>
+    </w:p>
+    <w:p>
+      <w:pPr>
         <w:rPr>
           <w:rStyle w:val="Kiemels2"/>
           <w:rFonts w:ascii="Times New Roman" w:hAnsi="Times New Roman" w:cs="Times New Roman"/>
         </w:rPr>
+      </w:pPr>
+    </w:p>
+    <w:p>
+      <w:pPr>
+        <w:rPr>
+          <w:rStyle w:val="Kiemels2"/>
+          <w:rFonts w:ascii="Times New Roman" w:hAnsi="Times New Roman" w:cs="Times New Roman"/>
+        </w:rPr>
+      </w:pPr>
+      <w:r>
+        <w:rPr>
+          <w:rStyle w:val="Kiemels2"/>
+          <w:rFonts w:ascii="Times New Roman" w:hAnsi="Times New Roman" w:cs="Times New Roman"/>
+        </w:rPr>
+        <w:lastRenderedPageBreak/>
         <w:t>1.9. A rendszer előnyei és célja a gyakorlatban</w:t>
       </w:r>
     </w:p>
@@ -1877,7 +1903,6 @@
         <w:rPr>
           <w:rFonts w:ascii="Times New Roman" w:hAnsi="Times New Roman" w:cs="Times New Roman"/>
         </w:rPr>
-        <w:lastRenderedPageBreak/>
         <w:t>A projekt legfontosabb célja az edzői adminisztráció egyszerűsítése és az adatok strukturált kezelése.</w:t>
       </w:r>
     </w:p>
@@ -2048,12 +2073,12 @@
       </w:r>
     </w:p>
     <w:sectPr>
-      <w:headerReference w:type="even" r:id="rId7"/>
-      <w:headerReference w:type="default" r:id="rId8"/>
-      <w:footerReference w:type="even" r:id="rId9"/>
-      <w:footerReference w:type="default" r:id="rId10"/>
-      <w:headerReference w:type="first" r:id="rId11"/>
-      <w:footerReference w:type="first" r:id="rId12"/>
+      <w:headerReference w:type="even" r:id="rId8"/>
+      <w:headerReference w:type="default" r:id="rId9"/>
+      <w:footerReference w:type="even" r:id="rId10"/>
+      <w:footerReference w:type="default" r:id="rId11"/>
+      <w:headerReference w:type="first" r:id="rId12"/>
+      <w:footerReference w:type="first" r:id="rId13"/>
       <w:pgSz w:w="11906" w:h="16838"/>
       <w:pgMar w:top="1440" w:right="1440" w:bottom="1440" w:left="1440" w:header="708" w:footer="708" w:gutter="0"/>
       <w:cols w:space="708"/>
@@ -3664,4 +3689,16 @@
     </a:ext>
   </a:extLst>
 </a:theme>
+</file>
+
+<file path=customXml/item1.xml><?xml version="1.0" encoding="utf-8"?>
+<b:Sources xmlns:b="http://schemas.openxmlformats.org/officeDocument/2006/bibliography" xmlns="http://schemas.openxmlformats.org/officeDocument/2006/bibliography" SelectedStyle="\APASixthEditionOfficeOnline.xsl" StyleName="APA" Version="6"/>
+</file>
+
+<file path=customXml/itemProps1.xml><?xml version="1.0" encoding="utf-8"?>
+<ds:datastoreItem xmlns:ds="http://schemas.openxmlformats.org/officeDocument/2006/customXml" ds:itemID="{9CCC8664-BA5F-483F-980A-665FF05E222A}">
+  <ds:schemaRefs>
+    <ds:schemaRef ds:uri="http://schemas.openxmlformats.org/officeDocument/2006/bibliography"/>
+  </ds:schemaRefs>
+</ds:datastoreItem>
 </file>
--- a/Vizsgaremek_2027.docx
+++ b/Vizsgaremek_2027.docx
@@ -1,6 +1,6 @@
 
 <file path=word/document.xml><?xml version="1.0" encoding="utf-8"?>
-<w:document xmlns:wpc="http://schemas.microsoft.com/office/word/2010/wordprocessingCanvas" xmlns:cx="http://schemas.microsoft.com/office/drawing/2014/chartex" xmlns:cx1="http://schemas.microsoft.com/office/drawing/2015/9/8/chartex" xmlns:cx2="http://schemas.microsoft.com/office/drawing/2015/10/21/chartex" xmlns:cx3="http://schemas.microsoft.com/office/drawing/2016/5/9/chartex" xmlns:cx4="http://schemas.microsoft.com/office/drawing/2016/5/10/chartex" xmlns:cx5="http://schemas.microsoft.com/office/drawing/2016/5/11/chartex" xmlns:cx6="http://schemas.microsoft.com/office/drawing/2016/5/12/chartex" xmlns:cx7="http://schemas.microsoft.com/office/drawing/2016/5/13/chartex" xmlns:cx8="http://schemas.microsoft.com/office/drawing/2016/5/14/chartex" xmlns:mc="http://schemas.openxmlformats.org/markup-compatibility/2006" xmlns:aink="http://schemas.microsoft.com/office/drawing/2016/ink" xmlns:am3d="http://schemas.microsoft.com/office/drawing/2017/model3d" xmlns:o="urn:schemas-microsoft-com:office:office" xmlns:oel="http://schemas.microsoft.com/office/2019/extlst" xmlns:r="http://schemas.openxmlformats.org/officeDocument/2006/relationships" xmlns:m="http://schemas.openxmlformats.org/officeDocument/2006/math" xmlns:v="urn:schemas-microsoft-com:vml" xmlns:wp14="http://schemas.microsoft.com/office/word/2010/wordprocessingDrawing" xmlns:wp="http://schemas.openxmlformats.org/drawingml/2006/wordprocessingDrawing" xmlns:w10="urn:schemas-microsoft-com:office:word" xmlns:w="http://schemas.openxmlformats.org/wordprocessingml/2006/main" xmlns:w14="http://schemas.microsoft.com/office/word/2010/wordml" xmlns:w15="http://schemas.microsoft.com/office/word/2012/wordml" xmlns:w16cex="http://schemas.microsoft.com/office/word/2018/wordml/cex" xmlns:w16cid="http://schemas.microsoft.com/office/word/2016/wordml/cid" xmlns:w16="http://schemas.microsoft.com/office/word/2018/wordml" xmlns:w16du="http://schemas.microsoft.com/office/word/2023/wordml/word16du" xmlns:w16sdtdh="http://schemas.microsoft.com/office/word/2020/wordml/sdtdatahash" xmlns:w16sdtfl="http://schemas.microsoft.com/office/word/2024/wordml/sdtformatlock" xmlns:w16se="http://schemas.microsoft.com/office/word/2015/wordml/symex" xmlns:wpg="http://schemas.microsoft.com/office/word/2010/wordprocessingGroup" xmlns:wpi="http://schemas.microsoft.com/office/word/2010/wordprocessingInk" xmlns:wne="http://schemas.microsoft.com/office/word/2006/wordml" xmlns:wps="http://schemas.microsoft.com/office/word/2010/wordprocessingShape" mc:Ignorable="w14 w15 w16se w16cid w16 w16cex w16sdtdh w16sdtfl w16du wp14">
+<w:document xmlns:wpc="http://schemas.microsoft.com/office/word/2010/wordprocessingCanvas" xmlns:cx="http://schemas.microsoft.com/office/drawing/2014/chartex" xmlns:cx1="http://schemas.microsoft.com/office/drawing/2015/9/8/chartex" xmlns:cx2="http://schemas.microsoft.com/office/drawing/2015/10/21/chartex" xmlns:cx3="http://schemas.microsoft.com/office/drawing/2016/5/9/chartex" xmlns:cx4="http://schemas.microsoft.com/office/drawing/2016/5/10/chartex" xmlns:cx5="http://schemas.microsoft.com/office/drawing/2016/5/11/chartex" xmlns:cx6="http://schemas.microsoft.com/office/drawing/2016/5/12/chartex" xmlns:cx7="http://schemas.microsoft.com/office/drawing/2016/5/13/chartex" xmlns:cx8="http://schemas.microsoft.com/office/drawing/2016/5/14/chartex" xmlns:mc="http://schemas.openxmlformats.org/markup-compatibility/2006" xmlns:m="http://schemas.openxmlformats.org/officeDocument/2006/math" xmlns:aink="http://schemas.microsoft.com/office/drawing/2016/ink" xmlns:am3d="http://schemas.microsoft.com/office/drawing/2017/model3d" xmlns:oel="http://schemas.microsoft.com/office/2019/extlst" xmlns:r="http://schemas.openxmlformats.org/officeDocument/2006/relationships" xmlns:wp14="http://schemas.microsoft.com/office/word/2010/wordprocessingDrawing" xmlns:wp="http://schemas.openxmlformats.org/drawingml/2006/wordprocessingDrawing" xmlns:wpg="http://schemas.microsoft.com/office/word/2010/wordprocessingGroup" xmlns:wpi="http://schemas.microsoft.com/office/word/2010/wordprocessingInk" xmlns:wps="http://schemas.microsoft.com/office/word/2010/wordprocessingShape" xmlns:o="urn:schemas-microsoft-com:office:office" xmlns:v="urn:schemas-microsoft-com:vml" xmlns:w10="urn:schemas-microsoft-com:office:word" xmlns:w="http://schemas.openxmlformats.org/wordprocessingml/2006/main" xmlns:w14="http://schemas.microsoft.com/office/word/2010/wordml" xmlns:w15="http://schemas.microsoft.com/office/word/2012/wordml" xmlns:w16cex="http://schemas.microsoft.com/office/word/2018/wordml/cex" xmlns:w16cid="http://schemas.microsoft.com/office/word/2016/wordml/cid" xmlns:w16="http://schemas.microsoft.com/office/word/2018/wordml" xmlns:w16sdtdh="http://schemas.microsoft.com/office/word/2020/wordml/sdtdatahash" xmlns:w16sdtfl="http://schemas.microsoft.com/office/word/2024/wordml/sdtformatlock" xmlns:w16se="http://schemas.microsoft.com/office/word/2015/wordml/symex" xmlns:w16du="http://schemas.microsoft.com/office/word/2023/wordml/word16du" xmlns:wne="http://schemas.microsoft.com/office/word/2006/wordml" mc:Ignorable="w14 w15 w16se w16cid w16 w16cex w16sdtdh w16sdtfl w16du wp14">
   <w:body>
     <w:p>
       <w:pPr>
@@ -252,6 +252,13 @@
     </w:p>
     <w:sdt>
       <w:sdtPr>
+        <w:rPr>
+          <w:rFonts w:asciiTheme="minorHAnsi" w:eastAsiaTheme="minorHAnsi" w:hAnsiTheme="minorHAnsi" w:cstheme="minorBidi"/>
+          <w:color w:val="auto"/>
+          <w:sz w:val="24"/>
+          <w:szCs w:val="24"/>
+          <w:lang w:val="hu-HU"/>
+        </w:rPr>
         <w:id w:val="1577327062"/>
         <w:docPartObj>
           <w:docPartGallery w:val="Table of Contents"/>
@@ -260,14 +267,9 @@
       </w:sdtPr>
       <w:sdtEndPr>
         <w:rPr>
-          <w:rFonts w:asciiTheme="minorHAnsi" w:eastAsiaTheme="minorHAnsi" w:hAnsiTheme="minorHAnsi" w:cstheme="minorBidi"/>
           <w:b/>
           <w:bCs/>
           <w:noProof/>
-          <w:color w:val="auto"/>
-          <w:sz w:val="24"/>
-          <w:szCs w:val="24"/>
-          <w:lang w:val="hu-HU"/>
         </w:rPr>
       </w:sdtEndPr>
       <w:sdtContent>
@@ -474,27 +476,7 @@
                 <w:bCs/>
                 <w:noProof/>
               </w:rPr>
-              <w:t>Célközö</w:t>
-            </w:r>
-            <w:r>
-              <w:rPr>
-                <w:rStyle w:val="Hyperlink"/>
-                <w:rFonts w:ascii="Times New Roman" w:hAnsi="Times New Roman" w:cs="Times New Roman"/>
-                <w:b/>
-                <w:bCs/>
-                <w:noProof/>
-              </w:rPr>
-              <w:t>n</w:t>
-            </w:r>
-            <w:r>
-              <w:rPr>
-                <w:rStyle w:val="Hyperlink"/>
-                <w:rFonts w:ascii="Times New Roman" w:hAnsi="Times New Roman" w:cs="Times New Roman"/>
-                <w:b/>
-                <w:bCs/>
-                <w:noProof/>
-              </w:rPr>
-              <w:t>ség</w:t>
+              <w:t>Célközönség</w:t>
             </w:r>
             <w:r>
               <w:rPr>
@@ -1593,7 +1575,7 @@
     </w:p>
     <w:p>
       <w:pPr>
-        <w:pStyle w:val="Heading21"/>
+        <w:pStyle w:val="Heading20"/>
         <w:rPr>
           <w:rStyle w:val="Strong"/>
           <w:b w:val="0"/>
@@ -1666,7 +1648,7 @@
     </w:p>
     <w:p>
       <w:pPr>
-        <w:pStyle w:val="heading2"/>
+        <w:pStyle w:val="Heading21"/>
         <w:numPr>
           <w:ilvl w:val="0"/>
           <w:numId w:val="0"/>
@@ -1757,7 +1739,7 @@
     </w:p>
     <w:p>
       <w:pPr>
-        <w:pStyle w:val="Heading21"/>
+        <w:pStyle w:val="Heading20"/>
         <w:rPr>
           <w:rStyle w:val="Strong"/>
           <w:b w:val="0"/>
@@ -1908,7 +1890,7 @@
     </w:p>
     <w:p>
       <w:pPr>
-        <w:pStyle w:val="Heading21"/>
+        <w:pStyle w:val="Heading20"/>
         <w:rPr>
           <w:rStyle w:val="Strong"/>
           <w:b w:val="0"/>
@@ -2062,7 +2044,7 @@
     </w:p>
     <w:p>
       <w:pPr>
-        <w:pStyle w:val="Heading21"/>
+        <w:pStyle w:val="Heading20"/>
         <w:rPr>
           <w:rStyle w:val="Strong"/>
           <w:b w:val="0"/>
@@ -2652,7 +2634,7 @@
     </w:p>
     <w:p>
       <w:pPr>
-        <w:pStyle w:val="Heading21"/>
+        <w:pStyle w:val="Heading20"/>
         <w:rPr>
           <w:rStyle w:val="Strong"/>
           <w:b w:val="0"/>
@@ -2778,7 +2760,7 @@
     </w:p>
     <w:p>
       <w:pPr>
-        <w:pStyle w:val="Heading21"/>
+        <w:pStyle w:val="Heading20"/>
         <w:rPr>
           <w:rStyle w:val="Strong"/>
           <w:b w:val="0"/>
@@ -2991,7 +2973,7 @@
     </w:p>
     <w:p>
       <w:pPr>
-        <w:pStyle w:val="Heading21"/>
+        <w:pStyle w:val="Heading20"/>
         <w:rPr>
           <w:rStyle w:val="Strong"/>
           <w:b w:val="0"/>
@@ -3166,7 +3148,7 @@
     </w:p>
     <w:p>
       <w:pPr>
-        <w:pStyle w:val="Heading21"/>
+        <w:pStyle w:val="Heading20"/>
         <w:rPr>
           <w:rStyle w:val="Strong"/>
           <w:b w:val="0"/>
@@ -3317,7 +3299,7 @@
     </w:p>
     <w:p>
       <w:pPr>
-        <w:pStyle w:val="Heading21"/>
+        <w:pStyle w:val="Heading20"/>
         <w:rPr>
           <w:rStyle w:val="Strong"/>
           <w:b w:val="0"/>
@@ -3404,7 +3386,7 @@
     </w:p>
     <w:p>
       <w:pPr>
-        <w:pStyle w:val="Heading21"/>
+        <w:pStyle w:val="Heading20"/>
       </w:pPr>
       <w:bookmarkStart w:id="11" w:name="_Toc242899054"/>
       <w:r>
@@ -3626,7 +3608,7 @@
     </w:p>
     <w:p>
       <w:pPr>
-        <w:pStyle w:val="Heading21"/>
+        <w:pStyle w:val="Heading20"/>
         <w:rPr>
           <w:rFonts w:cs="Times New Roman"/>
         </w:rPr>
@@ -3982,7 +3964,7 @@
     </w:p>
     <w:p>
       <w:pPr>
-        <w:pStyle w:val="Heading21"/>
+        <w:pStyle w:val="Heading20"/>
       </w:pPr>
       <w:bookmarkStart w:id="13" w:name="_Toc242899056"/>
       <w:r>
@@ -4458,6 +4440,12 @@
         </w:rPr>
         <w:t>A rendszer lehetőséget biztosít új játékos hozzáadására, valamint meglévő játékos adatainak szerkesztésére</w:t>
       </w:r>
+      <w:r>
+        <w:rPr>
+          <w:rFonts w:ascii="Times New Roman" w:hAnsi="Times New Roman" w:cs="Times New Roman"/>
+        </w:rPr>
+        <w:t>.</w:t>
+      </w:r>
     </w:p>
     <w:p>
       <w:pPr>
@@ -4523,7 +4511,7 @@
     </w:p>
     <w:p>
       <w:pPr>
-        <w:pStyle w:val="Heading21"/>
+        <w:pStyle w:val="Heading20"/>
       </w:pPr>
       <w:bookmarkStart w:id="14" w:name="_Toc242899057"/>
       <w:r>
@@ -4932,7 +4920,7 @@
     </w:p>
     <w:p>
       <w:pPr>
-        <w:pStyle w:val="Heading21"/>
+        <w:pStyle w:val="Heading20"/>
       </w:pPr>
       <w:r>
         <w:br w:type="page"/>
@@ -5469,7 +5457,7 @@
 </file>
 
 <file path=word/endnotes.xml><?xml version="1.0" encoding="utf-8"?>
-<w:endnotes xmlns:wpc="http://schemas.microsoft.com/office/word/2010/wordprocessingCanvas" xmlns:cx="http://schemas.microsoft.com/office/drawing/2014/chartex" xmlns:cx1="http://schemas.microsoft.com/office/drawing/2015/9/8/chartex" xmlns:cx2="http://schemas.microsoft.com/office/drawing/2015/10/21/chartex" xmlns:cx3="http://schemas.microsoft.com/office/drawing/2016/5/9/chartex" xmlns:cx4="http://schemas.microsoft.com/office/drawing/2016/5/10/chartex" xmlns:cx5="http://schemas.microsoft.com/office/drawing/2016/5/11/chartex" xmlns:cx6="http://schemas.microsoft.com/office/drawing/2016/5/12/chartex" xmlns:cx7="http://schemas.microsoft.com/office/drawing/2016/5/13/chartex" xmlns:cx8="http://schemas.microsoft.com/office/drawing/2016/5/14/chartex" xmlns:mc="http://schemas.openxmlformats.org/markup-compatibility/2006" xmlns:aink="http://schemas.microsoft.com/office/drawing/2016/ink" xmlns:am3d="http://schemas.microsoft.com/office/drawing/2017/model3d" xmlns:o="urn:schemas-microsoft-com:office:office" xmlns:oel="http://schemas.microsoft.com/office/2019/extlst" xmlns:r="http://schemas.openxmlformats.org/officeDocument/2006/relationships" xmlns:m="http://schemas.openxmlformats.org/officeDocument/2006/math" xmlns:v="urn:schemas-microsoft-com:vml" xmlns:wp14="http://schemas.microsoft.com/office/word/2010/wordprocessingDrawing" xmlns:wp="http://schemas.openxmlformats.org/drawingml/2006/wordprocessingDrawing" xmlns:w10="urn:schemas-microsoft-com:office:word" xmlns:w="http://schemas.openxmlformats.org/wordprocessingml/2006/main" xmlns:w14="http://schemas.microsoft.com/office/word/2010/wordml" xmlns:w15="http://schemas.microsoft.com/office/word/2012/wordml" xmlns:w16cex="http://schemas.microsoft.com/office/word/2018/wordml/cex" xmlns:w16cid="http://schemas.microsoft.com/office/word/2016/wordml/cid" xmlns:w16="http://schemas.microsoft.com/office/word/2018/wordml" xmlns:w16du="http://schemas.microsoft.com/office/word/2023/wordml/word16du" xmlns:w16sdtdh="http://schemas.microsoft.com/office/word/2020/wordml/sdtdatahash" xmlns:w16sdtfl="http://schemas.microsoft.com/office/word/2024/wordml/sdtformatlock" xmlns:w16se="http://schemas.microsoft.com/office/word/2015/wordml/symex" xmlns:wpg="http://schemas.microsoft.com/office/word/2010/wordprocessingGroup" xmlns:wpi="http://schemas.microsoft.com/office/word/2010/wordprocessingInk" xmlns:wne="http://schemas.microsoft.com/office/word/2006/wordml" xmlns:wps="http://schemas.microsoft.com/office/word/2010/wordprocessingShape" mc:Ignorable="w14 w15 w16se w16cid w16 w16cex w16sdtdh w16sdtfl w16du wp14">
+<w:endnotes xmlns:wpc="http://schemas.microsoft.com/office/word/2010/wordprocessingCanvas" xmlns:cx="http://schemas.microsoft.com/office/drawing/2014/chartex" xmlns:cx1="http://schemas.microsoft.com/office/drawing/2015/9/8/chartex" xmlns:cx2="http://schemas.microsoft.com/office/drawing/2015/10/21/chartex" xmlns:cx3="http://schemas.microsoft.com/office/drawing/2016/5/9/chartex" xmlns:cx4="http://schemas.microsoft.com/office/drawing/2016/5/10/chartex" xmlns:cx5="http://schemas.microsoft.com/office/drawing/2016/5/11/chartex" xmlns:cx6="http://schemas.microsoft.com/office/drawing/2016/5/12/chartex" xmlns:cx7="http://schemas.microsoft.com/office/drawing/2016/5/13/chartex" xmlns:cx8="http://schemas.microsoft.com/office/drawing/2016/5/14/chartex" xmlns:mc="http://schemas.openxmlformats.org/markup-compatibility/2006" xmlns:m="http://schemas.openxmlformats.org/officeDocument/2006/math" xmlns:aink="http://schemas.microsoft.com/office/drawing/2016/ink" xmlns:am3d="http://schemas.microsoft.com/office/drawing/2017/model3d" xmlns:oel="http://schemas.microsoft.com/office/2019/extlst" xmlns:r="http://schemas.openxmlformats.org/officeDocument/2006/relationships" xmlns:wp14="http://schemas.microsoft.com/office/word/2010/wordprocessingDrawing" xmlns:wp="http://schemas.openxmlformats.org/drawingml/2006/wordprocessingDrawing" xmlns:wpg="http://schemas.microsoft.com/office/word/2010/wordprocessingGroup" xmlns:wpi="http://schemas.microsoft.com/office/word/2010/wordprocessingInk" xmlns:wps="http://schemas.microsoft.com/office/word/2010/wordprocessingShape" xmlns:o="urn:schemas-microsoft-com:office:office" xmlns:v="urn:schemas-microsoft-com:vml" xmlns:w10="urn:schemas-microsoft-com:office:word" xmlns:w="http://schemas.openxmlformats.org/wordprocessingml/2006/main" xmlns:w14="http://schemas.microsoft.com/office/word/2010/wordml" xmlns:w15="http://schemas.microsoft.com/office/word/2012/wordml" xmlns:w16cex="http://schemas.microsoft.com/office/word/2018/wordml/cex" xmlns:w16cid="http://schemas.microsoft.com/office/word/2016/wordml/cid" xmlns:w16="http://schemas.microsoft.com/office/word/2018/wordml" xmlns:w16sdtdh="http://schemas.microsoft.com/office/word/2020/wordml/sdtdatahash" xmlns:w16sdtfl="http://schemas.microsoft.com/office/word/2024/wordml/sdtformatlock" xmlns:w16se="http://schemas.microsoft.com/office/word/2015/wordml/symex" xmlns:w16du="http://schemas.microsoft.com/office/word/2023/wordml/word16du" xmlns:wne="http://schemas.microsoft.com/office/word/2006/wordml" mc:Ignorable="w14 w15 w16se w16cid w16 w16cex w16sdtdh w16sdtfl w16du wp14">
   <w:endnote w:type="separator" w:id="-1">
     <w:p>
       <w:pPr>
@@ -5494,7 +5482,7 @@
 </file>
 
 <file path=word/footer1.xml><?xml version="1.0" encoding="utf-8"?>
-<w:ftr xmlns:wpc="http://schemas.microsoft.com/office/word/2010/wordprocessingCanvas" xmlns:cx="http://schemas.microsoft.com/office/drawing/2014/chartex" xmlns:cx1="http://schemas.microsoft.com/office/drawing/2015/9/8/chartex" xmlns:cx2="http://schemas.microsoft.com/office/drawing/2015/10/21/chartex" xmlns:cx3="http://schemas.microsoft.com/office/drawing/2016/5/9/chartex" xmlns:cx4="http://schemas.microsoft.com/office/drawing/2016/5/10/chartex" xmlns:cx5="http://schemas.microsoft.com/office/drawing/2016/5/11/chartex" xmlns:cx6="http://schemas.microsoft.com/office/drawing/2016/5/12/chartex" xmlns:cx7="http://schemas.microsoft.com/office/drawing/2016/5/13/chartex" xmlns:cx8="http://schemas.microsoft.com/office/drawing/2016/5/14/chartex" xmlns:mc="http://schemas.openxmlformats.org/markup-compatibility/2006" xmlns:aink="http://schemas.microsoft.com/office/drawing/2016/ink" xmlns:am3d="http://schemas.microsoft.com/office/drawing/2017/model3d" xmlns:o="urn:schemas-microsoft-com:office:office" xmlns:oel="http://schemas.microsoft.com/office/2019/extlst" xmlns:r="http://schemas.openxmlformats.org/officeDocument/2006/relationships" xmlns:m="http://schemas.openxmlformats.org/officeDocument/2006/math" xmlns:v="urn:schemas-microsoft-com:vml" xmlns:wp14="http://schemas.microsoft.com/office/word/2010/wordprocessingDrawing" xmlns:wp="http://schemas.openxmlformats.org/drawingml/2006/wordprocessingDrawing" xmlns:w10="urn:schemas-microsoft-com:office:word" xmlns:w="http://schemas.openxmlformats.org/wordprocessingml/2006/main" xmlns:w14="http://schemas.microsoft.com/office/word/2010/wordml" xmlns:w15="http://schemas.microsoft.com/office/word/2012/wordml" xmlns:w16cex="http://schemas.microsoft.com/office/word/2018/wordml/cex" xmlns:w16cid="http://schemas.microsoft.com/office/word/2016/wordml/cid" xmlns:w16="http://schemas.microsoft.com/office/word/2018/wordml" xmlns:w16du="http://schemas.microsoft.com/office/word/2023/wordml/word16du" xmlns:w16sdtdh="http://schemas.microsoft.com/office/word/2020/wordml/sdtdatahash" xmlns:w16sdtfl="http://schemas.microsoft.com/office/word/2024/wordml/sdtformatlock" xmlns:w16se="http://schemas.microsoft.com/office/word/2015/wordml/symex" xmlns:wpg="http://schemas.microsoft.com/office/word/2010/wordprocessingGroup" xmlns:wpi="http://schemas.microsoft.com/office/word/2010/wordprocessingInk" xmlns:wne="http://schemas.microsoft.com/office/word/2006/wordml" xmlns:wps="http://schemas.microsoft.com/office/word/2010/wordprocessingShape" mc:Ignorable="w14 w15 w16se w16cid w16 w16cex w16sdtdh w16sdtfl w16du wp14">
+<w:ftr xmlns:wpc="http://schemas.microsoft.com/office/word/2010/wordprocessingCanvas" xmlns:cx="http://schemas.microsoft.com/office/drawing/2014/chartex" xmlns:cx1="http://schemas.microsoft.com/office/drawing/2015/9/8/chartex" xmlns:cx2="http://schemas.microsoft.com/office/drawing/2015/10/21/chartex" xmlns:cx3="http://schemas.microsoft.com/office/drawing/2016/5/9/chartex" xmlns:cx4="http://schemas.microsoft.com/office/drawing/2016/5/10/chartex" xmlns:cx5="http://schemas.microsoft.com/office/drawing/2016/5/11/chartex" xmlns:cx6="http://schemas.microsoft.com/office/drawing/2016/5/12/chartex" xmlns:cx7="http://schemas.microsoft.com/office/drawing/2016/5/13/chartex" xmlns:cx8="http://schemas.microsoft.com/office/drawing/2016/5/14/chartex" xmlns:mc="http://schemas.openxmlformats.org/markup-compatibility/2006" xmlns:m="http://schemas.openxmlformats.org/officeDocument/2006/math" xmlns:aink="http://schemas.microsoft.com/office/drawing/2016/ink" xmlns:am3d="http://schemas.microsoft.com/office/drawing/2017/model3d" xmlns:oel="http://schemas.microsoft.com/office/2019/extlst" xmlns:r="http://schemas.openxmlformats.org/officeDocument/2006/relationships" xmlns:wp14="http://schemas.microsoft.com/office/word/2010/wordprocessingDrawing" xmlns:wp="http://schemas.openxmlformats.org/drawingml/2006/wordprocessingDrawing" xmlns:wpg="http://schemas.microsoft.com/office/word/2010/wordprocessingGroup" xmlns:wpi="http://schemas.microsoft.com/office/word/2010/wordprocessingInk" xmlns:wps="http://schemas.microsoft.com/office/word/2010/wordprocessingShape" xmlns:o="urn:schemas-microsoft-com:office:office" xmlns:v="urn:schemas-microsoft-com:vml" xmlns:w10="urn:schemas-microsoft-com:office:word" xmlns:w="http://schemas.openxmlformats.org/wordprocessingml/2006/main" xmlns:w14="http://schemas.microsoft.com/office/word/2010/wordml" xmlns:w15="http://schemas.microsoft.com/office/word/2012/wordml" xmlns:w16cex="http://schemas.microsoft.com/office/word/2018/wordml/cex" xmlns:w16cid="http://schemas.microsoft.com/office/word/2016/wordml/cid" xmlns:w16="http://schemas.microsoft.com/office/word/2018/wordml" xmlns:w16sdtdh="http://schemas.microsoft.com/office/word/2020/wordml/sdtdatahash" xmlns:w16sdtfl="http://schemas.microsoft.com/office/word/2024/wordml/sdtformatlock" xmlns:w16se="http://schemas.microsoft.com/office/word/2015/wordml/symex" xmlns:w16du="http://schemas.microsoft.com/office/word/2023/wordml/word16du" xmlns:wne="http://schemas.microsoft.com/office/word/2006/wordml" mc:Ignorable="w14 w15 w16se w16cid w16 w16cex w16sdtdh w16sdtfl w16du wp14">
   <w:p>
     <w:pPr>
       <w:pStyle w:val="Footer"/>
@@ -5504,7 +5492,7 @@
 </file>
 
 <file path=word/footer2.xml><?xml version="1.0" encoding="utf-8"?>
-<w:ftr xmlns:wpc="http://schemas.microsoft.com/office/word/2010/wordprocessingCanvas" xmlns:cx="http://schemas.microsoft.com/office/drawing/2014/chartex" xmlns:cx1="http://schemas.microsoft.com/office/drawing/2015/9/8/chartex" xmlns:cx2="http://schemas.microsoft.com/office/drawing/2015/10/21/chartex" xmlns:cx3="http://schemas.microsoft.com/office/drawing/2016/5/9/chartex" xmlns:cx4="http://schemas.microsoft.com/office/drawing/2016/5/10/chartex" xmlns:cx5="http://schemas.microsoft.com/office/drawing/2016/5/11/chartex" xmlns:cx6="http://schemas.microsoft.com/office/drawing/2016/5/12/chartex" xmlns:cx7="http://schemas.microsoft.com/office/drawing/2016/5/13/chartex" xmlns:cx8="http://schemas.microsoft.com/office/drawing/2016/5/14/chartex" xmlns:mc="http://schemas.openxmlformats.org/markup-compatibility/2006" xmlns:aink="http://schemas.microsoft.com/office/drawing/2016/ink" xmlns:am3d="http://schemas.microsoft.com/office/drawing/2017/model3d" xmlns:o="urn:schemas-microsoft-com:office:office" xmlns:oel="http://schemas.microsoft.com/office/2019/extlst" xmlns:r="http://schemas.openxmlformats.org/officeDocument/2006/relationships" xmlns:m="http://schemas.openxmlformats.org/officeDocument/2006/math" xmlns:v="urn:schemas-microsoft-com:vml" xmlns:wp14="http://schemas.microsoft.com/office/word/2010/wordprocessingDrawing" xmlns:wp="http://schemas.openxmlformats.org/drawingml/2006/wordprocessingDrawing" xmlns:w10="urn:schemas-microsoft-com:office:word" xmlns:w="http://schemas.openxmlformats.org/wordprocessingml/2006/main" xmlns:w14="http://schemas.microsoft.com/office/word/2010/wordml" xmlns:w15="http://schemas.microsoft.com/office/word/2012/wordml" xmlns:w16cex="http://schemas.microsoft.com/office/word/2018/wordml/cex" xmlns:w16cid="http://schemas.microsoft.com/office/word/2016/wordml/cid" xmlns:w16="http://schemas.microsoft.com/office/word/2018/wordml" xmlns:w16du="http://schemas.microsoft.com/office/word/2023/wordml/word16du" xmlns:w16sdtdh="http://schemas.microsoft.com/office/word/2020/wordml/sdtdatahash" xmlns:w16sdtfl="http://schemas.microsoft.com/office/word/2024/wordml/sdtformatlock" xmlns:w16se="http://schemas.microsoft.com/office/word/2015/wordml/symex" xmlns:wpg="http://schemas.microsoft.com/office/word/2010/wordprocessingGroup" xmlns:wpi="http://schemas.microsoft.com/office/word/2010/wordprocessingInk" xmlns:wne="http://schemas.microsoft.com/office/word/2006/wordml" xmlns:wps="http://schemas.microsoft.com/office/word/2010/wordprocessingShape" mc:Ignorable="w14 w15 w16se w16cid w16 w16cex w16sdtdh w16sdtfl w16du wp14">
+<w:ftr xmlns:wpc="http://schemas.microsoft.com/office/word/2010/wordprocessingCanvas" xmlns:cx="http://schemas.microsoft.com/office/drawing/2014/chartex" xmlns:cx1="http://schemas.microsoft.com/office/drawing/2015/9/8/chartex" xmlns:cx2="http://schemas.microsoft.com/office/drawing/2015/10/21/chartex" xmlns:cx3="http://schemas.microsoft.com/office/drawing/2016/5/9/chartex" xmlns:cx4="http://schemas.microsoft.com/office/drawing/2016/5/10/chartex" xmlns:cx5="http://schemas.microsoft.com/office/drawing/2016/5/11/chartex" xmlns:cx6="http://schemas.microsoft.com/office/drawing/2016/5/12/chartex" xmlns:cx7="http://schemas.microsoft.com/office/drawing/2016/5/13/chartex" xmlns:cx8="http://schemas.microsoft.com/office/drawing/2016/5/14/chartex" xmlns:mc="http://schemas.openxmlformats.org/markup-compatibility/2006" xmlns:m="http://schemas.openxmlformats.org/officeDocument/2006/math" xmlns:aink="http://schemas.microsoft.com/office/drawing/2016/ink" xmlns:am3d="http://schemas.microsoft.com/office/drawing/2017/model3d" xmlns:oel="http://schemas.microsoft.com/office/2019/extlst" xmlns:r="http://schemas.openxmlformats.org/officeDocument/2006/relationships" xmlns:wp14="http://schemas.microsoft.com/office/word/2010/wordprocessingDrawing" xmlns:wp="http://schemas.openxmlformats.org/drawingml/2006/wordprocessingDrawing" xmlns:wpg="http://schemas.microsoft.com/office/word/2010/wordprocessingGroup" xmlns:wpi="http://schemas.microsoft.com/office/word/2010/wordprocessingInk" xmlns:wps="http://schemas.microsoft.com/office/word/2010/wordprocessingShape" xmlns:o="urn:schemas-microsoft-com:office:office" xmlns:v="urn:schemas-microsoft-com:vml" xmlns:w10="urn:schemas-microsoft-com:office:word" xmlns:w="http://schemas.openxmlformats.org/wordprocessingml/2006/main" xmlns:w14="http://schemas.microsoft.com/office/word/2010/wordml" xmlns:w15="http://schemas.microsoft.com/office/word/2012/wordml" xmlns:w16cex="http://schemas.microsoft.com/office/word/2018/wordml/cex" xmlns:w16cid="http://schemas.microsoft.com/office/word/2016/wordml/cid" xmlns:w16="http://schemas.microsoft.com/office/word/2018/wordml" xmlns:w16sdtdh="http://schemas.microsoft.com/office/word/2020/wordml/sdtdatahash" xmlns:w16sdtfl="http://schemas.microsoft.com/office/word/2024/wordml/sdtformatlock" xmlns:w16se="http://schemas.microsoft.com/office/word/2015/wordml/symex" xmlns:w16du="http://schemas.microsoft.com/office/word/2023/wordml/word16du" xmlns:wne="http://schemas.microsoft.com/office/word/2006/wordml" mc:Ignorable="w14 w15 w16se w16cid w16 w16cex w16sdtdh w16sdtfl w16du wp14">
   <w:tbl>
     <w:tblPr>
       <w:tblW w:w="0" w:type="auto"/>
@@ -5529,10 +5517,7 @@
             <w:ind w:left="-115"/>
           </w:pPr>
           <w:r>
-            <w:t xml:space="preserve">2026. </w:t>
-          </w:r>
-          <w:r>
-            <w:t>09. 29.</w:t>
+            <w:t>2026. 09. 29.</w:t>
           </w:r>
         </w:p>
       </w:tc>
@@ -5588,7 +5573,7 @@
 </file>
 
 <file path=word/footer3.xml><?xml version="1.0" encoding="utf-8"?>
-<w:ftr xmlns:wpc="http://schemas.microsoft.com/office/word/2010/wordprocessingCanvas" xmlns:cx="http://schemas.microsoft.com/office/drawing/2014/chartex" xmlns:cx1="http://schemas.microsoft.com/office/drawing/2015/9/8/chartex" xmlns:cx2="http://schemas.microsoft.com/office/drawing/2015/10/21/chartex" xmlns:cx3="http://schemas.microsoft.com/office/drawing/2016/5/9/chartex" xmlns:cx4="http://schemas.microsoft.com/office/drawing/2016/5/10/chartex" xmlns:cx5="http://schemas.microsoft.com/office/drawing/2016/5/11/chartex" xmlns:cx6="http://schemas.microsoft.com/office/drawing/2016/5/12/chartex" xmlns:cx7="http://schemas.microsoft.com/office/drawing/2016/5/13/chartex" xmlns:cx8="http://schemas.microsoft.com/office/drawing/2016/5/14/chartex" xmlns:mc="http://schemas.openxmlformats.org/markup-compatibility/2006" xmlns:aink="http://schemas.microsoft.com/office/drawing/2016/ink" xmlns:am3d="http://schemas.microsoft.com/office/drawing/2017/model3d" xmlns:o="urn:schemas-microsoft-com:office:office" xmlns:oel="http://schemas.microsoft.com/office/2019/extlst" xmlns:r="http://schemas.openxmlformats.org/officeDocument/2006/relationships" xmlns:m="http://schemas.openxmlformats.org/officeDocument/2006/math" xmlns:v="urn:schemas-microsoft-com:vml" xmlns:wp14="http://schemas.microsoft.com/office/word/2010/wordprocessingDrawing" xmlns:wp="http://schemas.openxmlformats.org/drawingml/2006/wordprocessingDrawing" xmlns:w10="urn:schemas-microsoft-com:office:word" xmlns:w="http://schemas.openxmlformats.org/wordprocessingml/2006/main" xmlns:w14="http://schemas.microsoft.com/office/word/2010/wordml" xmlns:w15="http://schemas.microsoft.com/office/word/2012/wordml" xmlns:w16cex="http://schemas.microsoft.com/office/word/2018/wordml/cex" xmlns:w16cid="http://schemas.microsoft.com/office/word/2016/wordml/cid" xmlns:w16="http://schemas.microsoft.com/office/word/2018/wordml" xmlns:w16du="http://schemas.microsoft.com/office/word/2023/wordml/word16du" xmlns:w16sdtdh="http://schemas.microsoft.com/office/word/2020/wordml/sdtdatahash" xmlns:w16sdtfl="http://schemas.microsoft.com/office/word/2024/wordml/sdtformatlock" xmlns:w16se="http://schemas.microsoft.com/office/word/2015/wordml/symex" xmlns:wpg="http://schemas.microsoft.com/office/word/2010/wordprocessingGroup" xmlns:wpi="http://schemas.microsoft.com/office/word/2010/wordprocessingInk" xmlns:wne="http://schemas.microsoft.com/office/word/2006/wordml" xmlns:wps="http://schemas.microsoft.com/office/word/2010/wordprocessingShape" mc:Ignorable="w14 w15 w16se w16cid w16 w16cex w16sdtdh w16sdtfl w16du wp14">
+<w:ftr xmlns:wpc="http://schemas.microsoft.com/office/word/2010/wordprocessingCanvas" xmlns:cx="http://schemas.microsoft.com/office/drawing/2014/chartex" xmlns:cx1="http://schemas.microsoft.com/office/drawing/2015/9/8/chartex" xmlns:cx2="http://schemas.microsoft.com/office/drawing/2015/10/21/chartex" xmlns:cx3="http://schemas.microsoft.com/office/drawing/2016/5/9/chartex" xmlns:cx4="http://schemas.microsoft.com/office/drawing/2016/5/10/chartex" xmlns:cx5="http://schemas.microsoft.com/office/drawing/2016/5/11/chartex" xmlns:cx6="http://schemas.microsoft.com/office/drawing/2016/5/12/chartex" xmlns:cx7="http://schemas.microsoft.com/office/drawing/2016/5/13/chartex" xmlns:cx8="http://schemas.microsoft.com/office/drawing/2016/5/14/chartex" xmlns:mc="http://schemas.openxmlformats.org/markup-compatibility/2006" xmlns:m="http://schemas.openxmlformats.org/officeDocument/2006/math" xmlns:aink="http://schemas.microsoft.com/office/drawing/2016/ink" xmlns:am3d="http://schemas.microsoft.com/office/drawing/2017/model3d" xmlns:oel="http://schemas.microsoft.com/office/2019/extlst" xmlns:r="http://schemas.openxmlformats.org/officeDocument/2006/relationships" xmlns:wp14="http://schemas.microsoft.com/office/word/2010/wordprocessingDrawing" xmlns:wp="http://schemas.openxmlformats.org/drawingml/2006/wordprocessingDrawing" xmlns:wpg="http://schemas.microsoft.com/office/word/2010/wordprocessingGroup" xmlns:wpi="http://schemas.microsoft.com/office/word/2010/wordprocessingInk" xmlns:wps="http://schemas.microsoft.com/office/word/2010/wordprocessingShape" xmlns:o="urn:schemas-microsoft-com:office:office" xmlns:v="urn:schemas-microsoft-com:vml" xmlns:w10="urn:schemas-microsoft-com:office:word" xmlns:w="http://schemas.openxmlformats.org/wordprocessingml/2006/main" xmlns:w14="http://schemas.microsoft.com/office/word/2010/wordml" xmlns:w15="http://schemas.microsoft.com/office/word/2012/wordml" xmlns:w16cex="http://schemas.microsoft.com/office/word/2018/wordml/cex" xmlns:w16cid="http://schemas.microsoft.com/office/word/2016/wordml/cid" xmlns:w16="http://schemas.microsoft.com/office/word/2018/wordml" xmlns:w16sdtdh="http://schemas.microsoft.com/office/word/2020/wordml/sdtdatahash" xmlns:w16sdtfl="http://schemas.microsoft.com/office/word/2024/wordml/sdtformatlock" xmlns:w16se="http://schemas.microsoft.com/office/word/2015/wordml/symex" xmlns:w16du="http://schemas.microsoft.com/office/word/2023/wordml/word16du" xmlns:wne="http://schemas.microsoft.com/office/word/2006/wordml" mc:Ignorable="w14 w15 w16se w16cid w16 w16cex w16sdtdh w16sdtfl w16du wp14">
   <w:p>
     <w:pPr>
       <w:pStyle w:val="Footer"/>
@@ -5598,7 +5583,7 @@
 </file>
 
 <file path=word/footnotes.xml><?xml version="1.0" encoding="utf-8"?>
-<w:footnotes xmlns:wpc="http://schemas.microsoft.com/office/word/2010/wordprocessingCanvas" xmlns:cx="http://schemas.microsoft.com/office/drawing/2014/chartex" xmlns:cx1="http://schemas.microsoft.com/office/drawing/2015/9/8/chartex" xmlns:cx2="http://schemas.microsoft.com/office/drawing/2015/10/21/chartex" xmlns:cx3="http://schemas.microsoft.com/office/drawing/2016/5/9/chartex" xmlns:cx4="http://schemas.microsoft.com/office/drawing/2016/5/10/chartex" xmlns:cx5="http://schemas.microsoft.com/office/drawing/2016/5/11/chartex" xmlns:cx6="http://schemas.microsoft.com/office/drawing/2016/5/12/chartex" xmlns:cx7="http://schemas.microsoft.com/office/drawing/2016/5/13/chartex" xmlns:cx8="http://schemas.microsoft.com/office/drawing/2016/5/14/chartex" xmlns:mc="http://schemas.openxmlformats.org/markup-compatibility/2006" xmlns:aink="http://schemas.microsoft.com/office/drawing/2016/ink" xmlns:am3d="http://schemas.microsoft.com/office/drawing/2017/model3d" xmlns:o="urn:schemas-microsoft-com:office:office" xmlns:oel="http://schemas.microsoft.com/office/2019/extlst" xmlns:r="http://schemas.openxmlformats.org/officeDocument/2006/relationships" xmlns:m="http://schemas.openxmlformats.org/officeDocument/2006/math" xmlns:v="urn:schemas-microsoft-com:vml" xmlns:wp14="http://schemas.microsoft.com/office/word/2010/wordprocessingDrawing" xmlns:wp="http://schemas.openxmlformats.org/drawingml/2006/wordprocessingDrawing" xmlns:w10="urn:schemas-microsoft-com:office:word" xmlns:w="http://schemas.openxmlformats.org/wordprocessingml/2006/main" xmlns:w14="http://schemas.microsoft.com/office/word/2010/wordml" xmlns:w15="http://schemas.microsoft.com/office/word/2012/wordml" xmlns:w16cex="http://schemas.microsoft.com/office/word/2018/wordml/cex" xmlns:w16cid="http://schemas.microsoft.com/office/word/2016/wordml/cid" xmlns:w16="http://schemas.microsoft.com/office/word/2018/wordml" xmlns:w16du="http://schemas.microsoft.com/office/word/2023/wordml/word16du" xmlns:w16sdtdh="http://schemas.microsoft.com/office/word/2020/wordml/sdtdatahash" xmlns:w16sdtfl="http://schemas.microsoft.com/office/word/2024/wordml/sdtformatlock" xmlns:w16se="http://schemas.microsoft.com/office/word/2015/wordml/symex" xmlns:wpg="http://schemas.microsoft.com/office/word/2010/wordprocessingGroup" xmlns:wpi="http://schemas.microsoft.com/office/word/2010/wordprocessingInk" xmlns:wne="http://schemas.microsoft.com/office/word/2006/wordml" xmlns:wps="http://schemas.microsoft.com/office/word/2010/wordprocessingShape" mc:Ignorable="w14 w15 w16se w16cid w16 w16cex w16sdtdh w16sdtfl w16du wp14">
+<w:footnotes xmlns:wpc="http://schemas.microsoft.com/office/word/2010/wordprocessingCanvas" xmlns:cx="http://schemas.microsoft.com/office/drawing/2014/chartex" xmlns:cx1="http://schemas.microsoft.com/office/drawing/2015/9/8/chartex" xmlns:cx2="http://schemas.microsoft.com/office/drawing/2015/10/21/chartex" xmlns:cx3="http://schemas.microsoft.com/office/drawing/2016/5/9/chartex" xmlns:cx4="http://schemas.microsoft.com/office/drawing/2016/5/10/chartex" xmlns:cx5="http://schemas.microsoft.com/office/drawing/2016/5/11/chartex" xmlns:cx6="http://schemas.microsoft.com/office/drawing/2016/5/12/chartex" xmlns:cx7="http://schemas.microsoft.com/office/drawing/2016/5/13/chartex" xmlns:cx8="http://schemas.microsoft.com/office/drawing/2016/5/14/chartex" xmlns:mc="http://schemas.openxmlformats.org/markup-compatibility/2006" xmlns:m="http://schemas.openxmlformats.org/officeDocument/2006/math" xmlns:aink="http://schemas.microsoft.com/office/drawing/2016/ink" xmlns:am3d="http://schemas.microsoft.com/office/drawing/2017/model3d" xmlns:oel="http://schemas.microsoft.com/office/2019/extlst" xmlns:r="http://schemas.openxmlformats.org/officeDocument/2006/relationships" xmlns:wp14="http://schemas.microsoft.com/office/word/2010/wordprocessingDrawing" xmlns:wp="http://schemas.openxmlformats.org/drawingml/2006/wordprocessingDrawing" xmlns:wpg="http://schemas.microsoft.com/office/word/2010/wordprocessingGroup" xmlns:wpi="http://schemas.microsoft.com/office/word/2010/wordprocessingInk" xmlns:wps="http://schemas.microsoft.com/office/word/2010/wordprocessingShape" xmlns:o="urn:schemas-microsoft-com:office:office" xmlns:v="urn:schemas-microsoft-com:vml" xmlns:w10="urn:schemas-microsoft-com:office:word" xmlns:w="http://schemas.openxmlformats.org/wordprocessingml/2006/main" xmlns:w14="http://schemas.microsoft.com/office/word/2010/wordml" xmlns:w15="http://schemas.microsoft.com/office/word/2012/wordml" xmlns:w16cex="http://schemas.microsoft.com/office/word/2018/wordml/cex" xmlns:w16cid="http://schemas.microsoft.com/office/word/2016/wordml/cid" xmlns:w16="http://schemas.microsoft.com/office/word/2018/wordml" xmlns:w16sdtdh="http://schemas.microsoft.com/office/word/2020/wordml/sdtdatahash" xmlns:w16sdtfl="http://schemas.microsoft.com/office/word/2024/wordml/sdtformatlock" xmlns:w16se="http://schemas.microsoft.com/office/word/2015/wordml/symex" xmlns:w16du="http://schemas.microsoft.com/office/word/2023/wordml/word16du" xmlns:wne="http://schemas.microsoft.com/office/word/2006/wordml" mc:Ignorable="w14 w15 w16se w16cid w16 w16cex w16sdtdh w16sdtfl w16du wp14">
   <w:footnote w:type="separator" w:id="-1">
     <w:p>
       <w:pPr>
@@ -5623,7 +5608,7 @@
 </file>
 
 <file path=word/header1.xml><?xml version="1.0" encoding="utf-8"?>
-<w:hdr xmlns:wpc="http://schemas.microsoft.com/office/word/2010/wordprocessingCanvas" xmlns:cx="http://schemas.microsoft.com/office/drawing/2014/chartex" xmlns:cx1="http://schemas.microsoft.com/office/drawing/2015/9/8/chartex" xmlns:cx2="http://schemas.microsoft.com/office/drawing/2015/10/21/chartex" xmlns:cx3="http://schemas.microsoft.com/office/drawing/2016/5/9/chartex" xmlns:cx4="http://schemas.microsoft.com/office/drawing/2016/5/10/chartex" xmlns:cx5="http://schemas.microsoft.com/office/drawing/2016/5/11/chartex" xmlns:cx6="http://schemas.microsoft.com/office/drawing/2016/5/12/chartex" xmlns:cx7="http://schemas.microsoft.com/office/drawing/2016/5/13/chartex" xmlns:cx8="http://schemas.microsoft.com/office/drawing/2016/5/14/chartex" xmlns:mc="http://schemas.openxmlformats.org/markup-compatibility/2006" xmlns:aink="http://schemas.microsoft.com/office/drawing/2016/ink" xmlns:am3d="http://schemas.microsoft.com/office/drawing/2017/model3d" xmlns:o="urn:schemas-microsoft-com:office:office" xmlns:oel="http://schemas.microsoft.com/office/2019/extlst" xmlns:r="http://schemas.openxmlformats.org/officeDocument/2006/relationships" xmlns:m="http://schemas.openxmlformats.org/officeDocument/2006/math" xmlns:v="urn:schemas-microsoft-com:vml" xmlns:wp14="http://schemas.microsoft.com/office/word/2010/wordprocessingDrawing" xmlns:wp="http://schemas.openxmlformats.org/drawingml/2006/wordprocessingDrawing" xmlns:w10="urn:schemas-microsoft-com:office:word" xmlns:w="http://schemas.openxmlformats.org/wordprocessingml/2006/main" xmlns:w14="http://schemas.microsoft.com/office/word/2010/wordml" xmlns:w15="http://schemas.microsoft.com/office/word/2012/wordml" xmlns:w16cex="http://schemas.microsoft.com/office/word/2018/wordml/cex" xmlns:w16cid="http://schemas.microsoft.com/office/word/2016/wordml/cid" xmlns:w16="http://schemas.microsoft.com/office/word/2018/wordml" xmlns:w16du="http://schemas.microsoft.com/office/word/2023/wordml/word16du" xmlns:w16sdtdh="http://schemas.microsoft.com/office/word/2020/wordml/sdtdatahash" xmlns:w16sdtfl="http://schemas.microsoft.com/office/word/2024/wordml/sdtformatlock" xmlns:w16se="http://schemas.microsoft.com/office/word/2015/wordml/symex" xmlns:wpg="http://schemas.microsoft.com/office/word/2010/wordprocessingGroup" xmlns:wpi="http://schemas.microsoft.com/office/word/2010/wordprocessingInk" xmlns:wne="http://schemas.microsoft.com/office/word/2006/wordml" xmlns:wps="http://schemas.microsoft.com/office/word/2010/wordprocessingShape" mc:Ignorable="w14 w15 w16se w16cid w16 w16cex w16sdtdh w16sdtfl w16du wp14">
+<w:hdr xmlns:wpc="http://schemas.microsoft.com/office/word/2010/wordprocessingCanvas" xmlns:cx="http://schemas.microsoft.com/office/drawing/2014/chartex" xmlns:cx1="http://schemas.microsoft.com/office/drawing/2015/9/8/chartex" xmlns:cx2="http://schemas.microsoft.com/office/drawing/2015/10/21/chartex" xmlns:cx3="http://schemas.microsoft.com/office/drawing/2016/5/9/chartex" xmlns:cx4="http://schemas.microsoft.com/office/drawing/2016/5/10/chartex" xmlns:cx5="http://schemas.microsoft.com/office/drawing/2016/5/11/chartex" xmlns:cx6="http://schemas.microsoft.com/office/drawing/2016/5/12/chartex" xmlns:cx7="http://schemas.microsoft.com/office/drawing/2016/5/13/chartex" xmlns:cx8="http://schemas.microsoft.com/office/drawing/2016/5/14/chartex" xmlns:mc="http://schemas.openxmlformats.org/markup-compatibility/2006" xmlns:m="http://schemas.openxmlformats.org/officeDocument/2006/math" xmlns:aink="http://schemas.microsoft.com/office/drawing/2016/ink" xmlns:am3d="http://schemas.microsoft.com/office/drawing/2017/model3d" xmlns:oel="http://schemas.microsoft.com/office/2019/extlst" xmlns:r="http://schemas.openxmlformats.org/officeDocument/2006/relationships" xmlns:wp14="http://schemas.microsoft.com/office/word/2010/wordprocessingDrawing" xmlns:wp="http://schemas.openxmlformats.org/drawingml/2006/wordprocessingDrawing" xmlns:wpg="http://schemas.microsoft.com/office/word/2010/wordprocessingGroup" xmlns:wpi="http://schemas.microsoft.com/office/word/2010/wordprocessingInk" xmlns:wps="http://schemas.microsoft.com/office/word/2010/wordprocessingShape" xmlns:o="urn:schemas-microsoft-com:office:office" xmlns:v="urn:schemas-microsoft-com:vml" xmlns:w10="urn:schemas-microsoft-com:office:word" xmlns:w="http://schemas.openxmlformats.org/wordprocessingml/2006/main" xmlns:w14="http://schemas.microsoft.com/office/word/2010/wordml" xmlns:w15="http://schemas.microsoft.com/office/word/2012/wordml" xmlns:w16cex="http://schemas.microsoft.com/office/word/2018/wordml/cex" xmlns:w16cid="http://schemas.microsoft.com/office/word/2016/wordml/cid" xmlns:w16="http://schemas.microsoft.com/office/word/2018/wordml" xmlns:w16sdtdh="http://schemas.microsoft.com/office/word/2020/wordml/sdtdatahash" xmlns:w16sdtfl="http://schemas.microsoft.com/office/word/2024/wordml/sdtformatlock" xmlns:w16se="http://schemas.microsoft.com/office/word/2015/wordml/symex" xmlns:w16du="http://schemas.microsoft.com/office/word/2023/wordml/word16du" xmlns:wne="http://schemas.microsoft.com/office/word/2006/wordml" mc:Ignorable="w14 w15 w16se w16cid w16 w16cex w16sdtdh w16sdtfl w16du wp14">
   <w:p>
     <w:pPr>
       <w:pStyle w:val="Header"/>
@@ -5633,7 +5618,7 @@
 </file>
 
 <file path=word/header2.xml><?xml version="1.0" encoding="utf-8"?>
-<w:hdr xmlns:wpc="http://schemas.microsoft.com/office/word/2010/wordprocessingCanvas" xmlns:cx="http://schemas.microsoft.com/office/drawing/2014/chartex" xmlns:cx1="http://schemas.microsoft.com/office/drawing/2015/9/8/chartex" xmlns:cx2="http://schemas.microsoft.com/office/drawing/2015/10/21/chartex" xmlns:cx3="http://schemas.microsoft.com/office/drawing/2016/5/9/chartex" xmlns:cx4="http://schemas.microsoft.com/office/drawing/2016/5/10/chartex" xmlns:cx5="http://schemas.microsoft.com/office/drawing/2016/5/11/chartex" xmlns:cx6="http://schemas.microsoft.com/office/drawing/2016/5/12/chartex" xmlns:cx7="http://schemas.microsoft.com/office/drawing/2016/5/13/chartex" xmlns:cx8="http://schemas.microsoft.com/office/drawing/2016/5/14/chartex" xmlns:mc="http://schemas.openxmlformats.org/markup-compatibility/2006" xmlns:aink="http://schemas.microsoft.com/office/drawing/2016/ink" xmlns:am3d="http://schemas.microsoft.com/office/drawing/2017/model3d" xmlns:o="urn:schemas-microsoft-com:office:office" xmlns:oel="http://schemas.microsoft.com/office/2019/extlst" xmlns:r="http://schemas.openxmlformats.org/officeDocument/2006/relationships" xmlns:m="http://schemas.openxmlformats.org/officeDocument/2006/math" xmlns:v="urn:schemas-microsoft-com:vml" xmlns:wp14="http://schemas.microsoft.com/office/word/2010/wordprocessingDrawing" xmlns:wp="http://schemas.openxmlformats.org/drawingml/2006/wordprocessingDrawing" xmlns:w10="urn:schemas-microsoft-com:office:word" xmlns:w="http://schemas.openxmlformats.org/wordprocessingml/2006/main" xmlns:w14="http://schemas.microsoft.com/office/word/2010/wordml" xmlns:w15="http://schemas.microsoft.com/office/word/2012/wordml" xmlns:w16cex="http://schemas.microsoft.com/office/word/2018/wordml/cex" xmlns:w16cid="http://schemas.microsoft.com/office/word/2016/wordml/cid" xmlns:w16="http://schemas.microsoft.com/office/word/2018/wordml" xmlns:w16du="http://schemas.microsoft.com/office/word/2023/wordml/word16du" xmlns:w16sdtdh="http://schemas.microsoft.com/office/word/2020/wordml/sdtdatahash" xmlns:w16sdtfl="http://schemas.microsoft.com/office/word/2024/wordml/sdtformatlock" xmlns:w16se="http://schemas.microsoft.com/office/word/2015/wordml/symex" xmlns:wpg="http://schemas.microsoft.com/office/word/2010/wordprocessingGroup" xmlns:wpi="http://schemas.microsoft.com/office/word/2010/wordprocessingInk" xmlns:wne="http://schemas.microsoft.com/office/word/2006/wordml" xmlns:wps="http://schemas.microsoft.com/office/word/2010/wordprocessingShape" mc:Ignorable="w14 w15 w16se w16cid w16 w16cex w16sdtdh w16sdtfl w16du wp14">
+<w:hdr xmlns:wpc="http://schemas.microsoft.com/office/word/2010/wordprocessingCanvas" xmlns:cx="http://schemas.microsoft.com/office/drawing/2014/chartex" xmlns:cx1="http://schemas.microsoft.com/office/drawing/2015/9/8/chartex" xmlns:cx2="http://schemas.microsoft.com/office/drawing/2015/10/21/chartex" xmlns:cx3="http://schemas.microsoft.com/office/drawing/2016/5/9/chartex" xmlns:cx4="http://schemas.microsoft.com/office/drawing/2016/5/10/chartex" xmlns:cx5="http://schemas.microsoft.com/office/drawing/2016/5/11/chartex" xmlns:cx6="http://schemas.microsoft.com/office/drawing/2016/5/12/chartex" xmlns:cx7="http://schemas.microsoft.com/office/drawing/2016/5/13/chartex" xmlns:cx8="http://schemas.microsoft.com/office/drawing/2016/5/14/chartex" xmlns:mc="http://schemas.openxmlformats.org/markup-compatibility/2006" xmlns:m="http://schemas.openxmlformats.org/officeDocument/2006/math" xmlns:aink="http://schemas.microsoft.com/office/drawing/2016/ink" xmlns:am3d="http://schemas.microsoft.com/office/drawing/2017/model3d" xmlns:oel="http://schemas.microsoft.com/office/2019/extlst" xmlns:r="http://schemas.openxmlformats.org/officeDocument/2006/relationships" xmlns:wp14="http://schemas.microsoft.com/office/word/2010/wordprocessingDrawing" xmlns:wp="http://schemas.openxmlformats.org/drawingml/2006/wordprocessingDrawing" xmlns:wpg="http://schemas.microsoft.com/office/word/2010/wordprocessingGroup" xmlns:wpi="http://schemas.microsoft.com/office/word/2010/wordprocessingInk" xmlns:wps="http://schemas.microsoft.com/office/word/2010/wordprocessingShape" xmlns:o="urn:schemas-microsoft-com:office:office" xmlns:v="urn:schemas-microsoft-com:vml" xmlns:w10="urn:schemas-microsoft-com:office:word" xmlns:w="http://schemas.openxmlformats.org/wordprocessingml/2006/main" xmlns:w14="http://schemas.microsoft.com/office/word/2010/wordml" xmlns:w15="http://schemas.microsoft.com/office/word/2012/wordml" xmlns:w16cex="http://schemas.microsoft.com/office/word/2018/wordml/cex" xmlns:w16cid="http://schemas.microsoft.com/office/word/2016/wordml/cid" xmlns:w16="http://schemas.microsoft.com/office/word/2018/wordml" xmlns:w16sdtdh="http://schemas.microsoft.com/office/word/2020/wordml/sdtdatahash" xmlns:w16sdtfl="http://schemas.microsoft.com/office/word/2024/wordml/sdtformatlock" xmlns:w16se="http://schemas.microsoft.com/office/word/2015/wordml/symex" xmlns:w16du="http://schemas.microsoft.com/office/word/2023/wordml/word16du" xmlns:wne="http://schemas.microsoft.com/office/word/2006/wordml" mc:Ignorable="w14 w15 w16se w16cid w16 w16cex w16sdtdh w16sdtfl w16du wp14">
   <w:tbl>
     <w:tblPr>
       <w:tblW w:w="0" w:type="auto"/>
@@ -5690,7 +5675,7 @@
 </file>
 
 <file path=word/header3.xml><?xml version="1.0" encoding="utf-8"?>
-<w:hdr xmlns:wpc="http://schemas.microsoft.com/office/word/2010/wordprocessingCanvas" xmlns:cx="http://schemas.microsoft.com/office/drawing/2014/chartex" xmlns:cx1="http://schemas.microsoft.com/office/drawing/2015/9/8/chartex" xmlns:cx2="http://schemas.microsoft.com/office/drawing/2015/10/21/chartex" xmlns:cx3="http://schemas.microsoft.com/office/drawing/2016/5/9/chartex" xmlns:cx4="http://schemas.microsoft.com/office/drawing/2016/5/10/chartex" xmlns:cx5="http://schemas.microsoft.com/office/drawing/2016/5/11/chartex" xmlns:cx6="http://schemas.microsoft.com/office/drawing/2016/5/12/chartex" xmlns:cx7="http://schemas.microsoft.com/office/drawing/2016/5/13/chartex" xmlns:cx8="http://schemas.microsoft.com/office/drawing/2016/5/14/chartex" xmlns:mc="http://schemas.openxmlformats.org/markup-compatibility/2006" xmlns:aink="http://schemas.microsoft.com/office/drawing/2016/ink" xmlns:am3d="http://schemas.microsoft.com/office/drawing/2017/model3d" xmlns:o="urn:schemas-microsoft-com:office:office" xmlns:oel="http://schemas.microsoft.com/office/2019/extlst" xmlns:r="http://schemas.openxmlformats.org/officeDocument/2006/relationships" xmlns:m="http://schemas.openxmlformats.org/officeDocument/2006/math" xmlns:v="urn:schemas-microsoft-com:vml" xmlns:wp14="http://schemas.microsoft.com/office/word/2010/wordprocessingDrawing" xmlns:wp="http://schemas.openxmlformats.org/drawingml/2006/wordprocessingDrawing" xmlns:w10="urn:schemas-microsoft-com:office:word" xmlns:w="http://schemas.openxmlformats.org/wordprocessingml/2006/main" xmlns:w14="http://schemas.microsoft.com/office/word/2010/wordml" xmlns:w15="http://schemas.microsoft.com/office/word/2012/wordml" xmlns:w16cex="http://schemas.microsoft.com/office/word/2018/wordml/cex" xmlns:w16cid="http://schemas.microsoft.com/office/word/2016/wordml/cid" xmlns:w16="http://schemas.microsoft.com/office/word/2018/wordml" xmlns:w16du="http://schemas.microsoft.com/office/word/2023/wordml/word16du" xmlns:w16sdtdh="http://schemas.microsoft.com/office/word/2020/wordml/sdtdatahash" xmlns:w16sdtfl="http://schemas.microsoft.com/office/word/2024/wordml/sdtformatlock" xmlns:w16se="http://schemas.microsoft.com/office/word/2015/wordml/symex" xmlns:wpg="http://schemas.microsoft.com/office/word/2010/wordprocessingGroup" xmlns:wpi="http://schemas.microsoft.com/office/word/2010/wordprocessingInk" xmlns:wne="http://schemas.microsoft.com/office/word/2006/wordml" xmlns:wps="http://schemas.microsoft.com/office/word/2010/wordprocessingShape" mc:Ignorable="w14 w15 w16se w16cid w16 w16cex w16sdtdh w16sdtfl w16du wp14">
+<w:hdr xmlns:wpc="http://schemas.microsoft.com/office/word/2010/wordprocessingCanvas" xmlns:cx="http://schemas.microsoft.com/office/drawing/2014/chartex" xmlns:cx1="http://schemas.microsoft.com/office/drawing/2015/9/8/chartex" xmlns:cx2="http://schemas.microsoft.com/office/drawing/2015/10/21/chartex" xmlns:cx3="http://schemas.microsoft.com/office/drawing/2016/5/9/chartex" xmlns:cx4="http://schemas.microsoft.com/office/drawing/2016/5/10/chartex" xmlns:cx5="http://schemas.microsoft.com/office/drawing/2016/5/11/chartex" xmlns:cx6="http://schemas.microsoft.com/office/drawing/2016/5/12/chartex" xmlns:cx7="http://schemas.microsoft.com/office/drawing/2016/5/13/chartex" xmlns:cx8="http://schemas.microsoft.com/office/drawing/2016/5/14/chartex" xmlns:mc="http://schemas.openxmlformats.org/markup-compatibility/2006" xmlns:m="http://schemas.openxmlformats.org/officeDocument/2006/math" xmlns:aink="http://schemas.microsoft.com/office/drawing/2016/ink" xmlns:am3d="http://schemas.microsoft.com/office/drawing/2017/model3d" xmlns:oel="http://schemas.microsoft.com/office/2019/extlst" xmlns:r="http://schemas.openxmlformats.org/officeDocument/2006/relationships" xmlns:wp14="http://schemas.microsoft.com/office/word/2010/wordprocessingDrawing" xmlns:wp="http://schemas.openxmlformats.org/drawingml/2006/wordprocessingDrawing" xmlns:wpg="http://schemas.microsoft.com/office/word/2010/wordprocessingGroup" xmlns:wpi="http://schemas.microsoft.com/office/word/2010/wordprocessingInk" xmlns:wps="http://schemas.microsoft.com/office/word/2010/wordprocessingShape" xmlns:o="urn:schemas-microsoft-com:office:office" xmlns:v="urn:schemas-microsoft-com:vml" xmlns:w10="urn:schemas-microsoft-com:office:word" xmlns:w="http://schemas.openxmlformats.org/wordprocessingml/2006/main" xmlns:w14="http://schemas.microsoft.com/office/word/2010/wordml" xmlns:w15="http://schemas.microsoft.com/office/word/2012/wordml" xmlns:w16cex="http://schemas.microsoft.com/office/word/2018/wordml/cex" xmlns:w16cid="http://schemas.microsoft.com/office/word/2016/wordml/cid" xmlns:w16="http://schemas.microsoft.com/office/word/2018/wordml" xmlns:w16sdtdh="http://schemas.microsoft.com/office/word/2020/wordml/sdtdatahash" xmlns:w16sdtfl="http://schemas.microsoft.com/office/word/2024/wordml/sdtformatlock" xmlns:w16se="http://schemas.microsoft.com/office/word/2015/wordml/symex" xmlns:w16du="http://schemas.microsoft.com/office/word/2023/wordml/word16du" xmlns:wne="http://schemas.microsoft.com/office/word/2006/wordml" mc:Ignorable="w14 w15 w16se w16cid w16 w16cex w16sdtdh w16sdtfl w16du wp14">
   <w:p>
     <w:pPr>
       <w:pStyle w:val="Header"/>
@@ -5700,7 +5685,7 @@
 </file>
 
 <file path=word/numbering.xml><?xml version="1.0" encoding="utf-8"?>
-<w:numbering xmlns:wpc="http://schemas.microsoft.com/office/word/2010/wordprocessingCanvas" xmlns:cx="http://schemas.microsoft.com/office/drawing/2014/chartex" xmlns:cx1="http://schemas.microsoft.com/office/drawing/2015/9/8/chartex" xmlns:cx2="http://schemas.microsoft.com/office/drawing/2015/10/21/chartex" xmlns:cx3="http://schemas.microsoft.com/office/drawing/2016/5/9/chartex" xmlns:cx4="http://schemas.microsoft.com/office/drawing/2016/5/10/chartex" xmlns:cx5="http://schemas.microsoft.com/office/drawing/2016/5/11/chartex" xmlns:cx6="http://schemas.microsoft.com/office/drawing/2016/5/12/chartex" xmlns:cx7="http://schemas.microsoft.com/office/drawing/2016/5/13/chartex" xmlns:cx8="http://schemas.microsoft.com/office/drawing/2016/5/14/chartex" xmlns:mc="http://schemas.openxmlformats.org/markup-compatibility/2006" xmlns:aink="http://schemas.microsoft.com/office/drawing/2016/ink" xmlns:am3d="http://schemas.microsoft.com/office/drawing/2017/model3d" xmlns:o="urn:schemas-microsoft-com:office:office" xmlns:oel="http://schemas.microsoft.com/office/2019/extlst" xmlns:r="http://schemas.openxmlformats.org/officeDocument/2006/relationships" xmlns:m="http://schemas.openxmlformats.org/officeDocument/2006/math" xmlns:v="urn:schemas-microsoft-com:vml" xmlns:wp14="http://schemas.microsoft.com/office/word/2010/wordprocessingDrawing" xmlns:wp="http://schemas.openxmlformats.org/drawingml/2006/wordprocessingDrawing" xmlns:w10="urn:schemas-microsoft-com:office:word" xmlns:w="http://schemas.openxmlformats.org/wordprocessingml/2006/main" xmlns:w14="http://schemas.microsoft.com/office/word/2010/wordml" xmlns:w15="http://schemas.microsoft.com/office/word/2012/wordml" xmlns:w16cex="http://schemas.microsoft.com/office/word/2018/wordml/cex" xmlns:w16cid="http://schemas.microsoft.com/office/word/2016/wordml/cid" xmlns:w16="http://schemas.microsoft.com/office/word/2018/wordml" xmlns:w16du="http://schemas.microsoft.com/office/word/2023/wordml/word16du" xmlns:w16sdtdh="http://schemas.microsoft.com/office/word/2020/wordml/sdtdatahash" xmlns:w16sdtfl="http://schemas.microsoft.com/office/word/2024/wordml/sdtformatlock" xmlns:w16se="http://schemas.microsoft.com/office/word/2015/wordml/symex" xmlns:wpg="http://schemas.microsoft.com/office/word/2010/wordprocessingGroup" xmlns:wpi="http://schemas.microsoft.com/office/word/2010/wordprocessingInk" xmlns:wne="http://schemas.microsoft.com/office/word/2006/wordml" xmlns:wps="http://schemas.microsoft.com/office/word/2010/wordprocessingShape" mc:Ignorable="w14 w15 w16se w16cid w16 w16cex w16sdtdh w16sdtfl w16du wp14">
+<w:numbering xmlns:wpc="http://schemas.microsoft.com/office/word/2010/wordprocessingCanvas" xmlns:cx="http://schemas.microsoft.com/office/drawing/2014/chartex" xmlns:cx1="http://schemas.microsoft.com/office/drawing/2015/9/8/chartex" xmlns:cx2="http://schemas.microsoft.com/office/drawing/2015/10/21/chartex" xmlns:cx3="http://schemas.microsoft.com/office/drawing/2016/5/9/chartex" xmlns:cx4="http://schemas.microsoft.com/office/drawing/2016/5/10/chartex" xmlns:cx5="http://schemas.microsoft.com/office/drawing/2016/5/11/chartex" xmlns:cx6="http://schemas.microsoft.com/office/drawing/2016/5/12/chartex" xmlns:cx7="http://schemas.microsoft.com/office/drawing/2016/5/13/chartex" xmlns:cx8="http://schemas.microsoft.com/office/drawing/2016/5/14/chartex" xmlns:mc="http://schemas.openxmlformats.org/markup-compatibility/2006" xmlns:m="http://schemas.openxmlformats.org/officeDocument/2006/math" xmlns:aink="http://schemas.microsoft.com/office/drawing/2016/ink" xmlns:am3d="http://schemas.microsoft.com/office/drawing/2017/model3d" xmlns:oel="http://schemas.microsoft.com/office/2019/extlst" xmlns:r="http://schemas.openxmlformats.org/officeDocument/2006/relationships" xmlns:wp14="http://schemas.microsoft.com/office/word/2010/wordprocessingDrawing" xmlns:wp="http://schemas.openxmlformats.org/drawingml/2006/wordprocessingDrawing" xmlns:wpg="http://schemas.microsoft.com/office/word/2010/wordprocessingGroup" xmlns:wpi="http://schemas.microsoft.com/office/word/2010/wordprocessingInk" xmlns:wps="http://schemas.microsoft.com/office/word/2010/wordprocessingShape" xmlns:o="urn:schemas-microsoft-com:office:office" xmlns:v="urn:schemas-microsoft-com:vml" xmlns:w10="urn:schemas-microsoft-com:office:word" xmlns:w="http://schemas.openxmlformats.org/wordprocessingml/2006/main" xmlns:w14="http://schemas.microsoft.com/office/word/2010/wordml" xmlns:w15="http://schemas.microsoft.com/office/word/2012/wordml" xmlns:w16cex="http://schemas.microsoft.com/office/word/2018/wordml/cex" xmlns:w16cid="http://schemas.microsoft.com/office/word/2016/wordml/cid" xmlns:w16="http://schemas.microsoft.com/office/word/2018/wordml" xmlns:w16sdtdh="http://schemas.microsoft.com/office/word/2020/wordml/sdtdatahash" xmlns:w16sdtfl="http://schemas.microsoft.com/office/word/2024/wordml/sdtformatlock" xmlns:w16se="http://schemas.microsoft.com/office/word/2015/wordml/symex" xmlns:w16du="http://schemas.microsoft.com/office/word/2023/wordml/word16du" xmlns:wne="http://schemas.microsoft.com/office/word/2006/wordml" mc:Ignorable="w14 w15 w16se w16cid w16 w16cex w16sdtdh w16sdtfl w16du wp14">
   <w:abstractNum w:abstractNumId="0" w15:restartNumberingAfterBreak="0">
     <w:nsid w:val="0CABC249"/>
     <w:multiLevelType w:val="hybridMultilevel"/>
@@ -6889,7 +6874,7 @@
     <w:lvl w:ilvl="1">
       <w:start w:val="1"/>
       <w:numFmt w:val="decimalZero"/>
-      <w:pStyle w:val="heading2"/>
+      <w:pStyle w:val="Heading21"/>
       <w:lvlText w:val="%1.%2."/>
       <w:lvlJc w:val="left"/>
       <w:pPr>
@@ -7113,7 +7098,7 @@
     <w:lvl w:ilvl="0">
       <w:start w:val="1"/>
       <w:numFmt w:val="decimal"/>
-      <w:pStyle w:val="heading10"/>
+      <w:pStyle w:val="Heading11"/>
       <w:lvlText w:val="%1"/>
       <w:lvlJc w:val="left"/>
       <w:pPr>
@@ -7126,7 +7111,7 @@
     <w:lvl w:ilvl="1">
       <w:start w:val="1"/>
       <w:numFmt w:val="decimalZero"/>
-      <w:pStyle w:val="heading20"/>
+      <w:pStyle w:val="heading2"/>
       <w:lvlText w:val="%1.%2."/>
       <w:lvlJc w:val="left"/>
       <w:pPr>
@@ -7802,7 +7787,7 @@
 </file>
 
 <file path=word/styles.xml><?xml version="1.0" encoding="utf-8"?>
-<w:styles xmlns:mc="http://schemas.openxmlformats.org/markup-compatibility/2006" xmlns:r="http://schemas.openxmlformats.org/officeDocument/2006/relationships" xmlns:w="http://schemas.openxmlformats.org/wordprocessingml/2006/main" xmlns:w14="http://schemas.microsoft.com/office/word/2010/wordml" xmlns:w15="http://schemas.microsoft.com/office/word/2012/wordml" xmlns:w16cex="http://schemas.microsoft.com/office/word/2018/wordml/cex" xmlns:w16cid="http://schemas.microsoft.com/office/word/2016/wordml/cid" xmlns:w16="http://schemas.microsoft.com/office/word/2018/wordml" xmlns:w16du="http://schemas.microsoft.com/office/word/2023/wordml/word16du" xmlns:w16sdtdh="http://schemas.microsoft.com/office/word/2020/wordml/sdtdatahash" xmlns:w16sdtfl="http://schemas.microsoft.com/office/word/2024/wordml/sdtformatlock" xmlns:w16se="http://schemas.microsoft.com/office/word/2015/wordml/symex" mc:Ignorable="w14 w15 w16se w16cid w16 w16cex w16sdtdh w16sdtfl w16du">
+<w:styles xmlns:mc="http://schemas.openxmlformats.org/markup-compatibility/2006" xmlns:r="http://schemas.openxmlformats.org/officeDocument/2006/relationships" xmlns:w="http://schemas.openxmlformats.org/wordprocessingml/2006/main" xmlns:w14="http://schemas.microsoft.com/office/word/2010/wordml" xmlns:w15="http://schemas.microsoft.com/office/word/2012/wordml" xmlns:w16cex="http://schemas.microsoft.com/office/word/2018/wordml/cex" xmlns:w16cid="http://schemas.microsoft.com/office/word/2016/wordml/cid" xmlns:w16="http://schemas.microsoft.com/office/word/2018/wordml" xmlns:w16sdtdh="http://schemas.microsoft.com/office/word/2020/wordml/sdtdatahash" xmlns:w16sdtfl="http://schemas.microsoft.com/office/word/2024/wordml/sdtformatlock" xmlns:w16se="http://schemas.microsoft.com/office/word/2015/wordml/symex" xmlns:w16du="http://schemas.microsoft.com/office/word/2023/wordml/word16du" mc:Ignorable="w14 w15 w16se w16cid w16 w16cex w16sdtdh w16sdtfl w16du">
   <w:docDefaults>
     <w:rPrDefault>
       <w:rPr>
@@ -8223,7 +8208,7 @@
       <w:szCs w:val="40"/>
     </w:rPr>
   </w:style>
-  <w:style w:type="paragraph" w:styleId="Heading21">
+  <w:style w:type="paragraph" w:styleId="Heading20">
     <w:name w:val="heading 2"/>
     <w:basedOn w:val="Normal"/>
     <w:next w:val="Normal"/>
@@ -8575,8 +8560,8 @@
       <w:lang w:val="en-US"/>
     </w:rPr>
   </w:style>
-  <w:style w:type="paragraph" w:customStyle="1" w:styleId="heading10">
-    <w:name w:val="heading 1"/>
+  <w:style w:type="paragraph" w:customStyle="1" w:styleId="Heading11">
+    <w:name w:val="Heading 11"/>
     <w:next w:val="Heading1"/>
     <w:link w:val="heading1Char"/>
     <w:rsid w:val="00167B24"/>
@@ -8594,7 +8579,7 @@
   <w:style w:type="character" w:customStyle="1" w:styleId="heading1Char">
     <w:name w:val="heading 1 Char"/>
     <w:basedOn w:val="DefaultParagraphFont"/>
-    <w:link w:val="heading10"/>
+    <w:link w:val="Heading11"/>
     <w:rsid w:val="00167B24"/>
     <w:rPr>
       <w:rFonts w:ascii="Times New Roman" w:eastAsiaTheme="majorEastAsia" w:hAnsi="Times New Roman" w:cs="Times New Roman"/>
@@ -8602,10 +8587,10 @@
       <w:color w:val="000000" w:themeColor="text1"/>
     </w:rPr>
   </w:style>
-  <w:style w:type="paragraph" w:customStyle="1" w:styleId="heading2">
-    <w:name w:val="heading 2"/>
+  <w:style w:type="paragraph" w:customStyle="1" w:styleId="Heading21">
+    <w:name w:val="Heading 21"/>
     <w:basedOn w:val="Normal"/>
-    <w:next w:val="Heading21"/>
+    <w:next w:val="Heading20"/>
     <w:link w:val="heading2Char0"/>
     <w:rsid w:val="00167B24"/>
     <w:pPr>
@@ -8622,7 +8607,7 @@
   <w:style w:type="character" w:customStyle="1" w:styleId="Heading2Char">
     <w:name w:val="Heading 2 Char"/>
     <w:basedOn w:val="DefaultParagraphFont"/>
-    <w:link w:val="Heading21"/>
+    <w:link w:val="Heading20"/>
     <w:uiPriority w:val="9"/>
     <w:rsid w:val="009E69A3"/>
     <w:rPr>
@@ -8635,17 +8620,17 @@
   <w:style w:type="character" w:customStyle="1" w:styleId="heading2Char0">
     <w:name w:val="heading 2 Char"/>
     <w:basedOn w:val="DefaultParagraphFont"/>
-    <w:link w:val="heading2"/>
+    <w:link w:val="Heading21"/>
     <w:rsid w:val="00167B24"/>
     <w:rPr>
       <w:rFonts w:ascii="Times New Roman" w:hAnsi="Times New Roman" w:cs="Times New Roman"/>
       <w:color w:val="000000" w:themeColor="text1"/>
     </w:rPr>
   </w:style>
-  <w:style w:type="paragraph" w:customStyle="1" w:styleId="heading20">
+  <w:style w:type="paragraph" w:customStyle="1" w:styleId="heading2">
     <w:name w:val="heading  2"/>
-    <w:basedOn w:val="heading2"/>
-    <w:next w:val="heading2"/>
+    <w:basedOn w:val="Heading21"/>
+    <w:next w:val="Heading21"/>
     <w:link w:val="heading2Char1"/>
     <w:rsid w:val="00167B24"/>
     <w:pPr>
@@ -8660,7 +8645,7 @@
   <w:style w:type="character" w:customStyle="1" w:styleId="heading2Char1">
     <w:name w:val="heading  2 Char"/>
     <w:basedOn w:val="heading2Char0"/>
-    <w:link w:val="heading20"/>
+    <w:link w:val="heading2"/>
     <w:rsid w:val="00167B24"/>
     <w:rPr>
       <w:rFonts w:ascii="Times New Roman" w:hAnsi="Times New Roman" w:cs="Times New Roman"/>

--- a/Vizsgaremek_2027.docx
+++ b/Vizsgaremek_2027.docx
@@ -1172,7 +1172,27 @@
                 <w:bCs/>
                 <w:noProof/>
               </w:rPr>
-              <w:t>Regisztráció és felhasználói fiókok</w:t>
+              <w:t>Regis</w:t>
+            </w:r>
+            <w:r>
+              <w:rPr>
+                <w:rStyle w:val="Hyperlink"/>
+                <w:rFonts w:ascii="Times New Roman" w:hAnsi="Times New Roman" w:cs="Times New Roman"/>
+                <w:b/>
+                <w:bCs/>
+                <w:noProof/>
+              </w:rPr>
+              <w:t>z</w:t>
+            </w:r>
+            <w:r>
+              <w:rPr>
+                <w:rStyle w:val="Hyperlink"/>
+                <w:rFonts w:ascii="Times New Roman" w:hAnsi="Times New Roman" w:cs="Times New Roman"/>
+                <w:b/>
+                <w:bCs/>
+                <w:noProof/>
+              </w:rPr>
+              <w:t>tráció és felhasználói fiókok</w:t>
             </w:r>
             <w:r>
               <w:rPr>
@@ -3523,6 +3543,25 @@
         <w:rPr>
           <w:rFonts w:ascii="Times New Roman" w:hAnsi="Times New Roman" w:cs="Times New Roman"/>
         </w:rPr>
+        <w:t>Telefonszám</w:t>
+      </w:r>
+    </w:p>
+    <w:p>
+      <w:pPr>
+        <w:pStyle w:val="ListParagraph"/>
+        <w:numPr>
+          <w:ilvl w:val="0"/>
+          <w:numId w:val="7"/>
+        </w:numPr>
+        <w:spacing w:line="278" w:lineRule="auto"/>
+        <w:rPr>
+          <w:rFonts w:ascii="Times New Roman" w:hAnsi="Times New Roman" w:cs="Times New Roman"/>
+        </w:rPr>
+      </w:pPr>
+      <w:r>
+        <w:rPr>
+          <w:rFonts w:ascii="Times New Roman" w:hAnsi="Times New Roman" w:cs="Times New Roman"/>
+        </w:rPr>
         <w:t>Profilkép(opcionális)</w:t>
       </w:r>
     </w:p>
@@ -3617,10 +3656,22 @@
       <w:r>
         <w:rPr>
           <w:rFonts w:cs="Times New Roman"/>
-          <w:b/>
-          <w:bCs/>
-        </w:rPr>
-        <w:t>Saját csapat létrehozása,csatlakozás meglévő csapathoz</w:t>
+        </w:rPr>
+        <w:t xml:space="preserve">Saját csapat </w:t>
+      </w:r>
+      <w:proofErr w:type="gramStart"/>
+      <w:r>
+        <w:rPr>
+          <w:rFonts w:cs="Times New Roman"/>
+        </w:rPr>
+        <w:t>létrehozása,csatlakozás</w:t>
+      </w:r>
+      <w:proofErr w:type="gramEnd"/>
+      <w:r>
+        <w:rPr>
+          <w:rFonts w:cs="Times New Roman"/>
+        </w:rPr>
+        <w:t xml:space="preserve"> meglévő csapathoz</w:t>
       </w:r>
       <w:bookmarkEnd w:id="12"/>
     </w:p>

--- a/Vizsgaremek_2027.docx
+++ b/Vizsgaremek_2027.docx
@@ -4121,6 +4121,44 @@
         <w:rPr>
           <w:rFonts w:ascii="Times New Roman" w:hAnsi="Times New Roman" w:cs="Times New Roman"/>
         </w:rPr>
+        <w:t>Email cím</w:t>
+      </w:r>
+    </w:p>
+    <w:p>
+      <w:pPr>
+        <w:pStyle w:val="ListParagraph"/>
+        <w:numPr>
+          <w:ilvl w:val="0"/>
+          <w:numId w:val="11"/>
+        </w:numPr>
+        <w:spacing w:line="278" w:lineRule="auto"/>
+        <w:rPr>
+          <w:rFonts w:ascii="Times New Roman" w:hAnsi="Times New Roman" w:cs="Times New Roman"/>
+        </w:rPr>
+      </w:pPr>
+      <w:r>
+        <w:rPr>
+          <w:rFonts w:ascii="Times New Roman" w:hAnsi="Times New Roman" w:cs="Times New Roman"/>
+        </w:rPr>
+        <w:t>Telefonszám</w:t>
+      </w:r>
+    </w:p>
+    <w:p>
+      <w:pPr>
+        <w:pStyle w:val="ListParagraph"/>
+        <w:numPr>
+          <w:ilvl w:val="0"/>
+          <w:numId w:val="11"/>
+        </w:numPr>
+        <w:spacing w:line="278" w:lineRule="auto"/>
+        <w:rPr>
+          <w:rFonts w:ascii="Times New Roman" w:hAnsi="Times New Roman" w:cs="Times New Roman"/>
+        </w:rPr>
+      </w:pPr>
+      <w:r>
+        <w:rPr>
+          <w:rFonts w:ascii="Times New Roman" w:hAnsi="Times New Roman" w:cs="Times New Roman"/>
+        </w:rPr>
         <w:t>Mezszám</w:t>
       </w:r>
     </w:p>
@@ -4246,6 +4284,7 @@
         <w:rPr>
           <w:rFonts w:ascii="Times New Roman" w:hAnsi="Times New Roman" w:cs="Times New Roman"/>
         </w:rPr>
+        <w:lastRenderedPageBreak/>
         <w:t>Kezdőként játszott mérkőzések</w:t>
       </w:r>
     </w:p>
@@ -4286,7 +4325,6 @@
         <w:rPr>
           <w:rFonts w:ascii="Times New Roman" w:hAnsi="Times New Roman" w:cs="Times New Roman"/>
         </w:rPr>
-        <w:lastRenderedPageBreak/>
         <w:t>Gólok</w:t>
       </w:r>
     </w:p>
@@ -5312,46 +5350,6 @@
           <w:rFonts w:ascii="Times New Roman" w:hAnsi="Times New Roman" w:cs="Times New Roman"/>
         </w:rPr>
         <w:t>Rövid leírás</w:t>
-      </w:r>
-    </w:p>
-    <w:p>
-      <w:pPr>
-        <w:pStyle w:val="ListParagraph"/>
-        <w:numPr>
-          <w:ilvl w:val="0"/>
-          <w:numId w:val="17"/>
-        </w:numPr>
-        <w:spacing w:line="278" w:lineRule="auto"/>
-        <w:ind w:left="1710"/>
-        <w:rPr>
-          <w:rFonts w:ascii="Times New Roman" w:hAnsi="Times New Roman" w:cs="Times New Roman"/>
-        </w:rPr>
-      </w:pPr>
-      <w:r>
-        <w:rPr>
-          <w:rFonts w:ascii="Times New Roman" w:hAnsi="Times New Roman" w:cs="Times New Roman"/>
-        </w:rPr>
-        <w:t>Célkitűzés</w:t>
-      </w:r>
-    </w:p>
-    <w:p>
-      <w:pPr>
-        <w:pStyle w:val="ListParagraph"/>
-        <w:numPr>
-          <w:ilvl w:val="0"/>
-          <w:numId w:val="17"/>
-        </w:numPr>
-        <w:spacing w:line="278" w:lineRule="auto"/>
-        <w:ind w:left="1710"/>
-        <w:rPr>
-          <w:rFonts w:ascii="Times New Roman" w:hAnsi="Times New Roman" w:cs="Times New Roman"/>
-        </w:rPr>
-      </w:pPr>
-      <w:r>
-        <w:rPr>
-          <w:rFonts w:ascii="Times New Roman" w:hAnsi="Times New Roman" w:cs="Times New Roman"/>
-        </w:rPr>
-        <w:t>Ajánlott időtartam</w:t>
       </w:r>
     </w:p>
     <w:p>
